--- a/FAST_TICKET_CRUD_Modules.docx
+++ b/FAST_TICKET_CRUD_Modules.docx
@@ -93,7 +93,7 @@
           <w:sz w:val="28"/>
           <w:szCs w:val="28"/>
         </w:rPr>
-        <w:t xml:space="preserve">16 กันยายน 2569</w:t>
+        <w:t xml:space="preserve">22 กันยายน 2569</w:t>
       </w:r>
     </w:p>
     <w:p xmlns:w="http://schemas.openxmlformats.org/wordprocessingml/2006/main"/>
@@ -107,7 +107,7 @@
     </w:p>
     <w:p xmlns:w="http://schemas.openxmlformats.org/wordprocessingml/2006/main">
       <w:r>
-        <w:t xml:space="preserve">ระบบ FAST TICKET เป็นระบบแจ้งซ่อมไอทีผ่าน LINE LIFF Application ประกอบด้วย Frontend (HTML/JS) และ Backend (Google Apps Script + Supabase PostgreSQL) โดยมีโมดูล CRUD ทั้งหมด 5 โมดูล รวม 14 Backend Actions</w:t>
+        <w:t xml:space="preserve">ระบบ FAST TICKET เป็นระบบแจ้งซ่อมไอทีผ่าน LINE LIFF Application ประกอบด้วย Frontend (HTML/JS) และ Backend (Google Apps Script + Supabase PostgreSQL) โดยมีโมดูลทั้งหมด 6 โมดูล รวม 18 Backend Actions</w:t>
       </w:r>
     </w:p>
     <w:p xmlns:w="http://schemas.openxmlformats.org/wordprocessingml/2006/main"/>
@@ -194,7 +194,7 @@
                 <w:sz w:val="28"/>
                 <w:szCs w:val="28"/>
               </w:rPr>
-              <w:t xml:space="preserve">5</w:t>
+              <w:t xml:space="preserve">6</w:t>
             </w:r>
           </w:p>
         </w:tc>
@@ -230,7 +230,7 @@
                 <w:sz w:val="28"/>
                 <w:szCs w:val="28"/>
               </w:rPr>
-              <w:t xml:space="preserve">14</w:t>
+              <w:t xml:space="preserve">18</w:t>
             </w:r>
           </w:p>
         </w:tc>
@@ -266,7 +266,7 @@
                 <w:sz w:val="28"/>
                 <w:szCs w:val="28"/>
               </w:rPr>
-              <w:t xml:space="preserve">14</w:t>
+              <w:t xml:space="preserve">17</w:t>
             </w:r>
           </w:p>
         </w:tc>
@@ -302,7 +302,7 @@
                 <w:sz w:val="28"/>
                 <w:szCs w:val="28"/>
               </w:rPr>
-              <w:t xml:space="preserve">1 (Knowledge Base)</w:t>
+              <w:t xml:space="preserve">2 (Knowledge Base, Master Data)</w:t>
             </w:r>
           </w:p>
         </w:tc>
@@ -2629,7 +2629,438 @@
         <w:pStyle w:val="Heading2"/>
       </w:pPr>
       <w:r>
-        <w:t xml:space="preserve">3.5 Module: Admin Views (หน้าจอ Admin Panel)</w:t>
+        <w:t xml:space="preserve">3.5 Module: Master Data (ข้อมูลหลัก)</w:t>
+      </w:r>
+    </w:p>
+    <w:p xmlns:w="http://schemas.openxmlformats.org/wordprocessingml/2006/main">
+      <w:r>
+        <w:t xml:space="preserve">ตาราง: BRANCH (พื้นที่), DEPARTMENT (สาขา), ISSUE_CATEGORY (หมวดหมู่ปัญหา)</w:t>
+      </w:r>
+    </w:p>
+    <w:p xmlns:w="http://schemas.openxmlformats.org/wordprocessingml/2006/main"/>
+    <w:tbl xmlns:w="http://schemas.openxmlformats.org/wordprocessingml/2006/main">
+      <w:tblPr>
+        <w:tblStyle w:val="TableGrid"/>
+        <w:tblW w:w="5000" w:type="pct"/>
+        <w:tblLook w:val="04A0"/>
+      </w:tblPr>
+      <w:tblGrid>
+        <w:gridCol w:w="2500"/>
+        <w:gridCol w:w="1200"/>
+        <w:gridCol w:w="2000"/>
+        <w:gridCol w:w="4000"/>
+      </w:tblGrid>
+      <w:tr>
+        <w:tc>
+          <w:tcPr>
+            <w:shd w:val="clear" w:color="auto" w:fill="1E40AF"/>
+          </w:tcPr>
+          <w:p>
+            <w:pPr>
+              <w:jc w:val="center"/>
+            </w:pPr>
+            <w:r>
+              <w:rPr>
+                <w:b/>
+                <w:bCs/>
+                <w:color w:val="FFFFFF"/>
+                <w:sz w:val="28"/>
+                <w:szCs w:val="28"/>
+              </w:rPr>
+              <w:t>Action</w:t>
+            </w:r>
+          </w:p>
+        </w:tc>
+        <w:tc>
+          <w:tcPr>
+            <w:shd w:val="clear" w:color="auto" w:fill="1E40AF"/>
+          </w:tcPr>
+          <w:p>
+            <w:pPr>
+              <w:jc w:val="center"/>
+            </w:pPr>
+            <w:r>
+              <w:rPr>
+                <w:b/>
+                <w:bCs/>
+                <w:color w:val="FFFFFF"/>
+                <w:sz w:val="28"/>
+                <w:szCs w:val="28"/>
+              </w:rPr>
+              <w:t>CRUD</w:t>
+            </w:r>
+          </w:p>
+        </w:tc>
+        <w:tc>
+          <w:tcPr>
+            <w:shd w:val="clear" w:color="auto" w:fill="1E40AF"/>
+          </w:tcPr>
+          <w:p>
+            <w:pPr>
+              <w:jc w:val="center"/>
+            </w:pPr>
+            <w:r>
+              <w:rPr>
+                <w:b/>
+                <w:bCs/>
+                <w:color w:val="FFFFFF"/>
+                <w:sz w:val="28"/>
+                <w:szCs w:val="28"/>
+              </w:rPr>
+              <w:t>สิทธิ์ (ACL)</w:t>
+            </w:r>
+          </w:p>
+        </w:tc>
+        <w:tc>
+          <w:tcPr>
+            <w:shd w:val="clear" w:color="auto" w:fill="1E40AF"/>
+          </w:tcPr>
+          <w:p>
+            <w:pPr>
+              <w:jc w:val="center"/>
+            </w:pPr>
+            <w:r>
+              <w:rPr>
+                <w:b/>
+                <w:bCs/>
+                <w:color w:val="FFFFFF"/>
+                <w:sz w:val="28"/>
+                <w:szCs w:val="28"/>
+              </w:rPr>
+              <w:t>คำอธิบาย</w:t>
+            </w:r>
+          </w:p>
+        </w:tc>
+      </w:tr>
+      <w:tr>
+        <w:tc>
+          <w:tcPr>
+            <w:shd w:val="clear" w:color="auto" w:fill="F1F5F9"/>
+          </w:tcPr>
+          <w:p>
+            <w:pPr>
+              <w:jc w:val="left"/>
+            </w:pPr>
+            <w:r>
+              <w:rPr>
+                <w:sz w:val="28"/>
+                <w:szCs w:val="28"/>
+              </w:rPr>
+              <w:t xml:space="preserve">addMasterItem</w:t>
+            </w:r>
+          </w:p>
+        </w:tc>
+        <w:tc>
+          <w:tcPr>
+            <w:shd w:val="clear" w:color="auto" w:fill="F1F5F9"/>
+          </w:tcPr>
+          <w:p>
+            <w:pPr>
+              <w:jc w:val="center"/>
+            </w:pPr>
+            <w:r>
+              <w:rPr>
+                <w:sz w:val="28"/>
+                <w:szCs w:val="28"/>
+              </w:rPr>
+              <w:t xml:space="preserve">Create</w:t>
+            </w:r>
+          </w:p>
+        </w:tc>
+        <w:tc>
+          <w:tcPr>
+            <w:shd w:val="clear" w:color="auto" w:fill="F1F5F9"/>
+          </w:tcPr>
+          <w:p>
+            <w:pPr>
+              <w:jc w:val="center"/>
+            </w:pPr>
+            <w:r>
+              <w:rPr>
+                <w:sz w:val="28"/>
+                <w:szCs w:val="28"/>
+              </w:rPr>
+              <w:t xml:space="preserve">Admin</w:t>
+            </w:r>
+          </w:p>
+        </w:tc>
+        <w:tc>
+          <w:tcPr>
+            <w:shd w:val="clear" w:color="auto" w:fill="F1F5F9"/>
+          </w:tcPr>
+          <w:p>
+            <w:pPr>
+              <w:jc w:val="center"/>
+            </w:pPr>
+            <w:r>
+              <w:rPr>
+                <w:sz w:val="28"/>
+                <w:szCs w:val="28"/>
+              </w:rPr>
+              <w:t xml:space="preserve">เพิ่มพื้นที่ / สาขา / หมวดหมู่ (กันชื่อซ้ำ)</w:t>
+            </w:r>
+          </w:p>
+        </w:tc>
+      </w:tr>
+      <w:tr>
+        <w:tc>
+          <w:tcPr>
+            <w:shd w:val="clear" w:color="auto" w:fill="FFFFFF"/>
+          </w:tcPr>
+          <w:p>
+            <w:pPr>
+              <w:jc w:val="left"/>
+            </w:pPr>
+            <w:r>
+              <w:rPr>
+                <w:sz w:val="28"/>
+                <w:szCs w:val="28"/>
+              </w:rPr>
+              <w:t xml:space="preserve">getMasterData</w:t>
+            </w:r>
+          </w:p>
+        </w:tc>
+        <w:tc>
+          <w:tcPr>
+            <w:shd w:val="clear" w:color="auto" w:fill="FFFFFF"/>
+          </w:tcPr>
+          <w:p>
+            <w:pPr>
+              <w:jc w:val="center"/>
+            </w:pPr>
+            <w:r>
+              <w:rPr>
+                <w:sz w:val="28"/>
+                <w:szCs w:val="28"/>
+              </w:rPr>
+              <w:t xml:space="preserve">Read</w:t>
+            </w:r>
+          </w:p>
+        </w:tc>
+        <w:tc>
+          <w:tcPr>
+            <w:shd w:val="clear" w:color="auto" w:fill="FFFFFF"/>
+          </w:tcPr>
+          <w:p>
+            <w:pPr>
+              <w:jc w:val="center"/>
+            </w:pPr>
+            <w:r>
+              <w:rPr>
+                <w:sz w:val="28"/>
+                <w:szCs w:val="28"/>
+              </w:rPr>
+              <w:t xml:space="preserve">* (ทุกคน)</w:t>
+            </w:r>
+          </w:p>
+        </w:tc>
+        <w:tc>
+          <w:tcPr>
+            <w:shd w:val="clear" w:color="auto" w:fill="FFFFFF"/>
+          </w:tcPr>
+          <w:p>
+            <w:pPr>
+              <w:jc w:val="center"/>
+            </w:pPr>
+            <w:r>
+              <w:rPr>
+                <w:sz w:val="28"/>
+                <w:szCs w:val="28"/>
+              </w:rPr>
+              <w:t xml:space="preserve">ดึงข้อมูลหลักทั้ง 3 ตาราง พร้อมจำนวนที่ถูกใช้ ใช้เติม dropdown ในฟอร์มแจ้งซ่อม</w:t>
+            </w:r>
+          </w:p>
+        </w:tc>
+      </w:tr>
+      <w:tr>
+        <w:tc>
+          <w:tcPr>
+            <w:shd w:val="clear" w:color="auto" w:fill="F1F5F9"/>
+          </w:tcPr>
+          <w:p>
+            <w:pPr>
+              <w:jc w:val="left"/>
+            </w:pPr>
+            <w:r>
+              <w:rPr>
+                <w:sz w:val="28"/>
+                <w:szCs w:val="28"/>
+              </w:rPr>
+              <w:t xml:space="preserve">updateMasterItem</w:t>
+            </w:r>
+          </w:p>
+        </w:tc>
+        <w:tc>
+          <w:tcPr>
+            <w:shd w:val="clear" w:color="auto" w:fill="F1F5F9"/>
+          </w:tcPr>
+          <w:p>
+            <w:pPr>
+              <w:jc w:val="center"/>
+            </w:pPr>
+            <w:r>
+              <w:rPr>
+                <w:sz w:val="28"/>
+                <w:szCs w:val="28"/>
+              </w:rPr>
+              <w:t xml:space="preserve">Update</w:t>
+            </w:r>
+          </w:p>
+        </w:tc>
+        <w:tc>
+          <w:tcPr>
+            <w:shd w:val="clear" w:color="auto" w:fill="F1F5F9"/>
+          </w:tcPr>
+          <w:p>
+            <w:pPr>
+              <w:jc w:val="center"/>
+            </w:pPr>
+            <w:r>
+              <w:rPr>
+                <w:sz w:val="28"/>
+                <w:szCs w:val="28"/>
+              </w:rPr>
+              <w:t xml:space="preserve">Admin</w:t>
+            </w:r>
+          </w:p>
+        </w:tc>
+        <w:tc>
+          <w:tcPr>
+            <w:shd w:val="clear" w:color="auto" w:fill="F1F5F9"/>
+          </w:tcPr>
+          <w:p>
+            <w:pPr>
+              <w:jc w:val="center"/>
+            </w:pPr>
+            <w:r>
+              <w:rPr>
+                <w:sz w:val="28"/>
+                <w:szCs w:val="28"/>
+              </w:rPr>
+              <w:t xml:space="preserve">แก้ไขชื่อ / จังหวัด / พื้นที่ที่สาขาสังกัด</w:t>
+            </w:r>
+          </w:p>
+        </w:tc>
+      </w:tr>
+      <w:tr>
+        <w:tc>
+          <w:tcPr>
+            <w:shd w:val="clear" w:color="auto" w:fill="FFFFFF"/>
+          </w:tcPr>
+          <w:p>
+            <w:pPr>
+              <w:jc w:val="left"/>
+            </w:pPr>
+            <w:r>
+              <w:rPr>
+                <w:sz w:val="28"/>
+                <w:szCs w:val="28"/>
+              </w:rPr>
+              <w:t xml:space="preserve">deleteMasterItem</w:t>
+            </w:r>
+          </w:p>
+        </w:tc>
+        <w:tc>
+          <w:tcPr>
+            <w:shd w:val="clear" w:color="auto" w:fill="FFFFFF"/>
+          </w:tcPr>
+          <w:p>
+            <w:pPr>
+              <w:jc w:val="center"/>
+            </w:pPr>
+            <w:r>
+              <w:rPr>
+                <w:sz w:val="28"/>
+                <w:szCs w:val="28"/>
+              </w:rPr>
+              <w:t xml:space="preserve">Delete</w:t>
+            </w:r>
+          </w:p>
+        </w:tc>
+        <w:tc>
+          <w:tcPr>
+            <w:shd w:val="clear" w:color="auto" w:fill="FFFFFF"/>
+          </w:tcPr>
+          <w:p>
+            <w:pPr>
+              <w:jc w:val="center"/>
+            </w:pPr>
+            <w:r>
+              <w:rPr>
+                <w:sz w:val="28"/>
+                <w:szCs w:val="28"/>
+              </w:rPr>
+              <w:t xml:space="preserve">Admin</w:t>
+            </w:r>
+          </w:p>
+        </w:tc>
+        <w:tc>
+          <w:tcPr>
+            <w:shd w:val="clear" w:color="auto" w:fill="FFFFFF"/>
+          </w:tcPr>
+          <w:p>
+            <w:pPr>
+              <w:jc w:val="center"/>
+            </w:pPr>
+            <w:r>
+              <w:rPr>
+                <w:sz w:val="28"/>
+                <w:szCs w:val="28"/>
+              </w:rPr>
+              <w:t xml:space="preserve">ลบได้เฉพาะรายการที่ไม่มีตั๋ว ผู้ใช้ หรือสาขาอ้างถึง</w:t>
+            </w:r>
+          </w:p>
+        </w:tc>
+      </w:tr>
+    </w:tbl>
+    <w:p xmlns:w="http://schemas.openxmlformats.org/wordprocessingml/2006/main"/>
+    <w:p xmlns:w="http://schemas.openxmlformats.org/wordprocessingml/2006/main">
+      <w:r>
+        <w:rPr>
+          <w:b/>
+          <w:bCs/>
+          <w:color w:val="374151"/>
+          <w:sz w:val="28"/>
+          <w:szCs w:val="28"/>
+        </w:rPr>
+        <w:t xml:space="preserve">สถานะ CRUD: </w:t>
+      </w:r>
+      <w:r>
+        <w:rPr>
+          <w:color w:val="059669"/>
+          <w:sz w:val="28"/>
+          <w:szCs w:val="28"/>
+        </w:rPr>
+        <w:t xml:space="preserve">C R U D ครบทั้ง 4 Operations ครอบคลุม 3 ตาราง</w:t>
+      </w:r>
+    </w:p>
+    <w:p xmlns:w="http://schemas.openxmlformats.org/wordprocessingml/2006/main">
+      <w:r>
+        <w:rPr>
+          <w:b/>
+          <w:bCs/>
+          <w:color w:val="374151"/>
+          <w:sz w:val="28"/>
+          <w:szCs w:val="28"/>
+        </w:rPr>
+        <w:t xml:space="preserve">ความปลอดภัย: </w:t>
+      </w:r>
+      <w:r>
+        <w:rPr>
+          <w:color w:val="6B7280"/>
+          <w:sz w:val="28"/>
+          <w:szCs w:val="28"/>
+        </w:rPr>
+        <w:t xml:space="preserve">client ส่งมาเพียงประเภท (branch / dept / category) ชื่อตารางและคอลัมน์กำหนดฝั่ง server เท่านั้น ป้องกัน SQL Injection</w:t>
+      </w:r>
+    </w:p>
+    <w:p xmlns:w="http://schemas.openxmlformats.org/wordprocessingml/2006/main"/>
+    <w:p xmlns:w="http://schemas.openxmlformats.org/wordprocessingml/2006/main">
+      <w:pPr>
+        <w:pStyle w:val="Heading2"/>
+      </w:pPr>
+      <w:r>
+        <w:t xml:space="preserve">3.6 Module: Admin Views (หน้าจอ Admin Panel)</w:t>
       </w:r>
     </w:p>
     <w:p xmlns:w="http://schemas.openxmlformats.org/wordprocessingml/2006/main">
@@ -3026,13 +3457,83 @@
                 <w:sz w:val="28"/>
                 <w:szCs w:val="28"/>
               </w:rPr>
+              <w:t xml:space="preserve">Master Data (ข้อมูลหลัก)</w:t>
+            </w:r>
+          </w:p>
+        </w:tc>
+        <w:tc>
+          <w:tcPr>
+            <w:shd w:val="clear" w:color="auto" w:fill="F1F5F9"/>
+          </w:tcPr>
+          <w:p>
+            <w:pPr>
+              <w:jc w:val="center"/>
+            </w:pPr>
+            <w:r>
+              <w:rPr>
+                <w:sz w:val="28"/>
+                <w:szCs w:val="28"/>
+              </w:rPr>
+              <w:t xml:space="preserve">CRUD</w:t>
+            </w:r>
+          </w:p>
+        </w:tc>
+        <w:tc>
+          <w:tcPr>
+            <w:shd w:val="clear" w:color="auto" w:fill="F1F5F9"/>
+          </w:tcPr>
+          <w:p>
+            <w:pPr>
+              <w:jc w:val="center"/>
+            </w:pPr>
+            <w:r>
+              <w:rPr>
+                <w:sz w:val="28"/>
+                <w:szCs w:val="28"/>
+              </w:rPr>
+              <w:t xml:space="preserve">Admin</w:t>
+            </w:r>
+          </w:p>
+        </w:tc>
+        <w:tc>
+          <w:tcPr>
+            <w:shd w:val="clear" w:color="auto" w:fill="F1F5F9"/>
+          </w:tcPr>
+          <w:p>
+            <w:pPr>
+              <w:jc w:val="center"/>
+            </w:pPr>
+            <w:r>
+              <w:rPr>
+                <w:sz w:val="28"/>
+                <w:szCs w:val="28"/>
+              </w:rPr>
+              <w:t xml:space="preserve">จัดการพื้นที่ สาขา หมวดหมู่ปัญหา</w:t>
+            </w:r>
+          </w:p>
+        </w:tc>
+      </w:tr>
+      <w:tr>
+        <w:tc>
+          <w:tcPr>
+            <w:shd w:val="clear" w:color="auto" w:fill="FFFFFF"/>
+          </w:tcPr>
+          <w:p>
+            <w:pPr>
+              <w:jc w:val="left"/>
+            </w:pPr>
+            <w:r>
+              <w:rPr>
+                <w:sz w:val="28"/>
+                <w:szCs w:val="28"/>
+              </w:rPr>
               <w:t xml:space="preserve">Settings (ตั้งค่า)</w:t>
             </w:r>
           </w:p>
         </w:tc>
         <w:tc>
           <w:tcPr>
-            <w:shd w:val="clear" w:color="auto" w:fill="F1F5F9"/>
+            <w:shd w:val="clear" w:color="auto" w:fill="FFFFFF"/>
           </w:tcPr>
           <w:p>
             <w:pPr>
@@ -3049,7 +3550,7 @@
         </w:tc>
         <w:tc>
           <w:tcPr>
-            <w:shd w:val="clear" w:color="auto" w:fill="F1F5F9"/>
+            <w:shd w:val="clear" w:color="auto" w:fill="FFFFFF"/>
           </w:tcPr>
           <w:p>
             <w:pPr>
@@ -3066,7 +3567,7 @@
         </w:tc>
         <w:tc>
           <w:tcPr>
-            <w:shd w:val="clear" w:color="auto" w:fill="F1F5F9"/>
+            <w:shd w:val="clear" w:color="auto" w:fill="FFFFFF"/>
           </w:tcPr>
           <w:p>
             <w:pPr>
@@ -3481,13 +3982,83 @@
                 <w:sz w:val="28"/>
                 <w:szCs w:val="28"/>
               </w:rPr>
+              <w:t xml:space="preserve">getMasterData</w:t>
+            </w:r>
+          </w:p>
+        </w:tc>
+        <w:tc>
+          <w:tcPr>
+            <w:shd w:val="clear" w:color="auto" w:fill="F1F5F9"/>
+          </w:tcPr>
+          <w:p>
+            <w:pPr>
+              <w:jc w:val="center"/>
+            </w:pPr>
+            <w:r>
+              <w:rPr>
+                <w:sz w:val="28"/>
+                <w:szCs w:val="28"/>
+              </w:rPr>
+              <w:t xml:space="preserve">Y</w:t>
+            </w:r>
+          </w:p>
+        </w:tc>
+        <w:tc>
+          <w:tcPr>
+            <w:shd w:val="clear" w:color="auto" w:fill="F1F5F9"/>
+          </w:tcPr>
+          <w:p>
+            <w:pPr>
+              <w:jc w:val="center"/>
+            </w:pPr>
+            <w:r>
+              <w:rPr>
+                <w:sz w:val="28"/>
+                <w:szCs w:val="28"/>
+              </w:rPr>
+              <w:t xml:space="preserve">Y</w:t>
+            </w:r>
+          </w:p>
+        </w:tc>
+        <w:tc>
+          <w:tcPr>
+            <w:shd w:val="clear" w:color="auto" w:fill="F1F5F9"/>
+          </w:tcPr>
+          <w:p>
+            <w:pPr>
+              <w:jc w:val="center"/>
+            </w:pPr>
+            <w:r>
+              <w:rPr>
+                <w:sz w:val="28"/>
+                <w:szCs w:val="28"/>
+              </w:rPr>
+              <w:t xml:space="preserve">Y</w:t>
+            </w:r>
+          </w:p>
+        </w:tc>
+      </w:tr>
+      <w:tr>
+        <w:tc>
+          <w:tcPr>
+            <w:shd w:val="clear" w:color="auto" w:fill="FFFFFF"/>
+          </w:tcPr>
+          <w:p>
+            <w:pPr>
+              <w:jc w:val="left"/>
+            </w:pPr>
+            <w:r>
+              <w:rPr>
+                <w:sz w:val="28"/>
+                <w:szCs w:val="28"/>
+              </w:rPr>
               <w:t xml:space="preserve">getTickets</w:t>
             </w:r>
           </w:p>
         </w:tc>
         <w:tc>
           <w:tcPr>
-            <w:shd w:val="clear" w:color="auto" w:fill="F1F5F9"/>
+            <w:shd w:val="clear" w:color="auto" w:fill="FFFFFF"/>
           </w:tcPr>
           <w:p>
             <w:pPr>
@@ -3504,7 +4075,7 @@
         </w:tc>
         <w:tc>
           <w:tcPr>
-            <w:shd w:val="clear" w:color="auto" w:fill="F1F5F9"/>
+            <w:shd w:val="clear" w:color="auto" w:fill="FFFFFF"/>
           </w:tcPr>
           <w:p>
             <w:pPr>
@@ -3521,7 +4092,7 @@
         </w:tc>
         <w:tc>
           <w:tcPr>
-            <w:shd w:val="clear" w:color="auto" w:fill="F1F5F9"/>
+            <w:shd w:val="clear" w:color="auto" w:fill="FFFFFF"/>
           </w:tcPr>
           <w:p>
             <w:pPr>
@@ -3540,7 +4111,7 @@
       <w:tr>
         <w:tc>
           <w:tcPr>
-            <w:shd w:val="clear" w:color="auto" w:fill="FFFFFF"/>
+            <w:shd w:val="clear" w:color="auto" w:fill="F1F5F9"/>
           </w:tcPr>
           <w:p>
             <w:pPr>
@@ -3557,7 +4128,7 @@
         </w:tc>
         <w:tc>
           <w:tcPr>
-            <w:shd w:val="clear" w:color="auto" w:fill="FFFFFF"/>
+            <w:shd w:val="clear" w:color="auto" w:fill="F1F5F9"/>
           </w:tcPr>
           <w:p>
             <w:pPr>
@@ -3574,7 +4145,7 @@
         </w:tc>
         <w:tc>
           <w:tcPr>
-            <w:shd w:val="clear" w:color="auto" w:fill="FFFFFF"/>
+            <w:shd w:val="clear" w:color="auto" w:fill="F1F5F9"/>
           </w:tcPr>
           <w:p>
             <w:pPr>
@@ -3591,7 +4162,7 @@
         </w:tc>
         <w:tc>
           <w:tcPr>
-            <w:shd w:val="clear" w:color="auto" w:fill="FFFFFF"/>
+            <w:shd w:val="clear" w:color="auto" w:fill="F1F5F9"/>
           </w:tcPr>
           <w:p>
             <w:pPr>
@@ -3610,7 +4181,7 @@
       <w:tr>
         <w:tc>
           <w:tcPr>
-            <w:shd w:val="clear" w:color="auto" w:fill="F1F5F9"/>
+            <w:shd w:val="clear" w:color="auto" w:fill="FFFFFF"/>
           </w:tcPr>
           <w:p>
             <w:pPr>
@@ -3627,7 +4198,7 @@
         </w:tc>
         <w:tc>
           <w:tcPr>
-            <w:shd w:val="clear" w:color="auto" w:fill="F1F5F9"/>
+            <w:shd w:val="clear" w:color="auto" w:fill="FFFFFF"/>
           </w:tcPr>
           <w:p>
             <w:pPr>
@@ -3644,7 +4215,7 @@
         </w:tc>
         <w:tc>
           <w:tcPr>
-            <w:shd w:val="clear" w:color="auto" w:fill="F1F5F9"/>
+            <w:shd w:val="clear" w:color="auto" w:fill="FFFFFF"/>
           </w:tcPr>
           <w:p>
             <w:pPr>
@@ -3661,7 +4232,7 @@
         </w:tc>
         <w:tc>
           <w:tcPr>
-            <w:shd w:val="clear" w:color="auto" w:fill="F1F5F9"/>
+            <w:shd w:val="clear" w:color="auto" w:fill="FFFFFF"/>
           </w:tcPr>
           <w:p>
             <w:pPr>
@@ -3680,7 +4251,7 @@
       <w:tr>
         <w:tc>
           <w:tcPr>
-            <w:shd w:val="clear" w:color="auto" w:fill="FFFFFF"/>
+            <w:shd w:val="clear" w:color="auto" w:fill="F1F5F9"/>
           </w:tcPr>
           <w:p>
             <w:pPr>
@@ -3697,7 +4268,7 @@
         </w:tc>
         <w:tc>
           <w:tcPr>
-            <w:shd w:val="clear" w:color="auto" w:fill="FFFFFF"/>
+            <w:shd w:val="clear" w:color="auto" w:fill="F1F5F9"/>
           </w:tcPr>
           <w:p>
             <w:pPr>
@@ -3714,7 +4285,7 @@
         </w:tc>
         <w:tc>
           <w:tcPr>
-            <w:shd w:val="clear" w:color="auto" w:fill="FFFFFF"/>
+            <w:shd w:val="clear" w:color="auto" w:fill="F1F5F9"/>
           </w:tcPr>
           <w:p>
             <w:pPr>
@@ -3731,7 +4302,7 @@
         </w:tc>
         <w:tc>
           <w:tcPr>
-            <w:shd w:val="clear" w:color="auto" w:fill="FFFFFF"/>
+            <w:shd w:val="clear" w:color="auto" w:fill="F1F5F9"/>
           </w:tcPr>
           <w:p>
             <w:pPr>
@@ -3750,7 +4321,7 @@
       <w:tr>
         <w:tc>
           <w:tcPr>
-            <w:shd w:val="clear" w:color="auto" w:fill="F1F5F9"/>
+            <w:shd w:val="clear" w:color="auto" w:fill="FFFFFF"/>
           </w:tcPr>
           <w:p>
             <w:pPr>
@@ -3767,7 +4338,7 @@
         </w:tc>
         <w:tc>
           <w:tcPr>
-            <w:shd w:val="clear" w:color="auto" w:fill="F1F5F9"/>
+            <w:shd w:val="clear" w:color="auto" w:fill="FFFFFF"/>
           </w:tcPr>
           <w:p>
             <w:pPr>
@@ -3784,7 +4355,7 @@
         </w:tc>
         <w:tc>
           <w:tcPr>
-            <w:shd w:val="clear" w:color="auto" w:fill="F1F5F9"/>
+            <w:shd w:val="clear" w:color="auto" w:fill="FFFFFF"/>
           </w:tcPr>
           <w:p>
             <w:pPr>
@@ -3801,7 +4372,7 @@
         </w:tc>
         <w:tc>
           <w:tcPr>
-            <w:shd w:val="clear" w:color="auto" w:fill="F1F5F9"/>
+            <w:shd w:val="clear" w:color="auto" w:fill="FFFFFF"/>
           </w:tcPr>
           <w:p>
             <w:pPr>
@@ -3820,7 +4391,7 @@
       <w:tr>
         <w:tc>
           <w:tcPr>
-            <w:shd w:val="clear" w:color="auto" w:fill="FFFFFF"/>
+            <w:shd w:val="clear" w:color="auto" w:fill="F1F5F9"/>
           </w:tcPr>
           <w:p>
             <w:pPr>
@@ -3837,7 +4408,7 @@
         </w:tc>
         <w:tc>
           <w:tcPr>
-            <w:shd w:val="clear" w:color="auto" w:fill="FFFFFF"/>
+            <w:shd w:val="clear" w:color="auto" w:fill="F1F5F9"/>
           </w:tcPr>
           <w:p>
             <w:pPr>
@@ -3854,7 +4425,7 @@
         </w:tc>
         <w:tc>
           <w:tcPr>
-            <w:shd w:val="clear" w:color="auto" w:fill="FFFFFF"/>
+            <w:shd w:val="clear" w:color="auto" w:fill="F1F5F9"/>
           </w:tcPr>
           <w:p>
             <w:pPr>
@@ -3871,7 +4442,7 @@
         </w:tc>
         <w:tc>
           <w:tcPr>
-            <w:shd w:val="clear" w:color="auto" w:fill="FFFFFF"/>
+            <w:shd w:val="clear" w:color="auto" w:fill="F1F5F9"/>
           </w:tcPr>
           <w:p>
             <w:pPr>
@@ -3890,7 +4461,7 @@
       <w:tr>
         <w:tc>
           <w:tcPr>
-            <w:shd w:val="clear" w:color="auto" w:fill="F1F5F9"/>
+            <w:shd w:val="clear" w:color="auto" w:fill="FFFFFF"/>
           </w:tcPr>
           <w:p>
             <w:pPr>
@@ -3907,7 +4478,7 @@
         </w:tc>
         <w:tc>
           <w:tcPr>
-            <w:shd w:val="clear" w:color="auto" w:fill="F1F5F9"/>
+            <w:shd w:val="clear" w:color="auto" w:fill="FFFFFF"/>
           </w:tcPr>
           <w:p>
             <w:pPr>
@@ -3924,7 +4495,7 @@
         </w:tc>
         <w:tc>
           <w:tcPr>
-            <w:shd w:val="clear" w:color="auto" w:fill="F1F5F9"/>
+            <w:shd w:val="clear" w:color="auto" w:fill="FFFFFF"/>
           </w:tcPr>
           <w:p>
             <w:pPr>
@@ -3941,7 +4512,7 @@
         </w:tc>
         <w:tc>
           <w:tcPr>
-            <w:shd w:val="clear" w:color="auto" w:fill="F1F5F9"/>
+            <w:shd w:val="clear" w:color="auto" w:fill="FFFFFF"/>
           </w:tcPr>
           <w:p>
             <w:pPr>
@@ -3960,7 +4531,7 @@
       <w:tr>
         <w:tc>
           <w:tcPr>
-            <w:shd w:val="clear" w:color="auto" w:fill="FFFFFF"/>
+            <w:shd w:val="clear" w:color="auto" w:fill="F1F5F9"/>
           </w:tcPr>
           <w:p>
             <w:pPr>
@@ -3977,7 +4548,7 @@
         </w:tc>
         <w:tc>
           <w:tcPr>
-            <w:shd w:val="clear" w:color="auto" w:fill="FFFFFF"/>
+            <w:shd w:val="clear" w:color="auto" w:fill="F1F5F9"/>
           </w:tcPr>
           <w:p>
             <w:pPr>
@@ -3994,7 +4565,7 @@
         </w:tc>
         <w:tc>
           <w:tcPr>
-            <w:shd w:val="clear" w:color="auto" w:fill="FFFFFF"/>
+            <w:shd w:val="clear" w:color="auto" w:fill="F1F5F9"/>
           </w:tcPr>
           <w:p>
             <w:pPr>
@@ -4011,7 +4582,7 @@
         </w:tc>
         <w:tc>
           <w:tcPr>
-            <w:shd w:val="clear" w:color="auto" w:fill="FFFFFF"/>
+            <w:shd w:val="clear" w:color="auto" w:fill="F1F5F9"/>
           </w:tcPr>
           <w:p>
             <w:pPr>
@@ -4030,7 +4601,7 @@
       <w:tr>
         <w:tc>
           <w:tcPr>
-            <w:shd w:val="clear" w:color="auto" w:fill="F1F5F9"/>
+            <w:shd w:val="clear" w:color="auto" w:fill="FFFFFF"/>
           </w:tcPr>
           <w:p>
             <w:pPr>
@@ -4047,7 +4618,7 @@
         </w:tc>
         <w:tc>
           <w:tcPr>
-            <w:shd w:val="clear" w:color="auto" w:fill="F1F5F9"/>
+            <w:shd w:val="clear" w:color="auto" w:fill="FFFFFF"/>
           </w:tcPr>
           <w:p>
             <w:pPr>
@@ -4064,7 +4635,7 @@
         </w:tc>
         <w:tc>
           <w:tcPr>
-            <w:shd w:val="clear" w:color="auto" w:fill="F1F5F9"/>
+            <w:shd w:val="clear" w:color="auto" w:fill="FFFFFF"/>
           </w:tcPr>
           <w:p>
             <w:pPr>
@@ -4081,7 +4652,7 @@
         </w:tc>
         <w:tc>
           <w:tcPr>
-            <w:shd w:val="clear" w:color="auto" w:fill="F1F5F9"/>
+            <w:shd w:val="clear" w:color="auto" w:fill="FFFFFF"/>
           </w:tcPr>
           <w:p>
             <w:pPr>
@@ -4100,7 +4671,7 @@
       <w:tr>
         <w:tc>
           <w:tcPr>
-            <w:shd w:val="clear" w:color="auto" w:fill="FFFFFF"/>
+            <w:shd w:val="clear" w:color="auto" w:fill="F1F5F9"/>
           </w:tcPr>
           <w:p>
             <w:pPr>
@@ -4112,6 +4683,216 @@
                 <w:szCs w:val="28"/>
               </w:rPr>
               <w:t xml:space="preserve">updateUserRole</w:t>
+            </w:r>
+          </w:p>
+        </w:tc>
+        <w:tc>
+          <w:tcPr>
+            <w:shd w:val="clear" w:color="auto" w:fill="F1F5F9"/>
+          </w:tcPr>
+          <w:p>
+            <w:pPr>
+              <w:jc w:val="center"/>
+            </w:pPr>
+            <w:r>
+              <w:rPr>
+                <w:sz w:val="28"/>
+                <w:szCs w:val="28"/>
+              </w:rPr>
+              <w:t xml:space="preserve">-</w:t>
+            </w:r>
+          </w:p>
+        </w:tc>
+        <w:tc>
+          <w:tcPr>
+            <w:shd w:val="clear" w:color="auto" w:fill="F1F5F9"/>
+          </w:tcPr>
+          <w:p>
+            <w:pPr>
+              <w:jc w:val="center"/>
+            </w:pPr>
+            <w:r>
+              <w:rPr>
+                <w:sz w:val="28"/>
+                <w:szCs w:val="28"/>
+              </w:rPr>
+              <w:t xml:space="preserve">-</w:t>
+            </w:r>
+          </w:p>
+        </w:tc>
+        <w:tc>
+          <w:tcPr>
+            <w:shd w:val="clear" w:color="auto" w:fill="F1F5F9"/>
+          </w:tcPr>
+          <w:p>
+            <w:pPr>
+              <w:jc w:val="center"/>
+            </w:pPr>
+            <w:r>
+              <w:rPr>
+                <w:sz w:val="28"/>
+                <w:szCs w:val="28"/>
+              </w:rPr>
+              <w:t xml:space="preserve">Y</w:t>
+            </w:r>
+          </w:p>
+        </w:tc>
+      </w:tr>
+      <w:tr>
+        <w:tc>
+          <w:tcPr>
+            <w:shd w:val="clear" w:color="auto" w:fill="FFFFFF"/>
+          </w:tcPr>
+          <w:p>
+            <w:pPr>
+              <w:jc w:val="left"/>
+            </w:pPr>
+            <w:r>
+              <w:rPr>
+                <w:sz w:val="28"/>
+                <w:szCs w:val="28"/>
+              </w:rPr>
+              <w:t xml:space="preserve">addMasterItem</w:t>
+            </w:r>
+          </w:p>
+        </w:tc>
+        <w:tc>
+          <w:tcPr>
+            <w:shd w:val="clear" w:color="auto" w:fill="FFFFFF"/>
+          </w:tcPr>
+          <w:p>
+            <w:pPr>
+              <w:jc w:val="center"/>
+            </w:pPr>
+            <w:r>
+              <w:rPr>
+                <w:sz w:val="28"/>
+                <w:szCs w:val="28"/>
+              </w:rPr>
+              <w:t xml:space="preserve">-</w:t>
+            </w:r>
+          </w:p>
+        </w:tc>
+        <w:tc>
+          <w:tcPr>
+            <w:shd w:val="clear" w:color="auto" w:fill="FFFFFF"/>
+          </w:tcPr>
+          <w:p>
+            <w:pPr>
+              <w:jc w:val="center"/>
+            </w:pPr>
+            <w:r>
+              <w:rPr>
+                <w:sz w:val="28"/>
+                <w:szCs w:val="28"/>
+              </w:rPr>
+              <w:t xml:space="preserve">-</w:t>
+            </w:r>
+          </w:p>
+        </w:tc>
+        <w:tc>
+          <w:tcPr>
+            <w:shd w:val="clear" w:color="auto" w:fill="FFFFFF"/>
+          </w:tcPr>
+          <w:p>
+            <w:pPr>
+              <w:jc w:val="center"/>
+            </w:pPr>
+            <w:r>
+              <w:rPr>
+                <w:sz w:val="28"/>
+                <w:szCs w:val="28"/>
+              </w:rPr>
+              <w:t xml:space="preserve">Y</w:t>
+            </w:r>
+          </w:p>
+        </w:tc>
+      </w:tr>
+      <w:tr>
+        <w:tc>
+          <w:tcPr>
+            <w:shd w:val="clear" w:color="auto" w:fill="F1F5F9"/>
+          </w:tcPr>
+          <w:p>
+            <w:pPr>
+              <w:jc w:val="left"/>
+            </w:pPr>
+            <w:r>
+              <w:rPr>
+                <w:sz w:val="28"/>
+                <w:szCs w:val="28"/>
+              </w:rPr>
+              <w:t xml:space="preserve">updateMasterItem</w:t>
+            </w:r>
+          </w:p>
+        </w:tc>
+        <w:tc>
+          <w:tcPr>
+            <w:shd w:val="clear" w:color="auto" w:fill="F1F5F9"/>
+          </w:tcPr>
+          <w:p>
+            <w:pPr>
+              <w:jc w:val="center"/>
+            </w:pPr>
+            <w:r>
+              <w:rPr>
+                <w:sz w:val="28"/>
+                <w:szCs w:val="28"/>
+              </w:rPr>
+              <w:t xml:space="preserve">-</w:t>
+            </w:r>
+          </w:p>
+        </w:tc>
+        <w:tc>
+          <w:tcPr>
+            <w:shd w:val="clear" w:color="auto" w:fill="F1F5F9"/>
+          </w:tcPr>
+          <w:p>
+            <w:pPr>
+              <w:jc w:val="center"/>
+            </w:pPr>
+            <w:r>
+              <w:rPr>
+                <w:sz w:val="28"/>
+                <w:szCs w:val="28"/>
+              </w:rPr>
+              <w:t xml:space="preserve">-</w:t>
+            </w:r>
+          </w:p>
+        </w:tc>
+        <w:tc>
+          <w:tcPr>
+            <w:shd w:val="clear" w:color="auto" w:fill="F1F5F9"/>
+          </w:tcPr>
+          <w:p>
+            <w:pPr>
+              <w:jc w:val="center"/>
+            </w:pPr>
+            <w:r>
+              <w:rPr>
+                <w:sz w:val="28"/>
+                <w:szCs w:val="28"/>
+              </w:rPr>
+              <w:t xml:space="preserve">Y</w:t>
+            </w:r>
+          </w:p>
+        </w:tc>
+      </w:tr>
+      <w:tr>
+        <w:tc>
+          <w:tcPr>
+            <w:shd w:val="clear" w:color="auto" w:fill="FFFFFF"/>
+          </w:tcPr>
+          <w:p>
+            <w:pPr>
+              <w:jc w:val="left"/>
+            </w:pPr>
+            <w:r>
+              <w:rPr>
+                <w:sz w:val="28"/>
+                <w:szCs w:val="28"/>
+              </w:rPr>
+              <w:t xml:space="preserve">deleteMasterItem</w:t>
             </w:r>
           </w:p>
         </w:tc>
@@ -4511,7 +5292,7 @@
                 <w:sz w:val="28"/>
                 <w:szCs w:val="28"/>
               </w:rPr>
-              <w:t xml:space="preserve">สาขา (Branch_ID, Branch_Name, Province)</w:t>
+              <w:t xml:space="preserve">พื้นที่ 8 แห่ง (Branch_ID, Branch_Name, Province)</w:t>
             </w:r>
           </w:p>
         </w:tc>
@@ -4564,7 +5345,7 @@
                 <w:sz w:val="28"/>
                 <w:szCs w:val="28"/>
               </w:rPr>
-              <w:t xml:space="preserve">แผนก (Department_ID, Department_Name)</w:t>
+              <w:t xml:space="preserve">สาขา 16 แห่ง ผูกกับพื้นที่ (Dept_ID, Dept_Name, Branch_ID)</w:t>
             </w:r>
           </w:p>
         </w:tc>

--- a/FAST_TICKET_CRUD_Modules.docx
+++ b/FAST_TICKET_CRUD_Modules.docx
@@ -2,7 +2,11 @@
 <file path=word/document.xml><?xml version="1.0" encoding="utf-8"?>
 <w:document xmlns:w="http://schemas.openxmlformats.org/wordprocessingml/2006/main">
   <w:body>
-    <w:p xmlns:w="http://schemas.openxmlformats.org/wordprocessingml/2006/main"/>
+    <w:p xmlns:w="http://schemas.openxmlformats.org/wordprocessingml/2006/main">
+      <w:pPr>
+        <w:keepNext/>
+      </w:pPr>
+    </w:p>
     <w:p xmlns:w="http://schemas.openxmlformats.org/wordprocessingml/2006/main">
       <w:pPr>
         <w:jc w:val="center"/>
@@ -33,7 +37,11 @@
         <w:t xml:space="preserve">IT Support Web Application System</w:t>
       </w:r>
     </w:p>
-    <w:p xmlns:w="http://schemas.openxmlformats.org/wordprocessingml/2006/main"/>
+    <w:p xmlns:w="http://schemas.openxmlformats.org/wordprocessingml/2006/main">
+      <w:pPr>
+        <w:keepNext/>
+      </w:pPr>
+    </w:p>
     <w:p xmlns:w="http://schemas.openxmlformats.org/wordprocessingml/2006/main">
       <w:pPr>
         <w:jc w:val="center"/>
@@ -49,7 +57,11 @@
         <w:t xml:space="preserve">เอกสารตรวจสอบ CRUD Modules</w:t>
       </w:r>
     </w:p>
-    <w:p xmlns:w="http://schemas.openxmlformats.org/wordprocessingml/2006/main"/>
+    <w:p xmlns:w="http://schemas.openxmlformats.org/wordprocessingml/2006/main">
+      <w:pPr>
+        <w:keepNext/>
+      </w:pPr>
+    </w:p>
     <w:p xmlns:w="http://schemas.openxmlformats.org/wordprocessingml/2006/main">
       <w:pPr>
         <w:jc w:val="center"/>
@@ -93,10 +105,14 @@
           <w:sz w:val="28"/>
           <w:szCs w:val="28"/>
         </w:rPr>
-        <w:t xml:space="preserve">22 กันยายน 2569</w:t>
+        <w:t xml:space="preserve">1 ตุลาคม 2569 (ปรับปรุงครั้งที่ 4)</w:t>
       </w:r>
     </w:p>
-    <w:p xmlns:w="http://schemas.openxmlformats.org/wordprocessingml/2006/main"/>
+    <w:p xmlns:w="http://schemas.openxmlformats.org/wordprocessingml/2006/main">
+      <w:pPr>
+        <w:keepNext/>
+      </w:pPr>
+    </w:p>
     <w:p xmlns:w="http://schemas.openxmlformats.org/wordprocessingml/2006/main">
       <w:pPr>
         <w:pStyle w:val="Heading1"/>
@@ -110,24 +126,42 @@
         <w:t xml:space="preserve">ระบบ FAST TICKET เป็นระบบแจ้งซ่อมไอทีผ่าน LINE LIFF Application ประกอบด้วย Frontend (HTML/JS) และ Backend (Google Apps Script + Supabase PostgreSQL) โดยมีโมดูลทั้งหมด 6 โมดูล รวม 18 Backend Actions</w:t>
       </w:r>
     </w:p>
-    <w:p xmlns:w="http://schemas.openxmlformats.org/wordprocessingml/2006/main"/>
+    <w:p xmlns:w="http://schemas.openxmlformats.org/wordprocessingml/2006/main">
+      <w:pPr>
+        <w:keepNext/>
+      </w:pPr>
+    </w:p>
     <w:tbl xmlns:w="http://schemas.openxmlformats.org/wordprocessingml/2006/main">
       <w:tblPr>
         <w:tblStyle w:val="TableGrid"/>
-        <w:tblW w:w="5000" w:type="pct"/>
+        <w:tblW w:w="9026" w:type="dxa"/>
+        <w:tblLayout w:type="fixed"/>
+        <w:tblCellMar>
+          <w:top w:w="60" w:type="dxa"/>
+          <w:left w:w="100" w:type="dxa"/>
+          <w:bottom w:w="60" w:type="dxa"/>
+          <w:right w:w="100" w:type="dxa"/>
+        </w:tblCellMar>
         <w:tblLook w:val="04A0"/>
       </w:tblPr>
       <w:tblGrid>
-        <w:gridCol w:w="5000"/>
-        <w:gridCol w:w="3000"/>
+        <w:gridCol w:w="5641"/>
+        <w:gridCol w:w="3385"/>
       </w:tblGrid>
       <w:tr>
-        <w:tc>
-          <w:tcPr>
+        <w:trPr>
+          <w:tblHeader/>
+          <w:cantSplit/>
+        </w:trPr>
+        <w:tc>
+          <w:tcPr>
+            <w:tcW w:w="5641" w:type="dxa"/>
             <w:shd w:val="clear" w:color="auto" w:fill="1E40AF"/>
           </w:tcPr>
           <w:p>
             <w:pPr>
+              <w:keepNext/>
+              <w:spacing w:before="0" w:after="0"/>
               <w:jc w:val="center"/>
             </w:pPr>
             <w:r>
@@ -144,10 +178,13 @@
         </w:tc>
         <w:tc>
           <w:tcPr>
+            <w:tcW w:w="3385" w:type="dxa"/>
             <w:shd w:val="clear" w:color="auto" w:fill="1E40AF"/>
           </w:tcPr>
           <w:p>
             <w:pPr>
+              <w:keepNext/>
+              <w:spacing w:before="0" w:after="0"/>
               <w:jc w:val="center"/>
             </w:pPr>
             <w:r>
@@ -164,12 +201,19 @@
         </w:tc>
       </w:tr>
       <w:tr>
-        <w:tc>
-          <w:tcPr>
-            <w:shd w:val="clear" w:color="auto" w:fill="F1F5F9"/>
-          </w:tcPr>
-          <w:p>
-            <w:pPr>
+        <w:trPr>
+          <w:cantSplit/>
+        </w:trPr>
+        <w:tc>
+          <w:tcPr>
+            <w:tcW w:w="5641" w:type="dxa"/>
+            <w:shd w:val="clear" w:color="auto" w:fill="F1F5F9"/>
+            <w:vAlign w:val="center"/>
+          </w:tcPr>
+          <w:p>
+            <w:pPr>
+              <w:keepNext/>
+              <w:spacing w:before="0" w:after="0"/>
               <w:jc w:val="left"/>
             </w:pPr>
             <w:r>
@@ -183,11 +227,15 @@
         </w:tc>
         <w:tc>
           <w:tcPr>
-            <w:shd w:val="clear" w:color="auto" w:fill="F1F5F9"/>
-          </w:tcPr>
-          <w:p>
-            <w:pPr>
-              <w:jc w:val="center"/>
+            <w:tcW w:w="3385" w:type="dxa"/>
+            <w:shd w:val="clear" w:color="auto" w:fill="F1F5F9"/>
+            <w:vAlign w:val="center"/>
+          </w:tcPr>
+          <w:p>
+            <w:pPr>
+              <w:keepNext/>
+              <w:spacing w:before="0" w:after="0"/>
+              <w:jc w:val="left"/>
             </w:pPr>
             <w:r>
               <w:rPr>
@@ -200,12 +248,19 @@
         </w:tc>
       </w:tr>
       <w:tr>
-        <w:tc>
-          <w:tcPr>
-            <w:shd w:val="clear" w:color="auto" w:fill="FFFFFF"/>
-          </w:tcPr>
-          <w:p>
-            <w:pPr>
+        <w:trPr>
+          <w:cantSplit/>
+        </w:trPr>
+        <w:tc>
+          <w:tcPr>
+            <w:tcW w:w="5641" w:type="dxa"/>
+            <w:shd w:val="clear" w:color="auto" w:fill="FFFFFF"/>
+            <w:vAlign w:val="center"/>
+          </w:tcPr>
+          <w:p>
+            <w:pPr>
+              <w:keepNext/>
+              <w:spacing w:before="0" w:after="0"/>
               <w:jc w:val="left"/>
             </w:pPr>
             <w:r>
@@ -219,11 +274,15 @@
         </w:tc>
         <w:tc>
           <w:tcPr>
-            <w:shd w:val="clear" w:color="auto" w:fill="FFFFFF"/>
-          </w:tcPr>
-          <w:p>
-            <w:pPr>
-              <w:jc w:val="center"/>
+            <w:tcW w:w="3385" w:type="dxa"/>
+            <w:shd w:val="clear" w:color="auto" w:fill="FFFFFF"/>
+            <w:vAlign w:val="center"/>
+          </w:tcPr>
+          <w:p>
+            <w:pPr>
+              <w:keepNext/>
+              <w:spacing w:before="0" w:after="0"/>
+              <w:jc w:val="left"/>
             </w:pPr>
             <w:r>
               <w:rPr>
@@ -236,12 +295,19 @@
         </w:tc>
       </w:tr>
       <w:tr>
-        <w:tc>
-          <w:tcPr>
-            <w:shd w:val="clear" w:color="auto" w:fill="F1F5F9"/>
-          </w:tcPr>
-          <w:p>
-            <w:pPr>
+        <w:trPr>
+          <w:cantSplit/>
+        </w:trPr>
+        <w:tc>
+          <w:tcPr>
+            <w:tcW w:w="5641" w:type="dxa"/>
+            <w:shd w:val="clear" w:color="auto" w:fill="F1F5F9"/>
+            <w:vAlign w:val="center"/>
+          </w:tcPr>
+          <w:p>
+            <w:pPr>
+              <w:keepNext/>
+              <w:spacing w:before="0" w:after="0"/>
               <w:jc w:val="left"/>
             </w:pPr>
             <w:r>
@@ -255,11 +321,15 @@
         </w:tc>
         <w:tc>
           <w:tcPr>
-            <w:shd w:val="clear" w:color="auto" w:fill="F1F5F9"/>
-          </w:tcPr>
-          <w:p>
-            <w:pPr>
-              <w:jc w:val="center"/>
+            <w:tcW w:w="3385" w:type="dxa"/>
+            <w:shd w:val="clear" w:color="auto" w:fill="F1F5F9"/>
+            <w:vAlign w:val="center"/>
+          </w:tcPr>
+          <w:p>
+            <w:pPr>
+              <w:keepNext/>
+              <w:spacing w:before="0" w:after="0"/>
+              <w:jc w:val="left"/>
             </w:pPr>
             <w:r>
               <w:rPr>
@@ -272,12 +342,18 @@
         </w:tc>
       </w:tr>
       <w:tr>
-        <w:tc>
-          <w:tcPr>
-            <w:shd w:val="clear" w:color="auto" w:fill="FFFFFF"/>
-          </w:tcPr>
-          <w:p>
-            <w:pPr>
+        <w:trPr>
+          <w:cantSplit/>
+        </w:trPr>
+        <w:tc>
+          <w:tcPr>
+            <w:tcW w:w="5641" w:type="dxa"/>
+            <w:shd w:val="clear" w:color="auto" w:fill="FFFFFF"/>
+            <w:vAlign w:val="center"/>
+          </w:tcPr>
+          <w:p>
+            <w:pPr>
+              <w:spacing w:before="0" w:after="0"/>
               <w:jc w:val="left"/>
             </w:pPr>
             <w:r>
@@ -291,11 +367,14 @@
         </w:tc>
         <w:tc>
           <w:tcPr>
-            <w:shd w:val="clear" w:color="auto" w:fill="FFFFFF"/>
-          </w:tcPr>
-          <w:p>
-            <w:pPr>
-              <w:jc w:val="center"/>
+            <w:tcW w:w="3385" w:type="dxa"/>
+            <w:shd w:val="clear" w:color="auto" w:fill="FFFFFF"/>
+            <w:vAlign w:val="center"/>
+          </w:tcPr>
+          <w:p>
+            <w:pPr>
+              <w:spacing w:before="0" w:after="0"/>
+              <w:jc w:val="left"/>
             </w:pPr>
             <w:r>
               <w:rPr>
@@ -308,7 +387,11 @@
         </w:tc>
       </w:tr>
     </w:tbl>
-    <w:p xmlns:w="http://schemas.openxmlformats.org/wordprocessingml/2006/main"/>
+    <w:p xmlns:w="http://schemas.openxmlformats.org/wordprocessingml/2006/main">
+      <w:pPr>
+        <w:keepNext/>
+      </w:pPr>
+    </w:p>
     <w:p xmlns:w="http://schemas.openxmlformats.org/wordprocessingml/2006/main">
       <w:pPr>
         <w:pStyle w:val="Heading1"/>
@@ -317,7 +400,11 @@
         <w:t xml:space="preserve">2. สถาปัตยกรรมระบบ (System Architecture)</w:t>
       </w:r>
     </w:p>
-    <w:p xmlns:w="http://schemas.openxmlformats.org/wordprocessingml/2006/main"/>
+    <w:p xmlns:w="http://schemas.openxmlformats.org/wordprocessingml/2006/main">
+      <w:pPr>
+        <w:keepNext/>
+      </w:pPr>
+    </w:p>
     <w:p xmlns:w="http://schemas.openxmlformats.org/wordprocessingml/2006/main">
       <w:pPr>
         <w:pStyle w:val="Heading2"/>
@@ -329,21 +416,35 @@
     <w:tbl xmlns:w="http://schemas.openxmlformats.org/wordprocessingml/2006/main">
       <w:tblPr>
         <w:tblStyle w:val="TableGrid"/>
-        <w:tblW w:w="5000" w:type="pct"/>
+        <w:tblW w:w="9026" w:type="dxa"/>
+        <w:tblLayout w:type="fixed"/>
+        <w:tblCellMar>
+          <w:top w:w="60" w:type="dxa"/>
+          <w:left w:w="100" w:type="dxa"/>
+          <w:bottom w:w="60" w:type="dxa"/>
+          <w:right w:w="100" w:type="dxa"/>
+        </w:tblCellMar>
         <w:tblLook w:val="04A0"/>
       </w:tblPr>
       <w:tblGrid>
-        <w:gridCol w:w="2500"/>
-        <w:gridCol w:w="4000"/>
-        <w:gridCol w:w="2500"/>
+        <w:gridCol w:w="2507"/>
+        <w:gridCol w:w="4012"/>
+        <w:gridCol w:w="2507"/>
       </w:tblGrid>
       <w:tr>
-        <w:tc>
-          <w:tcPr>
+        <w:trPr>
+          <w:tblHeader/>
+          <w:cantSplit/>
+        </w:trPr>
+        <w:tc>
+          <w:tcPr>
+            <w:tcW w:w="2507" w:type="dxa"/>
             <w:shd w:val="clear" w:color="auto" w:fill="1E40AF"/>
           </w:tcPr>
           <w:p>
             <w:pPr>
+              <w:keepNext/>
+              <w:spacing w:before="0" w:after="0"/>
               <w:jc w:val="center"/>
             </w:pPr>
             <w:r>
@@ -360,10 +461,13 @@
         </w:tc>
         <w:tc>
           <w:tcPr>
+            <w:tcW w:w="4012" w:type="dxa"/>
             <w:shd w:val="clear" w:color="auto" w:fill="1E40AF"/>
           </w:tcPr>
           <w:p>
             <w:pPr>
+              <w:keepNext/>
+              <w:spacing w:before="0" w:after="0"/>
               <w:jc w:val="center"/>
             </w:pPr>
             <w:r>
@@ -380,10 +484,13 @@
         </w:tc>
         <w:tc>
           <w:tcPr>
+            <w:tcW w:w="2507" w:type="dxa"/>
             <w:shd w:val="clear" w:color="auto" w:fill="1E40AF"/>
           </w:tcPr>
           <w:p>
             <w:pPr>
+              <w:keepNext/>
+              <w:spacing w:before="0" w:after="0"/>
               <w:jc w:val="center"/>
             </w:pPr>
             <w:r>
@@ -400,12 +507,19 @@
         </w:tc>
       </w:tr>
       <w:tr>
-        <w:tc>
-          <w:tcPr>
-            <w:shd w:val="clear" w:color="auto" w:fill="F1F5F9"/>
-          </w:tcPr>
-          <w:p>
-            <w:pPr>
+        <w:trPr>
+          <w:cantSplit/>
+        </w:trPr>
+        <w:tc>
+          <w:tcPr>
+            <w:tcW w:w="2507" w:type="dxa"/>
+            <w:shd w:val="clear" w:color="auto" w:fill="F1F5F9"/>
+            <w:vAlign w:val="center"/>
+          </w:tcPr>
+          <w:p>
+            <w:pPr>
+              <w:keepNext/>
+              <w:spacing w:before="0" w:after="0"/>
               <w:jc w:val="left"/>
             </w:pPr>
             <w:r>
@@ -419,27 +533,35 @@
         </w:tc>
         <w:tc>
           <w:tcPr>
-            <w:shd w:val="clear" w:color="auto" w:fill="F1F5F9"/>
-          </w:tcPr>
-          <w:p>
-            <w:pPr>
-              <w:jc w:val="center"/>
-            </w:pPr>
-            <w:r>
-              <w:rPr>
-                <w:sz w:val="28"/>
-                <w:szCs w:val="28"/>
-              </w:rPr>
-              <w:t xml:space="preserve">ฟอร์มแจ้งซ่อมสำหรับพนักงาน</w:t>
-            </w:r>
-          </w:p>
-        </w:tc>
-        <w:tc>
-          <w:tcPr>
-            <w:shd w:val="clear" w:color="auto" w:fill="F1F5F9"/>
-          </w:tcPr>
-          <w:p>
-            <w:pPr>
+            <w:tcW w:w="4012" w:type="dxa"/>
+            <w:shd w:val="clear" w:color="auto" w:fill="F1F5F9"/>
+            <w:vAlign w:val="center"/>
+          </w:tcPr>
+          <w:p>
+            <w:pPr>
+              <w:keepNext/>
+              <w:spacing w:before="0" w:after="0"/>
+              <w:jc w:val="left"/>
+            </w:pPr>
+            <w:r>
+              <w:rPr>
+                <w:sz w:val="28"/>
+                <w:szCs w:val="28"/>
+              </w:rPr>
+              <w:t xml:space="preserve">ฟอร์มแจ้งซ่อม + สร้างเอกสาร PDF</w:t>
+            </w:r>
+          </w:p>
+        </w:tc>
+        <w:tc>
+          <w:tcPr>
+            <w:tcW w:w="2507" w:type="dxa"/>
+            <w:shd w:val="clear" w:color="auto" w:fill="F1F5F9"/>
+            <w:vAlign w:val="center"/>
+          </w:tcPr>
+          <w:p>
+            <w:pPr>
+              <w:keepNext/>
+              <w:spacing w:before="0" w:after="0"/>
               <w:jc w:val="center"/>
             </w:pPr>
             <w:r>
@@ -453,12 +575,19 @@
         </w:tc>
       </w:tr>
       <w:tr>
-        <w:tc>
-          <w:tcPr>
-            <w:shd w:val="clear" w:color="auto" w:fill="FFFFFF"/>
-          </w:tcPr>
-          <w:p>
-            <w:pPr>
+        <w:trPr>
+          <w:cantSplit/>
+        </w:trPr>
+        <w:tc>
+          <w:tcPr>
+            <w:tcW w:w="2507" w:type="dxa"/>
+            <w:shd w:val="clear" w:color="auto" w:fill="FFFFFF"/>
+            <w:vAlign w:val="center"/>
+          </w:tcPr>
+          <w:p>
+            <w:pPr>
+              <w:keepNext/>
+              <w:spacing w:before="0" w:after="0"/>
               <w:jc w:val="left"/>
             </w:pPr>
             <w:r>
@@ -472,27 +601,35 @@
         </w:tc>
         <w:tc>
           <w:tcPr>
-            <w:shd w:val="clear" w:color="auto" w:fill="FFFFFF"/>
-          </w:tcPr>
-          <w:p>
-            <w:pPr>
-              <w:jc w:val="center"/>
-            </w:pPr>
-            <w:r>
-              <w:rPr>
-                <w:sz w:val="28"/>
-                <w:szCs w:val="28"/>
-              </w:rPr>
-              <w:t xml:space="preserve">ดูประวัติการแจ้งซ่อมของตนเอง</w:t>
-            </w:r>
-          </w:p>
-        </w:tc>
-        <w:tc>
-          <w:tcPr>
-            <w:shd w:val="clear" w:color="auto" w:fill="FFFFFF"/>
-          </w:tcPr>
-          <w:p>
-            <w:pPr>
+            <w:tcW w:w="4012" w:type="dxa"/>
+            <w:shd w:val="clear" w:color="auto" w:fill="FFFFFF"/>
+            <w:vAlign w:val="center"/>
+          </w:tcPr>
+          <w:p>
+            <w:pPr>
+              <w:keepNext/>
+              <w:spacing w:before="0" w:after="0"/>
+              <w:jc w:val="left"/>
+            </w:pPr>
+            <w:r>
+              <w:rPr>
+                <w:sz w:val="28"/>
+                <w:szCs w:val="28"/>
+              </w:rPr>
+              <w:t xml:space="preserve">ดูประวัติและสถานะการแจ้งซ่อมของตนเอง</w:t>
+            </w:r>
+          </w:p>
+        </w:tc>
+        <w:tc>
+          <w:tcPr>
+            <w:tcW w:w="2507" w:type="dxa"/>
+            <w:shd w:val="clear" w:color="auto" w:fill="FFFFFF"/>
+            <w:vAlign w:val="center"/>
+          </w:tcPr>
+          <w:p>
+            <w:pPr>
+              <w:keepNext/>
+              <w:spacing w:before="0" w:after="0"/>
               <w:jc w:val="center"/>
             </w:pPr>
             <w:r>
@@ -506,13 +643,319 @@
         </w:tc>
       </w:tr>
       <w:tr>
-        <w:tc>
-          <w:tcPr>
-            <w:shd w:val="clear" w:color="auto" w:fill="F1F5F9"/>
-          </w:tcPr>
-          <w:p>
-            <w:pPr>
-              <w:jc w:val="left"/>
+        <w:trPr>
+          <w:cantSplit/>
+        </w:trPr>
+        <w:tc>
+          <w:tcPr>
+            <w:tcW w:w="2507" w:type="dxa"/>
+            <w:shd w:val="clear" w:color="auto" w:fill="F1F5F9"/>
+            <w:vAlign w:val="center"/>
+          </w:tcPr>
+          <w:p>
+            <w:pPr>
+              <w:spacing w:before="0" w:after="0"/>
+              <w:jc w:val="left"/>
+            </w:pPr>
+            <w:r>
+              <w:rPr>
+                <w:sz w:val="28"/>
+                <w:szCs w:val="28"/>
+              </w:rPr>
+              <w:t xml:space="preserve">admin.html + admin.js</w:t>
+            </w:r>
+          </w:p>
+        </w:tc>
+        <w:tc>
+          <w:tcPr>
+            <w:tcW w:w="4012" w:type="dxa"/>
+            <w:shd w:val="clear" w:color="auto" w:fill="F1F5F9"/>
+            <w:vAlign w:val="center"/>
+          </w:tcPr>
+          <w:p>
+            <w:pPr>
+              <w:spacing w:before="0" w:after="0"/>
+              <w:jc w:val="left"/>
+            </w:pPr>
+            <w:r>
+              <w:rPr>
+                <w:sz w:val="28"/>
+                <w:szCs w:val="28"/>
+              </w:rPr>
+              <w:t xml:space="preserve">Admin Panel (แดชบอร์ด ตารางงาน ประวัติ ผู้ใช้ ข้อมูลหลัก ตั้งค่า)</w:t>
+            </w:r>
+          </w:p>
+        </w:tc>
+        <w:tc>
+          <w:tcPr>
+            <w:tcW w:w="2507" w:type="dxa"/>
+            <w:shd w:val="clear" w:color="auto" w:fill="F1F5F9"/>
+            <w:vAlign w:val="center"/>
+          </w:tcPr>
+          <w:p>
+            <w:pPr>
+              <w:spacing w:before="0" w:after="0"/>
+              <w:jc w:val="center"/>
+            </w:pPr>
+            <w:r>
+              <w:rPr>
+                <w:sz w:val="28"/>
+                <w:szCs w:val="28"/>
+              </w:rPr>
+              <w:t xml:space="preserve">IT, Admin</w:t>
+            </w:r>
+          </w:p>
+        </w:tc>
+      </w:tr>
+      <w:tr>
+        <w:trPr>
+          <w:cantSplit/>
+        </w:trPr>
+        <w:tc>
+          <w:tcPr>
+            <w:tcW w:w="2507" w:type="dxa"/>
+            <w:shd w:val="clear" w:color="auto" w:fill="FFFFFF"/>
+            <w:vAlign w:val="center"/>
+          </w:tcPr>
+          <w:p>
+            <w:pPr>
+              <w:spacing w:before="0" w:after="0"/>
+              <w:jc w:val="left"/>
+            </w:pPr>
+            <w:r>
+              <w:rPr>
+                <w:sz w:val="28"/>
+                <w:szCs w:val="28"/>
+              </w:rPr>
+              <w:t xml:space="preserve">config.js</w:t>
+            </w:r>
+          </w:p>
+        </w:tc>
+        <w:tc>
+          <w:tcPr>
+            <w:tcW w:w="4012" w:type="dxa"/>
+            <w:shd w:val="clear" w:color="auto" w:fill="FFFFFF"/>
+            <w:vAlign w:val="center"/>
+          </w:tcPr>
+          <w:p>
+            <w:pPr>
+              <w:spacing w:before="0" w:after="0"/>
+              <w:jc w:val="left"/>
+            </w:pPr>
+            <w:r>
+              <w:rPr>
+                <w:sz w:val="28"/>
+                <w:szCs w:val="28"/>
+              </w:rPr>
+              <w:t xml:space="preserve">LIFF ID ของแต่ละหน้า + GAS API URL</w:t>
+            </w:r>
+          </w:p>
+        </w:tc>
+        <w:tc>
+          <w:tcPr>
+            <w:tcW w:w="2507" w:type="dxa"/>
+            <w:shd w:val="clear" w:color="auto" w:fill="FFFFFF"/>
+            <w:vAlign w:val="center"/>
+          </w:tcPr>
+          <w:p>
+            <w:pPr>
+              <w:spacing w:before="0" w:after="0"/>
+              <w:jc w:val="center"/>
+            </w:pPr>
+            <w:r>
+              <w:rPr>
+                <w:sz w:val="28"/>
+                <w:szCs w:val="28"/>
+              </w:rPr>
+              <w:t xml:space="preserve">ทุกหน้า</w:t>
+            </w:r>
+          </w:p>
+        </w:tc>
+      </w:tr>
+      <w:tr>
+        <w:trPr>
+          <w:cantSplit/>
+        </w:trPr>
+        <w:tc>
+          <w:tcPr>
+            <w:tcW w:w="2507" w:type="dxa"/>
+            <w:shd w:val="clear" w:color="auto" w:fill="F1F5F9"/>
+            <w:vAlign w:val="center"/>
+          </w:tcPr>
+          <w:p>
+            <w:pPr>
+              <w:spacing w:before="0" w:after="0"/>
+              <w:jc w:val="left"/>
+            </w:pPr>
+            <w:r>
+              <w:rPr>
+                <w:sz w:val="28"/>
+                <w:szCs w:val="28"/>
+              </w:rPr>
+              <w:t xml:space="preserve">theme.js</w:t>
+            </w:r>
+          </w:p>
+        </w:tc>
+        <w:tc>
+          <w:tcPr>
+            <w:tcW w:w="4012" w:type="dxa"/>
+            <w:shd w:val="clear" w:color="auto" w:fill="F1F5F9"/>
+            <w:vAlign w:val="center"/>
+          </w:tcPr>
+          <w:p>
+            <w:pPr>
+              <w:spacing w:before="0" w:after="0"/>
+              <w:jc w:val="left"/>
+            </w:pPr>
+            <w:r>
+              <w:rPr>
+                <w:sz w:val="28"/>
+                <w:szCs w:val="28"/>
+              </w:rPr>
+              <w:t xml:space="preserve">สีหลักของระบบ (brand) ที่เดียว</w:t>
+            </w:r>
+          </w:p>
+        </w:tc>
+        <w:tc>
+          <w:tcPr>
+            <w:tcW w:w="2507" w:type="dxa"/>
+            <w:shd w:val="clear" w:color="auto" w:fill="F1F5F9"/>
+            <w:vAlign w:val="center"/>
+          </w:tcPr>
+          <w:p>
+            <w:pPr>
+              <w:spacing w:before="0" w:after="0"/>
+              <w:jc w:val="center"/>
+            </w:pPr>
+            <w:r>
+              <w:rPr>
+                <w:sz w:val="28"/>
+                <w:szCs w:val="28"/>
+              </w:rPr>
+              <w:t xml:space="preserve">ทุกหน้า</w:t>
+            </w:r>
+          </w:p>
+        </w:tc>
+      </w:tr>
+      <w:tr>
+        <w:trPr>
+          <w:cantSplit/>
+        </w:trPr>
+        <w:tc>
+          <w:tcPr>
+            <w:tcW w:w="2507" w:type="dxa"/>
+            <w:shd w:val="clear" w:color="auto" w:fill="FFFFFF"/>
+            <w:vAlign w:val="center"/>
+          </w:tcPr>
+          <w:p>
+            <w:pPr>
+              <w:spacing w:before="0" w:after="0"/>
+              <w:jc w:val="left"/>
+            </w:pPr>
+            <w:r>
+              <w:rPr>
+                <w:sz w:val="28"/>
+                <w:szCs w:val="28"/>
+              </w:rPr>
+              <w:t xml:space="preserve">common.js</w:t>
+            </w:r>
+          </w:p>
+        </w:tc>
+        <w:tc>
+          <w:tcPr>
+            <w:tcW w:w="4012" w:type="dxa"/>
+            <w:shd w:val="clear" w:color="auto" w:fill="FFFFFF"/>
+            <w:vAlign w:val="center"/>
+          </w:tcPr>
+          <w:p>
+            <w:pPr>
+              <w:spacing w:before="0" w:after="0"/>
+              <w:jc w:val="left"/>
+            </w:pPr>
+            <w:r>
+              <w:rPr>
+                <w:sz w:val="28"/>
+                <w:szCs w:val="28"/>
+              </w:rPr>
+              <w:t xml:space="preserve">เรียก backend, login ใหม่อัตโนมัติ, ไอคอน, toast/dialog, skeleton</w:t>
+            </w:r>
+          </w:p>
+        </w:tc>
+        <w:tc>
+          <w:tcPr>
+            <w:tcW w:w="2507" w:type="dxa"/>
+            <w:shd w:val="clear" w:color="auto" w:fill="FFFFFF"/>
+            <w:vAlign w:val="center"/>
+          </w:tcPr>
+          <w:p>
+            <w:pPr>
+              <w:spacing w:before="0" w:after="0"/>
+              <w:jc w:val="center"/>
+            </w:pPr>
+            <w:r>
+              <w:rPr>
+                <w:sz w:val="28"/>
+                <w:szCs w:val="28"/>
+              </w:rPr>
+              <w:t xml:space="preserve">ทุกหน้า</w:t>
+            </w:r>
+          </w:p>
+        </w:tc>
+      </w:tr>
+      <w:tr>
+        <w:trPr>
+          <w:cantSplit/>
+        </w:trPr>
+        <w:tc>
+          <w:tcPr>
+            <w:tcW w:w="2507" w:type="dxa"/>
+            <w:shd w:val="clear" w:color="auto" w:fill="F1F5F9"/>
+            <w:vAlign w:val="center"/>
+          </w:tcPr>
+          <w:p>
+            <w:pPr>
+              <w:spacing w:before="0" w:after="0"/>
+              <w:jc w:val="left"/>
+            </w:pPr>
+            <w:r>
+              <w:rPr>
+                <w:sz w:val="28"/>
+                <w:szCs w:val="28"/>
+              </w:rPr>
+              <w:t xml:space="preserve">map-data.js</w:t>
+            </w:r>
+          </w:p>
+        </w:tc>
+        <w:tc>
+          <w:tcPr>
+            <w:tcW w:w="4012" w:type="dxa"/>
+            <w:shd w:val="clear" w:color="auto" w:fill="F1F5F9"/>
+            <w:vAlign w:val="center"/>
+          </w:tcPr>
+          <w:p>
+            <w:pPr>
+              <w:spacing w:before="0" w:after="0"/>
+              <w:jc w:val="left"/>
+            </w:pPr>
+            <w:r>
+              <w:rPr>
+                <w:sz w:val="28"/>
+                <w:szCs w:val="28"/>
+              </w:rPr>
+              <w:t xml:space="preserve">รูปแผนที่ 7 จังหวัดสำหรับแดชบอร์ด</w:t>
+            </w:r>
+          </w:p>
+        </w:tc>
+        <w:tc>
+          <w:tcPr>
+            <w:tcW w:w="2507" w:type="dxa"/>
+            <w:shd w:val="clear" w:color="auto" w:fill="F1F5F9"/>
+            <w:vAlign w:val="center"/>
+          </w:tcPr>
+          <w:p>
+            <w:pPr>
+              <w:spacing w:before="0" w:after="0"/>
+              <w:jc w:val="center"/>
             </w:pPr>
             <w:r>
               <w:rPr>
@@ -523,149 +966,13 @@
             </w:r>
           </w:p>
         </w:tc>
-        <w:tc>
-          <w:tcPr>
-            <w:shd w:val="clear" w:color="auto" w:fill="F1F5F9"/>
-          </w:tcPr>
-          <w:p>
-            <w:pPr>
-              <w:jc w:val="center"/>
-            </w:pPr>
-            <w:r>
-              <w:rPr>
-                <w:sz w:val="28"/>
-                <w:szCs w:val="28"/>
-              </w:rPr>
-              <w:t xml:space="preserve">หน้า Admin Panel จัดการระบบ</w:t>
-            </w:r>
-          </w:p>
-        </w:tc>
-        <w:tc>
-          <w:tcPr>
-            <w:shd w:val="clear" w:color="auto" w:fill="F1F5F9"/>
-          </w:tcPr>
-          <w:p>
-            <w:pPr>
-              <w:jc w:val="center"/>
-            </w:pPr>
-            <w:r>
-              <w:rPr>
-                <w:sz w:val="28"/>
-                <w:szCs w:val="28"/>
-              </w:rPr>
-              <w:t xml:space="preserve">IT, Admin</w:t>
-            </w:r>
-          </w:p>
-        </w:tc>
-      </w:tr>
-      <w:tr>
-        <w:tc>
-          <w:tcPr>
-            <w:shd w:val="clear" w:color="auto" w:fill="FFFFFF"/>
-          </w:tcPr>
-          <w:p>
-            <w:pPr>
-              <w:jc w:val="left"/>
-            </w:pPr>
-            <w:r>
-              <w:rPr>
-                <w:sz w:val="28"/>
-                <w:szCs w:val="28"/>
-              </w:rPr>
-              <w:t xml:space="preserve">config.js</w:t>
-            </w:r>
-          </w:p>
-        </w:tc>
-        <w:tc>
-          <w:tcPr>
-            <w:shd w:val="clear" w:color="auto" w:fill="FFFFFF"/>
-          </w:tcPr>
-          <w:p>
-            <w:pPr>
-              <w:jc w:val="center"/>
-            </w:pPr>
-            <w:r>
-              <w:rPr>
-                <w:sz w:val="28"/>
-                <w:szCs w:val="28"/>
-              </w:rPr>
-              <w:t xml:space="preserve">ค่า LIFF ID และ GAS API URL</w:t>
-            </w:r>
-          </w:p>
-        </w:tc>
-        <w:tc>
-          <w:tcPr>
-            <w:shd w:val="clear" w:color="auto" w:fill="FFFFFF"/>
-          </w:tcPr>
-          <w:p>
-            <w:pPr>
-              <w:jc w:val="center"/>
-            </w:pPr>
-            <w:r>
-              <w:rPr>
-                <w:sz w:val="28"/>
-                <w:szCs w:val="28"/>
-              </w:rPr>
-              <w:t xml:space="preserve">ทุกหน้า</w:t>
-            </w:r>
-          </w:p>
-        </w:tc>
-      </w:tr>
-      <w:tr>
-        <w:tc>
-          <w:tcPr>
-            <w:shd w:val="clear" w:color="auto" w:fill="F1F5F9"/>
-          </w:tcPr>
-          <w:p>
-            <w:pPr>
-              <w:jc w:val="left"/>
-            </w:pPr>
-            <w:r>
-              <w:rPr>
-                <w:sz w:val="28"/>
-                <w:szCs w:val="28"/>
-              </w:rPr>
-              <w:t xml:space="preserve">common.js</w:t>
-            </w:r>
-          </w:p>
-        </w:tc>
-        <w:tc>
-          <w:tcPr>
-            <w:shd w:val="clear" w:color="auto" w:fill="F1F5F9"/>
-          </w:tcPr>
-          <w:p>
-            <w:pPr>
-              <w:jc w:val="center"/>
-            </w:pPr>
-            <w:r>
-              <w:rPr>
-                <w:sz w:val="28"/>
-                <w:szCs w:val="28"/>
-              </w:rPr>
-              <w:t xml:space="preserve">ฟังก์ชันกลาง (callBackend, escapeHtml ฯลฯ)</w:t>
-            </w:r>
-          </w:p>
-        </w:tc>
-        <w:tc>
-          <w:tcPr>
-            <w:shd w:val="clear" w:color="auto" w:fill="F1F5F9"/>
-          </w:tcPr>
-          <w:p>
-            <w:pPr>
-              <w:jc w:val="center"/>
-            </w:pPr>
-            <w:r>
-              <w:rPr>
-                <w:sz w:val="28"/>
-                <w:szCs w:val="28"/>
-              </w:rPr>
-              <w:t xml:space="preserve">ทุกหน้า</w:t>
-            </w:r>
-          </w:p>
-        </w:tc>
       </w:tr>
     </w:tbl>
-    <w:p xmlns:w="http://schemas.openxmlformats.org/wordprocessingml/2006/main"/>
+    <w:p xmlns:w="http://schemas.openxmlformats.org/wordprocessingml/2006/main">
+      <w:pPr>
+        <w:keepNext/>
+      </w:pPr>
+    </w:p>
     <w:p xmlns:w="http://schemas.openxmlformats.org/wordprocessingml/2006/main">
       <w:pPr>
         <w:pStyle w:val="Heading2"/>
@@ -677,21 +984,35 @@
     <w:tbl xmlns:w="http://schemas.openxmlformats.org/wordprocessingml/2006/main">
       <w:tblPr>
         <w:tblStyle w:val="TableGrid"/>
-        <w:tblW w:w="5000" w:type="pct"/>
+        <w:tblW w:w="9026" w:type="dxa"/>
+        <w:tblLayout w:type="fixed"/>
+        <w:tblCellMar>
+          <w:top w:w="60" w:type="dxa"/>
+          <w:left w:w="100" w:type="dxa"/>
+          <w:bottom w:w="60" w:type="dxa"/>
+          <w:right w:w="100" w:type="dxa"/>
+        </w:tblCellMar>
         <w:tblLook w:val="04A0"/>
       </w:tblPr>
       <w:tblGrid>
-        <w:gridCol w:w="2500"/>
-        <w:gridCol w:w="4000"/>
-        <w:gridCol w:w="2500"/>
+        <w:gridCol w:w="2507"/>
+        <w:gridCol w:w="4012"/>
+        <w:gridCol w:w="2507"/>
       </w:tblGrid>
       <w:tr>
-        <w:tc>
-          <w:tcPr>
+        <w:trPr>
+          <w:tblHeader/>
+          <w:cantSplit/>
+        </w:trPr>
+        <w:tc>
+          <w:tcPr>
+            <w:tcW w:w="2507" w:type="dxa"/>
             <w:shd w:val="clear" w:color="auto" w:fill="1E40AF"/>
           </w:tcPr>
           <w:p>
             <w:pPr>
+              <w:keepNext/>
+              <w:spacing w:before="0" w:after="0"/>
               <w:jc w:val="center"/>
             </w:pPr>
             <w:r>
@@ -708,10 +1029,13 @@
         </w:tc>
         <w:tc>
           <w:tcPr>
+            <w:tcW w:w="4012" w:type="dxa"/>
             <w:shd w:val="clear" w:color="auto" w:fill="1E40AF"/>
           </w:tcPr>
           <w:p>
             <w:pPr>
+              <w:keepNext/>
+              <w:spacing w:before="0" w:after="0"/>
               <w:jc w:val="center"/>
             </w:pPr>
             <w:r>
@@ -728,10 +1052,13 @@
         </w:tc>
         <w:tc>
           <w:tcPr>
+            <w:tcW w:w="2507" w:type="dxa"/>
             <w:shd w:val="clear" w:color="auto" w:fill="1E40AF"/>
           </w:tcPr>
           <w:p>
             <w:pPr>
+              <w:keepNext/>
+              <w:spacing w:before="0" w:after="0"/>
               <w:jc w:val="center"/>
             </w:pPr>
             <w:r>
@@ -748,12 +1075,19 @@
         </w:tc>
       </w:tr>
       <w:tr>
-        <w:tc>
-          <w:tcPr>
-            <w:shd w:val="clear" w:color="auto" w:fill="F1F5F9"/>
-          </w:tcPr>
-          <w:p>
-            <w:pPr>
+        <w:trPr>
+          <w:cantSplit/>
+        </w:trPr>
+        <w:tc>
+          <w:tcPr>
+            <w:tcW w:w="2507" w:type="dxa"/>
+            <w:shd w:val="clear" w:color="auto" w:fill="F1F5F9"/>
+            <w:vAlign w:val="center"/>
+          </w:tcPr>
+          <w:p>
+            <w:pPr>
+              <w:keepNext/>
+              <w:spacing w:before="0" w:after="0"/>
               <w:jc w:val="left"/>
             </w:pPr>
             <w:r>
@@ -767,11 +1101,15 @@
         </w:tc>
         <w:tc>
           <w:tcPr>
-            <w:shd w:val="clear" w:color="auto" w:fill="F1F5F9"/>
-          </w:tcPr>
-          <w:p>
-            <w:pPr>
-              <w:jc w:val="center"/>
+            <w:tcW w:w="4012" w:type="dxa"/>
+            <w:shd w:val="clear" w:color="auto" w:fill="F1F5F9"/>
+            <w:vAlign w:val="center"/>
+          </w:tcPr>
+          <w:p>
+            <w:pPr>
+              <w:keepNext/>
+              <w:spacing w:before="0" w:after="0"/>
+              <w:jc w:val="left"/>
             </w:pPr>
             <w:r>
               <w:rPr>
@@ -784,11 +1122,15 @@
         </w:tc>
         <w:tc>
           <w:tcPr>
-            <w:shd w:val="clear" w:color="auto" w:fill="F1F5F9"/>
-          </w:tcPr>
-          <w:p>
-            <w:pPr>
-              <w:jc w:val="center"/>
+            <w:tcW w:w="2507" w:type="dxa"/>
+            <w:shd w:val="clear" w:color="auto" w:fill="F1F5F9"/>
+            <w:vAlign w:val="center"/>
+          </w:tcPr>
+          <w:p>
+            <w:pPr>
+              <w:keepNext/>
+              <w:spacing w:before="0" w:after="0"/>
+              <w:jc w:val="left"/>
             </w:pPr>
             <w:r>
               <w:rPr>
@@ -801,12 +1143,18 @@
         </w:tc>
       </w:tr>
       <w:tr>
-        <w:tc>
-          <w:tcPr>
-            <w:shd w:val="clear" w:color="auto" w:fill="FFFFFF"/>
-          </w:tcPr>
-          <w:p>
-            <w:pPr>
+        <w:trPr>
+          <w:cantSplit/>
+        </w:trPr>
+        <w:tc>
+          <w:tcPr>
+            <w:tcW w:w="2507" w:type="dxa"/>
+            <w:shd w:val="clear" w:color="auto" w:fill="FFFFFF"/>
+            <w:vAlign w:val="center"/>
+          </w:tcPr>
+          <w:p>
+            <w:pPr>
+              <w:spacing w:before="0" w:after="0"/>
               <w:jc w:val="left"/>
             </w:pPr>
             <w:r>
@@ -820,11 +1168,14 @@
         </w:tc>
         <w:tc>
           <w:tcPr>
-            <w:shd w:val="clear" w:color="auto" w:fill="FFFFFF"/>
-          </w:tcPr>
-          <w:p>
-            <w:pPr>
-              <w:jc w:val="center"/>
+            <w:tcW w:w="4012" w:type="dxa"/>
+            <w:shd w:val="clear" w:color="auto" w:fill="FFFFFF"/>
+            <w:vAlign w:val="center"/>
+          </w:tcPr>
+          <w:p>
+            <w:pPr>
+              <w:spacing w:before="0" w:after="0"/>
+              <w:jc w:val="left"/>
             </w:pPr>
             <w:r>
               <w:rPr>
@@ -837,11 +1188,14 @@
         </w:tc>
         <w:tc>
           <w:tcPr>
-            <w:shd w:val="clear" w:color="auto" w:fill="FFFFFF"/>
-          </w:tcPr>
-          <w:p>
-            <w:pPr>
-              <w:jc w:val="center"/>
+            <w:tcW w:w="2507" w:type="dxa"/>
+            <w:shd w:val="clear" w:color="auto" w:fill="FFFFFF"/>
+            <w:vAlign w:val="center"/>
+          </w:tcPr>
+          <w:p>
+            <w:pPr>
+              <w:spacing w:before="0" w:after="0"/>
+              <w:jc w:val="left"/>
             </w:pPr>
             <w:r>
               <w:rPr>
@@ -854,7 +1208,11 @@
         </w:tc>
       </w:tr>
     </w:tbl>
-    <w:p xmlns:w="http://schemas.openxmlformats.org/wordprocessingml/2006/main"/>
+    <w:p xmlns:w="http://schemas.openxmlformats.org/wordprocessingml/2006/main">
+      <w:pPr>
+        <w:keepNext/>
+      </w:pPr>
+    </w:p>
     <w:p xmlns:w="http://schemas.openxmlformats.org/wordprocessingml/2006/main">
       <w:pPr>
         <w:pStyle w:val="Heading2"/>
@@ -864,6 +1222,9 @@
       </w:r>
     </w:p>
     <w:p xmlns:w="http://schemas.openxmlformats.org/wordprocessingml/2006/main">
+      <w:pPr>
+        <w:keepNext/>
+      </w:pPr>
       <w:r>
         <w:t xml:space="preserve">ทุก request ต้องแนบ LINE ID Token (JWT) โดย Backend จะ:</w:t>
       </w:r>
@@ -900,7 +1261,293 @@
         <w:t xml:space="preserve">4. เทียบ Role กับ ACL ของแต่ละ action ก่อนอนุญาตให้ทำงาน</w:t>
       </w:r>
     </w:p>
-    <w:p xmlns:w="http://schemas.openxmlformats.org/wordprocessingml/2006/main"/>
+    <w:p xmlns:w="http://schemas.openxmlformats.org/wordprocessingml/2006/main">
+      <w:r>
+        <w:t xml:space="preserve">ผลการตรวจ token และ Role เก็บแคชไว้ 5 นาที เพื่อลดเวลาตอบสนอง (วันหมดอายุของ token ยังตรวจทุกครั้ง) และเมื่อแก้ Role ระบบจะล้างแคชของผู้ใช้คนนั้นทันที</w:t>
+      </w:r>
+    </w:p>
+    <w:p xmlns:w="http://schemas.openxmlformats.org/wordprocessingml/2006/main">
+      <w:pPr>
+        <w:keepNext/>
+      </w:pPr>
+    </w:p>
+    <w:p xmlns:w="http://schemas.openxmlformats.org/wordprocessingml/2006/main">
+      <w:pPr>
+        <w:pStyle w:val="Heading2"/>
+      </w:pPr>
+      <w:r>
+        <w:t xml:space="preserve">2.4 การจัดการเซสชันหมดอายุ (Session Expiry)</w:t>
+      </w:r>
+    </w:p>
+    <w:p xmlns:w="http://schemas.openxmlformats.org/wordprocessingml/2006/main">
+      <w:pPr>
+        <w:keepNext/>
+      </w:pPr>
+      <w:r>
+        <w:t xml:space="preserve">LINE ID Token ไม่ต่ออายุเอง เมื่อ token ใช้ไม่ได้ backend จะตอบรหัส AUTH_INVALID แล้ว frontend จัดการดังนี้</w:t>
+      </w:r>
+    </w:p>
+    <w:tbl xmlns:w="http://schemas.openxmlformats.org/wordprocessingml/2006/main">
+      <w:tblPr>
+        <w:tblStyle w:val="TableGrid"/>
+        <w:tblW w:w="9026" w:type="dxa"/>
+        <w:tblLayout w:type="fixed"/>
+        <w:tblCellMar>
+          <w:top w:w="60" w:type="dxa"/>
+          <w:left w:w="100" w:type="dxa"/>
+          <w:bottom w:w="60" w:type="dxa"/>
+          <w:right w:w="100" w:type="dxa"/>
+        </w:tblCellMar>
+        <w:tblLook w:val="04A0"/>
+      </w:tblPr>
+      <w:tblGrid>
+        <w:gridCol w:w="3510"/>
+        <w:gridCol w:w="5516"/>
+      </w:tblGrid>
+      <w:tr>
+        <w:trPr>
+          <w:tblHeader/>
+          <w:cantSplit/>
+        </w:trPr>
+        <w:tc>
+          <w:tcPr>
+            <w:tcW w:w="3510" w:type="dxa"/>
+            <w:shd w:val="clear" w:color="auto" w:fill="1E40AF"/>
+          </w:tcPr>
+          <w:p>
+            <w:pPr>
+              <w:keepNext/>
+              <w:spacing w:before="0" w:after="0"/>
+              <w:jc w:val="center"/>
+            </w:pPr>
+            <w:r>
+              <w:rPr>
+                <w:b/>
+                <w:bCs/>
+                <w:color w:val="FFFFFF"/>
+                <w:sz w:val="28"/>
+                <w:szCs w:val="28"/>
+              </w:rPr>
+              <w:t>สถานการณ์</w:t>
+            </w:r>
+          </w:p>
+        </w:tc>
+        <w:tc>
+          <w:tcPr>
+            <w:tcW w:w="5516" w:type="dxa"/>
+            <w:shd w:val="clear" w:color="auto" w:fill="1E40AF"/>
+          </w:tcPr>
+          <w:p>
+            <w:pPr>
+              <w:keepNext/>
+              <w:spacing w:before="0" w:after="0"/>
+              <w:jc w:val="center"/>
+            </w:pPr>
+            <w:r>
+              <w:rPr>
+                <w:b/>
+                <w:bCs/>
+                <w:color w:val="FFFFFF"/>
+                <w:sz w:val="28"/>
+                <w:szCs w:val="28"/>
+              </w:rPr>
+              <w:t>การทำงานของระบบ</w:t>
+            </w:r>
+          </w:p>
+        </w:tc>
+      </w:tr>
+      <w:tr>
+        <w:trPr>
+          <w:cantSplit/>
+        </w:trPr>
+        <w:tc>
+          <w:tcPr>
+            <w:tcW w:w="3510" w:type="dxa"/>
+            <w:shd w:val="clear" w:color="auto" w:fill="F1F5F9"/>
+            <w:vAlign w:val="center"/>
+          </w:tcPr>
+          <w:p>
+            <w:pPr>
+              <w:keepNext/>
+              <w:spacing w:before="0" w:after="0"/>
+              <w:jc w:val="left"/>
+            </w:pPr>
+            <w:r>
+              <w:rPr>
+                <w:sz w:val="28"/>
+                <w:szCs w:val="28"/>
+              </w:rPr>
+              <w:t xml:space="preserve">คำสั่งอ่านข้อมูล (get*)</w:t>
+            </w:r>
+          </w:p>
+        </w:tc>
+        <w:tc>
+          <w:tcPr>
+            <w:tcW w:w="5516" w:type="dxa"/>
+            <w:shd w:val="clear" w:color="auto" w:fill="F1F5F9"/>
+            <w:vAlign w:val="center"/>
+          </w:tcPr>
+          <w:p>
+            <w:pPr>
+              <w:keepNext/>
+              <w:spacing w:before="0" w:after="0"/>
+              <w:jc w:val="left"/>
+            </w:pPr>
+            <w:r>
+              <w:rPr>
+                <w:sz w:val="28"/>
+                <w:szCs w:val="28"/>
+              </w:rPr>
+              <w:t xml:space="preserve">ออกจากระบบแล้วเข้าสู่ระบบ LINE ใหม่อัตโนมัติ</w:t>
+            </w:r>
+          </w:p>
+        </w:tc>
+      </w:tr>
+      <w:tr>
+        <w:trPr>
+          <w:cantSplit/>
+        </w:trPr>
+        <w:tc>
+          <w:tcPr>
+            <w:tcW w:w="3510" w:type="dxa"/>
+            <w:shd w:val="clear" w:color="auto" w:fill="FFFFFF"/>
+            <w:vAlign w:val="center"/>
+          </w:tcPr>
+          <w:p>
+            <w:pPr>
+              <w:keepNext/>
+              <w:spacing w:before="0" w:after="0"/>
+              <w:jc w:val="left"/>
+            </w:pPr>
+            <w:r>
+              <w:rPr>
+                <w:sz w:val="28"/>
+                <w:szCs w:val="28"/>
+              </w:rPr>
+              <w:t xml:space="preserve">คำสั่งเขียนข้อมูล (สร้าง/แก้ไข/ลบ)</w:t>
+            </w:r>
+          </w:p>
+        </w:tc>
+        <w:tc>
+          <w:tcPr>
+            <w:tcW w:w="5516" w:type="dxa"/>
+            <w:shd w:val="clear" w:color="auto" w:fill="FFFFFF"/>
+            <w:vAlign w:val="center"/>
+          </w:tcPr>
+          <w:p>
+            <w:pPr>
+              <w:keepNext/>
+              <w:spacing w:before="0" w:after="0"/>
+              <w:jc w:val="left"/>
+            </w:pPr>
+            <w:r>
+              <w:rPr>
+                <w:sz w:val="28"/>
+                <w:szCs w:val="28"/>
+              </w:rPr>
+              <w:t xml:space="preserve">ไม่เด้งเอง แสดงกล่องยืนยันให้ผู้ใช้เลือก เพื่อไม่ให้ข้อมูลที่กรอกไว้หายโดยไม่รู้ตัว</w:t>
+            </w:r>
+          </w:p>
+        </w:tc>
+      </w:tr>
+      <w:tr>
+        <w:trPr>
+          <w:cantSplit/>
+        </w:trPr>
+        <w:tc>
+          <w:tcPr>
+            <w:tcW w:w="3510" w:type="dxa"/>
+            <w:shd w:val="clear" w:color="auto" w:fill="F1F5F9"/>
+            <w:vAlign w:val="center"/>
+          </w:tcPr>
+          <w:p>
+            <w:pPr>
+              <w:keepNext/>
+              <w:spacing w:before="0" w:after="0"/>
+              <w:jc w:val="left"/>
+            </w:pPr>
+            <w:r>
+              <w:rPr>
+                <w:sz w:val="28"/>
+                <w:szCs w:val="28"/>
+              </w:rPr>
+              <w:t xml:space="preserve">โหลดข้อมูลเบื้องหลังในฟอร์มแจ้งซ่อม</w:t>
+            </w:r>
+          </w:p>
+        </w:tc>
+        <w:tc>
+          <w:tcPr>
+            <w:tcW w:w="5516" w:type="dxa"/>
+            <w:shd w:val="clear" w:color="auto" w:fill="F1F5F9"/>
+            <w:vAlign w:val="center"/>
+          </w:tcPr>
+          <w:p>
+            <w:pPr>
+              <w:keepNext/>
+              <w:spacing w:before="0" w:after="0"/>
+              <w:jc w:val="left"/>
+            </w:pPr>
+            <w:r>
+              <w:rPr>
+                <w:sz w:val="28"/>
+                <w:szCs w:val="28"/>
+              </w:rPr>
+              <w:t xml:space="preserve">ไม่เด้งเอง (ผู้ใช้อาจกำลังกรอกฟอร์มอยู่)</w:t>
+            </w:r>
+          </w:p>
+        </w:tc>
+      </w:tr>
+      <w:tr>
+        <w:trPr>
+          <w:cantSplit/>
+        </w:trPr>
+        <w:tc>
+          <w:tcPr>
+            <w:tcW w:w="3510" w:type="dxa"/>
+            <w:shd w:val="clear" w:color="auto" w:fill="FFFFFF"/>
+            <w:vAlign w:val="center"/>
+          </w:tcPr>
+          <w:p>
+            <w:pPr>
+              <w:spacing w:before="0" w:after="0"/>
+              <w:jc w:val="left"/>
+            </w:pPr>
+            <w:r>
+              <w:rPr>
+                <w:sz w:val="28"/>
+                <w:szCs w:val="28"/>
+              </w:rPr>
+              <w:t xml:space="preserve">เข้าสู่ระบบใหม่แล้วยังไม่ผ่าน</w:t>
+            </w:r>
+          </w:p>
+        </w:tc>
+        <w:tc>
+          <w:tcPr>
+            <w:tcW w:w="5516" w:type="dxa"/>
+            <w:shd w:val="clear" w:color="auto" w:fill="FFFFFF"/>
+            <w:vAlign w:val="center"/>
+          </w:tcPr>
+          <w:p>
+            <w:pPr>
+              <w:spacing w:before="0" w:after="0"/>
+              <w:jc w:val="left"/>
+            </w:pPr>
+            <w:r>
+              <w:rPr>
+                <w:sz w:val="28"/>
+                <w:szCs w:val="28"/>
+              </w:rPr>
+              <w:t xml:space="preserve">หยุดลองอัตโนมัติ 2 นาที แสดงสาเหตุและปุ่มให้กดเอง (กันวนลูป)</w:t>
+            </w:r>
+          </w:p>
+        </w:tc>
+      </w:tr>
+    </w:tbl>
+    <w:p xmlns:w="http://schemas.openxmlformats.org/wordprocessingml/2006/main">
+      <w:pPr>
+        <w:keepNext/>
+      </w:pPr>
+    </w:p>
     <w:p xmlns:w="http://schemas.openxmlformats.org/wordprocessingml/2006/main">
       <w:pPr>
         <w:pStyle w:val="Heading1"/>
@@ -909,7 +1556,11 @@
         <w:t xml:space="preserve">3. รายละเอียด CRUD แต่ละโมดูล</w:t>
       </w:r>
     </w:p>
-    <w:p xmlns:w="http://schemas.openxmlformats.org/wordprocessingml/2006/main"/>
+    <w:p xmlns:w="http://schemas.openxmlformats.org/wordprocessingml/2006/main">
+      <w:pPr>
+        <w:keepNext/>
+      </w:pPr>
+    </w:p>
     <w:p xmlns:w="http://schemas.openxmlformats.org/wordprocessingml/2006/main">
       <w:pPr>
         <w:pStyle w:val="Heading2"/>
@@ -919,30 +1570,51 @@
       </w:r>
     </w:p>
     <w:p xmlns:w="http://schemas.openxmlformats.org/wordprocessingml/2006/main">
+      <w:pPr>
+        <w:keepNext/>
+      </w:pPr>
       <w:r>
         <w:t xml:space="preserve">ตาราง: TICKET</w:t>
       </w:r>
     </w:p>
-    <w:p xmlns:w="http://schemas.openxmlformats.org/wordprocessingml/2006/main"/>
+    <w:p xmlns:w="http://schemas.openxmlformats.org/wordprocessingml/2006/main">
+      <w:pPr>
+        <w:keepNext/>
+      </w:pPr>
+    </w:p>
     <w:tbl xmlns:w="http://schemas.openxmlformats.org/wordprocessingml/2006/main">
       <w:tblPr>
         <w:tblStyle w:val="TableGrid"/>
-        <w:tblW w:w="5000" w:type="pct"/>
+        <w:tblW w:w="9026" w:type="dxa"/>
+        <w:tblLayout w:type="fixed"/>
+        <w:tblCellMar>
+          <w:top w:w="60" w:type="dxa"/>
+          <w:left w:w="100" w:type="dxa"/>
+          <w:bottom w:w="60" w:type="dxa"/>
+          <w:right w:w="100" w:type="dxa"/>
+        </w:tblCellMar>
         <w:tblLook w:val="04A0"/>
       </w:tblPr>
       <w:tblGrid>
-        <w:gridCol w:w="2500"/>
-        <w:gridCol w:w="1200"/>
-        <w:gridCol w:w="2000"/>
-        <w:gridCol w:w="4000"/>
+        <w:gridCol w:w="2708"/>
+        <w:gridCol w:w="1103"/>
+        <w:gridCol w:w="1304"/>
+        <w:gridCol w:w="3911"/>
       </w:tblGrid>
       <w:tr>
-        <w:tc>
-          <w:tcPr>
+        <w:trPr>
+          <w:tblHeader/>
+          <w:cantSplit/>
+        </w:trPr>
+        <w:tc>
+          <w:tcPr>
+            <w:tcW w:w="2708" w:type="dxa"/>
             <w:shd w:val="clear" w:color="auto" w:fill="1E40AF"/>
           </w:tcPr>
           <w:p>
             <w:pPr>
+              <w:keepNext/>
+              <w:spacing w:before="0" w:after="0"/>
               <w:jc w:val="center"/>
             </w:pPr>
             <w:r>
@@ -959,10 +1631,13 @@
         </w:tc>
         <w:tc>
           <w:tcPr>
+            <w:tcW w:w="1103" w:type="dxa"/>
             <w:shd w:val="clear" w:color="auto" w:fill="1E40AF"/>
           </w:tcPr>
           <w:p>
             <w:pPr>
+              <w:keepNext/>
+              <w:spacing w:before="0" w:after="0"/>
               <w:jc w:val="center"/>
             </w:pPr>
             <w:r>
@@ -979,10 +1654,13 @@
         </w:tc>
         <w:tc>
           <w:tcPr>
+            <w:tcW w:w="1304" w:type="dxa"/>
             <w:shd w:val="clear" w:color="auto" w:fill="1E40AF"/>
           </w:tcPr>
           <w:p>
             <w:pPr>
+              <w:keepNext/>
+              <w:spacing w:before="0" w:after="0"/>
               <w:jc w:val="center"/>
             </w:pPr>
             <w:r>
@@ -999,10 +1677,13 @@
         </w:tc>
         <w:tc>
           <w:tcPr>
+            <w:tcW w:w="3911" w:type="dxa"/>
             <w:shd w:val="clear" w:color="auto" w:fill="1E40AF"/>
           </w:tcPr>
           <w:p>
             <w:pPr>
+              <w:keepNext/>
+              <w:spacing w:before="0" w:after="0"/>
               <w:jc w:val="center"/>
             </w:pPr>
             <w:r>
@@ -1019,12 +1700,19 @@
         </w:tc>
       </w:tr>
       <w:tr>
-        <w:tc>
-          <w:tcPr>
-            <w:shd w:val="clear" w:color="auto" w:fill="F1F5F9"/>
-          </w:tcPr>
-          <w:p>
-            <w:pPr>
+        <w:trPr>
+          <w:cantSplit/>
+        </w:trPr>
+        <w:tc>
+          <w:tcPr>
+            <w:tcW w:w="2708" w:type="dxa"/>
+            <w:shd w:val="clear" w:color="auto" w:fill="F1F5F9"/>
+            <w:vAlign w:val="center"/>
+          </w:tcPr>
+          <w:p>
+            <w:pPr>
+              <w:keepNext/>
+              <w:spacing w:before="0" w:after="0"/>
               <w:jc w:val="left"/>
             </w:pPr>
             <w:r>
@@ -1038,10 +1726,14 @@
         </w:tc>
         <w:tc>
           <w:tcPr>
-            <w:shd w:val="clear" w:color="auto" w:fill="F1F5F9"/>
-          </w:tcPr>
-          <w:p>
-            <w:pPr>
+            <w:tcW w:w="1103" w:type="dxa"/>
+            <w:shd w:val="clear" w:color="auto" w:fill="F1F5F9"/>
+            <w:vAlign w:val="center"/>
+          </w:tcPr>
+          <w:p>
+            <w:pPr>
+              <w:keepNext/>
+              <w:spacing w:before="0" w:after="0"/>
               <w:jc w:val="center"/>
             </w:pPr>
             <w:r>
@@ -1055,10 +1747,14 @@
         </w:tc>
         <w:tc>
           <w:tcPr>
-            <w:shd w:val="clear" w:color="auto" w:fill="F1F5F9"/>
-          </w:tcPr>
-          <w:p>
-            <w:pPr>
+            <w:tcW w:w="1304" w:type="dxa"/>
+            <w:shd w:val="clear" w:color="auto" w:fill="F1F5F9"/>
+            <w:vAlign w:val="center"/>
+          </w:tcPr>
+          <w:p>
+            <w:pPr>
+              <w:keepNext/>
+              <w:spacing w:before="0" w:after="0"/>
               <w:jc w:val="center"/>
             </w:pPr>
             <w:r>
@@ -1072,29 +1768,40 @@
         </w:tc>
         <w:tc>
           <w:tcPr>
-            <w:shd w:val="clear" w:color="auto" w:fill="F1F5F9"/>
-          </w:tcPr>
-          <w:p>
-            <w:pPr>
-              <w:jc w:val="center"/>
-            </w:pPr>
-            <w:r>
-              <w:rPr>
-                <w:sz w:val="28"/>
-                <w:szCs w:val="28"/>
-              </w:rPr>
-              <w:t xml:space="preserve">สร้างตั๋วแจ้งซ่อมใหม่</w:t>
-            </w:r>
-          </w:p>
-        </w:tc>
-      </w:tr>
-      <w:tr>
-        <w:tc>
-          <w:tcPr>
-            <w:shd w:val="clear" w:color="auto" w:fill="FFFFFF"/>
-          </w:tcPr>
-          <w:p>
-            <w:pPr>
+            <w:tcW w:w="3911" w:type="dxa"/>
+            <w:shd w:val="clear" w:color="auto" w:fill="F1F5F9"/>
+            <w:vAlign w:val="center"/>
+          </w:tcPr>
+          <w:p>
+            <w:pPr>
+              <w:keepNext/>
+              <w:spacing w:before="0" w:after="0"/>
+              <w:jc w:val="left"/>
+            </w:pPr>
+            <w:r>
+              <w:rPr>
+                <w:sz w:val="28"/>
+                <w:szCs w:val="28"/>
+              </w:rPr>
+              <w:t xml:space="preserve">สร้างตั๋วแจ้งซ่อมใหม่ บันทึกสาขาที่แจ้งลงตั๋ว และอัปเดตข้อมูลผู้แจ้งในตาราง USER</w:t>
+            </w:r>
+          </w:p>
+        </w:tc>
+      </w:tr>
+      <w:tr>
+        <w:trPr>
+          <w:cantSplit/>
+        </w:trPr>
+        <w:tc>
+          <w:tcPr>
+            <w:tcW w:w="2708" w:type="dxa"/>
+            <w:shd w:val="clear" w:color="auto" w:fill="FFFFFF"/>
+            <w:vAlign w:val="center"/>
+          </w:tcPr>
+          <w:p>
+            <w:pPr>
+              <w:keepNext/>
+              <w:spacing w:before="0" w:after="0"/>
               <w:jc w:val="left"/>
             </w:pPr>
             <w:r>
@@ -1108,10 +1815,14 @@
         </w:tc>
         <w:tc>
           <w:tcPr>
-            <w:shd w:val="clear" w:color="auto" w:fill="FFFFFF"/>
-          </w:tcPr>
-          <w:p>
-            <w:pPr>
+            <w:tcW w:w="1103" w:type="dxa"/>
+            <w:shd w:val="clear" w:color="auto" w:fill="FFFFFF"/>
+            <w:vAlign w:val="center"/>
+          </w:tcPr>
+          <w:p>
+            <w:pPr>
+              <w:keepNext/>
+              <w:spacing w:before="0" w:after="0"/>
               <w:jc w:val="center"/>
             </w:pPr>
             <w:r>
@@ -1125,10 +1836,14 @@
         </w:tc>
         <w:tc>
           <w:tcPr>
-            <w:shd w:val="clear" w:color="auto" w:fill="FFFFFF"/>
-          </w:tcPr>
-          <w:p>
-            <w:pPr>
+            <w:tcW w:w="1304" w:type="dxa"/>
+            <w:shd w:val="clear" w:color="auto" w:fill="FFFFFF"/>
+            <w:vAlign w:val="center"/>
+          </w:tcPr>
+          <w:p>
+            <w:pPr>
+              <w:keepNext/>
+              <w:spacing w:before="0" w:after="0"/>
               <w:jc w:val="center"/>
             </w:pPr>
             <w:r>
@@ -1142,11 +1857,15 @@
         </w:tc>
         <w:tc>
           <w:tcPr>
-            <w:shd w:val="clear" w:color="auto" w:fill="FFFFFF"/>
-          </w:tcPr>
-          <w:p>
-            <w:pPr>
-              <w:jc w:val="center"/>
+            <w:tcW w:w="3911" w:type="dxa"/>
+            <w:shd w:val="clear" w:color="auto" w:fill="FFFFFF"/>
+            <w:vAlign w:val="center"/>
+          </w:tcPr>
+          <w:p>
+            <w:pPr>
+              <w:keepNext/>
+              <w:spacing w:before="0" w:after="0"/>
+              <w:jc w:val="left"/>
             </w:pPr>
             <w:r>
               <w:rPr>
@@ -1159,12 +1878,19 @@
         </w:tc>
       </w:tr>
       <w:tr>
-        <w:tc>
-          <w:tcPr>
-            <w:shd w:val="clear" w:color="auto" w:fill="F1F5F9"/>
-          </w:tcPr>
-          <w:p>
-            <w:pPr>
+        <w:trPr>
+          <w:cantSplit/>
+        </w:trPr>
+        <w:tc>
+          <w:tcPr>
+            <w:tcW w:w="2708" w:type="dxa"/>
+            <w:shd w:val="clear" w:color="auto" w:fill="F1F5F9"/>
+            <w:vAlign w:val="center"/>
+          </w:tcPr>
+          <w:p>
+            <w:pPr>
+              <w:keepNext/>
+              <w:spacing w:before="0" w:after="0"/>
               <w:jc w:val="left"/>
             </w:pPr>
             <w:r>
@@ -1178,10 +1904,14 @@
         </w:tc>
         <w:tc>
           <w:tcPr>
-            <w:shd w:val="clear" w:color="auto" w:fill="F1F5F9"/>
-          </w:tcPr>
-          <w:p>
-            <w:pPr>
+            <w:tcW w:w="1103" w:type="dxa"/>
+            <w:shd w:val="clear" w:color="auto" w:fill="F1F5F9"/>
+            <w:vAlign w:val="center"/>
+          </w:tcPr>
+          <w:p>
+            <w:pPr>
+              <w:keepNext/>
+              <w:spacing w:before="0" w:after="0"/>
               <w:jc w:val="center"/>
             </w:pPr>
             <w:r>
@@ -1195,10 +1925,14 @@
         </w:tc>
         <w:tc>
           <w:tcPr>
-            <w:shd w:val="clear" w:color="auto" w:fill="F1F5F9"/>
-          </w:tcPr>
-          <w:p>
-            <w:pPr>
+            <w:tcW w:w="1304" w:type="dxa"/>
+            <w:shd w:val="clear" w:color="auto" w:fill="F1F5F9"/>
+            <w:vAlign w:val="center"/>
+          </w:tcPr>
+          <w:p>
+            <w:pPr>
+              <w:keepNext/>
+              <w:spacing w:before="0" w:after="0"/>
               <w:jc w:val="center"/>
             </w:pPr>
             <w:r>
@@ -1212,29 +1946,40 @@
         </w:tc>
         <w:tc>
           <w:tcPr>
-            <w:shd w:val="clear" w:color="auto" w:fill="F1F5F9"/>
-          </w:tcPr>
-          <w:p>
-            <w:pPr>
-              <w:jc w:val="center"/>
-            </w:pPr>
-            <w:r>
-              <w:rPr>
-                <w:sz w:val="28"/>
-                <w:szCs w:val="28"/>
-              </w:rPr>
-              <w:t xml:space="preserve">ดึงรายการตั๋วของตนเอง (สำหรับ Staff)</w:t>
-            </w:r>
-          </w:p>
-        </w:tc>
-      </w:tr>
-      <w:tr>
-        <w:tc>
-          <w:tcPr>
-            <w:shd w:val="clear" w:color="auto" w:fill="FFFFFF"/>
-          </w:tcPr>
-          <w:p>
-            <w:pPr>
+            <w:tcW w:w="3911" w:type="dxa"/>
+            <w:shd w:val="clear" w:color="auto" w:fill="F1F5F9"/>
+            <w:vAlign w:val="center"/>
+          </w:tcPr>
+          <w:p>
+            <w:pPr>
+              <w:keepNext/>
+              <w:spacing w:before="0" w:after="0"/>
+              <w:jc w:val="left"/>
+            </w:pPr>
+            <w:r>
+              <w:rPr>
+                <w:sz w:val="28"/>
+                <w:szCs w:val="28"/>
+              </w:rPr>
+              <w:t xml:space="preserve">ดึงตั๋วของตนเอง (ระบุตัวตนจาก token) พร้อมวิธีแก้ไขล่าสุด</w:t>
+            </w:r>
+          </w:p>
+        </w:tc>
+      </w:tr>
+      <w:tr>
+        <w:trPr>
+          <w:cantSplit/>
+        </w:trPr>
+        <w:tc>
+          <w:tcPr>
+            <w:tcW w:w="2708" w:type="dxa"/>
+            <w:shd w:val="clear" w:color="auto" w:fill="FFFFFF"/>
+            <w:vAlign w:val="center"/>
+          </w:tcPr>
+          <w:p>
+            <w:pPr>
+              <w:keepNext/>
+              <w:spacing w:before="0" w:after="0"/>
               <w:jc w:val="left"/>
             </w:pPr>
             <w:r>
@@ -1248,10 +1993,14 @@
         </w:tc>
         <w:tc>
           <w:tcPr>
-            <w:shd w:val="clear" w:color="auto" w:fill="FFFFFF"/>
-          </w:tcPr>
-          <w:p>
-            <w:pPr>
+            <w:tcW w:w="1103" w:type="dxa"/>
+            <w:shd w:val="clear" w:color="auto" w:fill="FFFFFF"/>
+            <w:vAlign w:val="center"/>
+          </w:tcPr>
+          <w:p>
+            <w:pPr>
+              <w:keepNext/>
+              <w:spacing w:before="0" w:after="0"/>
               <w:jc w:val="center"/>
             </w:pPr>
             <w:r>
@@ -1265,10 +2014,14 @@
         </w:tc>
         <w:tc>
           <w:tcPr>
-            <w:shd w:val="clear" w:color="auto" w:fill="FFFFFF"/>
-          </w:tcPr>
-          <w:p>
-            <w:pPr>
+            <w:tcW w:w="1304" w:type="dxa"/>
+            <w:shd w:val="clear" w:color="auto" w:fill="FFFFFF"/>
+            <w:vAlign w:val="center"/>
+          </w:tcPr>
+          <w:p>
+            <w:pPr>
+              <w:keepNext/>
+              <w:spacing w:before="0" w:after="0"/>
               <w:jc w:val="center"/>
             </w:pPr>
             <w:r>
@@ -1282,11 +2035,15 @@
         </w:tc>
         <w:tc>
           <w:tcPr>
-            <w:shd w:val="clear" w:color="auto" w:fill="FFFFFF"/>
-          </w:tcPr>
-          <w:p>
-            <w:pPr>
-              <w:jc w:val="center"/>
+            <w:tcW w:w="3911" w:type="dxa"/>
+            <w:shd w:val="clear" w:color="auto" w:fill="FFFFFF"/>
+            <w:vAlign w:val="center"/>
+          </w:tcPr>
+          <w:p>
+            <w:pPr>
+              <w:keepNext/>
+              <w:spacing w:before="0" w:after="0"/>
+              <w:jc w:val="left"/>
             </w:pPr>
             <w:r>
               <w:rPr>
@@ -1299,12 +2056,19 @@
         </w:tc>
       </w:tr>
       <w:tr>
-        <w:tc>
-          <w:tcPr>
-            <w:shd w:val="clear" w:color="auto" w:fill="F1F5F9"/>
-          </w:tcPr>
-          <w:p>
-            <w:pPr>
+        <w:trPr>
+          <w:cantSplit/>
+        </w:trPr>
+        <w:tc>
+          <w:tcPr>
+            <w:tcW w:w="2708" w:type="dxa"/>
+            <w:shd w:val="clear" w:color="auto" w:fill="F1F5F9"/>
+            <w:vAlign w:val="center"/>
+          </w:tcPr>
+          <w:p>
+            <w:pPr>
+              <w:keepNext/>
+              <w:spacing w:before="0" w:after="0"/>
               <w:jc w:val="left"/>
             </w:pPr>
             <w:r>
@@ -1318,10 +2082,14 @@
         </w:tc>
         <w:tc>
           <w:tcPr>
-            <w:shd w:val="clear" w:color="auto" w:fill="F1F5F9"/>
-          </w:tcPr>
-          <w:p>
-            <w:pPr>
+            <w:tcW w:w="1103" w:type="dxa"/>
+            <w:shd w:val="clear" w:color="auto" w:fill="F1F5F9"/>
+            <w:vAlign w:val="center"/>
+          </w:tcPr>
+          <w:p>
+            <w:pPr>
+              <w:keepNext/>
+              <w:spacing w:before="0" w:after="0"/>
               <w:jc w:val="center"/>
             </w:pPr>
             <w:r>
@@ -1335,10 +2103,14 @@
         </w:tc>
         <w:tc>
           <w:tcPr>
-            <w:shd w:val="clear" w:color="auto" w:fill="F1F5F9"/>
-          </w:tcPr>
-          <w:p>
-            <w:pPr>
+            <w:tcW w:w="1304" w:type="dxa"/>
+            <w:shd w:val="clear" w:color="auto" w:fill="F1F5F9"/>
+            <w:vAlign w:val="center"/>
+          </w:tcPr>
+          <w:p>
+            <w:pPr>
+              <w:keepNext/>
+              <w:spacing w:before="0" w:after="0"/>
               <w:jc w:val="center"/>
             </w:pPr>
             <w:r>
@@ -1352,29 +2124,39 @@
         </w:tc>
         <w:tc>
           <w:tcPr>
-            <w:shd w:val="clear" w:color="auto" w:fill="F1F5F9"/>
-          </w:tcPr>
-          <w:p>
-            <w:pPr>
-              <w:jc w:val="center"/>
-            </w:pPr>
-            <w:r>
-              <w:rPr>
-                <w:sz w:val="28"/>
-                <w:szCs w:val="28"/>
-              </w:rPr>
-              <w:t xml:space="preserve">อัพเดทสถานะตั๋ว (2 -&gt; 3 หรือย้อนกลับ)</w:t>
-            </w:r>
-          </w:p>
-        </w:tc>
-      </w:tr>
-      <w:tr>
-        <w:tc>
-          <w:tcPr>
-            <w:shd w:val="clear" w:color="auto" w:fill="FFFFFF"/>
-          </w:tcPr>
-          <w:p>
-            <w:pPr>
+            <w:tcW w:w="3911" w:type="dxa"/>
+            <w:shd w:val="clear" w:color="auto" w:fill="F1F5F9"/>
+            <w:vAlign w:val="center"/>
+          </w:tcPr>
+          <w:p>
+            <w:pPr>
+              <w:keepNext/>
+              <w:spacing w:before="0" w:after="0"/>
+              <w:jc w:val="left"/>
+            </w:pPr>
+            <w:r>
+              <w:rPr>
+                <w:sz w:val="28"/>
+                <w:szCs w:val="28"/>
+              </w:rPr>
+              <w:t xml:space="preserve">เปลี่ยนสถานะตั๋ว (ปิดงาน หรือเปิดใหม่)</w:t>
+            </w:r>
+          </w:p>
+        </w:tc>
+      </w:tr>
+      <w:tr>
+        <w:trPr>
+          <w:cantSplit/>
+        </w:trPr>
+        <w:tc>
+          <w:tcPr>
+            <w:tcW w:w="2708" w:type="dxa"/>
+            <w:shd w:val="clear" w:color="auto" w:fill="FFFFFF"/>
+            <w:vAlign w:val="center"/>
+          </w:tcPr>
+          <w:p>
+            <w:pPr>
+              <w:spacing w:before="0" w:after="0"/>
               <w:jc w:val="left"/>
             </w:pPr>
             <w:r>
@@ -1388,10 +2170,13 @@
         </w:tc>
         <w:tc>
           <w:tcPr>
-            <w:shd w:val="clear" w:color="auto" w:fill="FFFFFF"/>
-          </w:tcPr>
-          <w:p>
-            <w:pPr>
+            <w:tcW w:w="1103" w:type="dxa"/>
+            <w:shd w:val="clear" w:color="auto" w:fill="FFFFFF"/>
+            <w:vAlign w:val="center"/>
+          </w:tcPr>
+          <w:p>
+            <w:pPr>
+              <w:spacing w:before="0" w:after="0"/>
               <w:jc w:val="center"/>
             </w:pPr>
             <w:r>
@@ -1405,10 +2190,13 @@
         </w:tc>
         <w:tc>
           <w:tcPr>
-            <w:shd w:val="clear" w:color="auto" w:fill="FFFFFF"/>
-          </w:tcPr>
-          <w:p>
-            <w:pPr>
+            <w:tcW w:w="1304" w:type="dxa"/>
+            <w:shd w:val="clear" w:color="auto" w:fill="FFFFFF"/>
+            <w:vAlign w:val="center"/>
+          </w:tcPr>
+          <w:p>
+            <w:pPr>
+              <w:spacing w:before="0" w:after="0"/>
               <w:jc w:val="center"/>
             </w:pPr>
             <w:r>
@@ -1422,11 +2210,14 @@
         </w:tc>
         <w:tc>
           <w:tcPr>
-            <w:shd w:val="clear" w:color="auto" w:fill="FFFFFF"/>
-          </w:tcPr>
-          <w:p>
-            <w:pPr>
-              <w:jc w:val="center"/>
+            <w:tcW w:w="3911" w:type="dxa"/>
+            <w:shd w:val="clear" w:color="auto" w:fill="FFFFFF"/>
+            <w:vAlign w:val="center"/>
+          </w:tcPr>
+          <w:p>
+            <w:pPr>
+              <w:spacing w:before="0" w:after="0"/>
+              <w:jc w:val="left"/>
             </w:pPr>
             <w:r>
               <w:rPr>
@@ -1439,7 +2230,11 @@
         </w:tc>
       </w:tr>
     </w:tbl>
-    <w:p xmlns:w="http://schemas.openxmlformats.org/wordprocessingml/2006/main"/>
+    <w:p xmlns:w="http://schemas.openxmlformats.org/wordprocessingml/2006/main">
+      <w:pPr>
+        <w:keepNext/>
+      </w:pPr>
+    </w:p>
     <w:p xmlns:w="http://schemas.openxmlformats.org/wordprocessingml/2006/main">
       <w:r>
         <w:rPr>
@@ -1460,7 +2255,11 @@
         <w:t xml:space="preserve">C R U ครบ / D ไม่มี (ตั้งใจ - ตั๋วไม่ควรลบ)</w:t>
       </w:r>
     </w:p>
-    <w:p xmlns:w="http://schemas.openxmlformats.org/wordprocessingml/2006/main"/>
+    <w:p xmlns:w="http://schemas.openxmlformats.org/wordprocessingml/2006/main">
+      <w:pPr>
+        <w:keepNext/>
+      </w:pPr>
+    </w:p>
     <w:p xmlns:w="http://schemas.openxmlformats.org/wordprocessingml/2006/main">
       <w:pPr>
         <w:pStyle w:val="Heading2"/>
@@ -1470,30 +2269,51 @@
       </w:r>
     </w:p>
     <w:p xmlns:w="http://schemas.openxmlformats.org/wordprocessingml/2006/main">
+      <w:pPr>
+        <w:keepNext/>
+      </w:pPr>
       <w:r>
         <w:t xml:space="preserve">ตาราง: USER</w:t>
       </w:r>
     </w:p>
-    <w:p xmlns:w="http://schemas.openxmlformats.org/wordprocessingml/2006/main"/>
+    <w:p xmlns:w="http://schemas.openxmlformats.org/wordprocessingml/2006/main">
+      <w:pPr>
+        <w:keepNext/>
+      </w:pPr>
+    </w:p>
     <w:tbl xmlns:w="http://schemas.openxmlformats.org/wordprocessingml/2006/main">
       <w:tblPr>
         <w:tblStyle w:val="TableGrid"/>
-        <w:tblW w:w="5000" w:type="pct"/>
+        <w:tblW w:w="9026" w:type="dxa"/>
+        <w:tblLayout w:type="fixed"/>
+        <w:tblCellMar>
+          <w:top w:w="60" w:type="dxa"/>
+          <w:left w:w="100" w:type="dxa"/>
+          <w:bottom w:w="60" w:type="dxa"/>
+          <w:right w:w="100" w:type="dxa"/>
+        </w:tblCellMar>
         <w:tblLook w:val="04A0"/>
       </w:tblPr>
       <w:tblGrid>
-        <w:gridCol w:w="2500"/>
-        <w:gridCol w:w="1200"/>
-        <w:gridCol w:w="2000"/>
-        <w:gridCol w:w="4000"/>
+        <w:gridCol w:w="2708"/>
+        <w:gridCol w:w="1103"/>
+        <w:gridCol w:w="1304"/>
+        <w:gridCol w:w="3911"/>
       </w:tblGrid>
       <w:tr>
-        <w:tc>
-          <w:tcPr>
+        <w:trPr>
+          <w:tblHeader/>
+          <w:cantSplit/>
+        </w:trPr>
+        <w:tc>
+          <w:tcPr>
+            <w:tcW w:w="2708" w:type="dxa"/>
             <w:shd w:val="clear" w:color="auto" w:fill="1E40AF"/>
           </w:tcPr>
           <w:p>
             <w:pPr>
+              <w:keepNext/>
+              <w:spacing w:before="0" w:after="0"/>
               <w:jc w:val="center"/>
             </w:pPr>
             <w:r>
@@ -1510,10 +2330,13 @@
         </w:tc>
         <w:tc>
           <w:tcPr>
+            <w:tcW w:w="1103" w:type="dxa"/>
             <w:shd w:val="clear" w:color="auto" w:fill="1E40AF"/>
           </w:tcPr>
           <w:p>
             <w:pPr>
+              <w:keepNext/>
+              <w:spacing w:before="0" w:after="0"/>
               <w:jc w:val="center"/>
             </w:pPr>
             <w:r>
@@ -1530,10 +2353,13 @@
         </w:tc>
         <w:tc>
           <w:tcPr>
+            <w:tcW w:w="1304" w:type="dxa"/>
             <w:shd w:val="clear" w:color="auto" w:fill="1E40AF"/>
           </w:tcPr>
           <w:p>
             <w:pPr>
+              <w:keepNext/>
+              <w:spacing w:before="0" w:after="0"/>
               <w:jc w:val="center"/>
             </w:pPr>
             <w:r>
@@ -1550,10 +2376,13 @@
         </w:tc>
         <w:tc>
           <w:tcPr>
+            <w:tcW w:w="3911" w:type="dxa"/>
             <w:shd w:val="clear" w:color="auto" w:fill="1E40AF"/>
           </w:tcPr>
           <w:p>
             <w:pPr>
+              <w:keepNext/>
+              <w:spacing w:before="0" w:after="0"/>
               <w:jc w:val="center"/>
             </w:pPr>
             <w:r>
@@ -1570,12 +2399,19 @@
         </w:tc>
       </w:tr>
       <w:tr>
-        <w:tc>
-          <w:tcPr>
-            <w:shd w:val="clear" w:color="auto" w:fill="F1F5F9"/>
-          </w:tcPr>
-          <w:p>
-            <w:pPr>
+        <w:trPr>
+          <w:cantSplit/>
+        </w:trPr>
+        <w:tc>
+          <w:tcPr>
+            <w:tcW w:w="2708" w:type="dxa"/>
+            <w:shd w:val="clear" w:color="auto" w:fill="F1F5F9"/>
+            <w:vAlign w:val="center"/>
+          </w:tcPr>
+          <w:p>
+            <w:pPr>
+              <w:keepNext/>
+              <w:spacing w:before="0" w:after="0"/>
               <w:jc w:val="left"/>
             </w:pPr>
             <w:r>
@@ -1589,10 +2425,14 @@
         </w:tc>
         <w:tc>
           <w:tcPr>
-            <w:shd w:val="clear" w:color="auto" w:fill="F1F5F9"/>
-          </w:tcPr>
-          <w:p>
-            <w:pPr>
+            <w:tcW w:w="1103" w:type="dxa"/>
+            <w:shd w:val="clear" w:color="auto" w:fill="F1F5F9"/>
+            <w:vAlign w:val="center"/>
+          </w:tcPr>
+          <w:p>
+            <w:pPr>
+              <w:keepNext/>
+              <w:spacing w:before="0" w:after="0"/>
               <w:jc w:val="center"/>
             </w:pPr>
             <w:r>
@@ -1606,10 +2446,14 @@
         </w:tc>
         <w:tc>
           <w:tcPr>
-            <w:shd w:val="clear" w:color="auto" w:fill="F1F5F9"/>
-          </w:tcPr>
-          <w:p>
-            <w:pPr>
+            <w:tcW w:w="1304" w:type="dxa"/>
+            <w:shd w:val="clear" w:color="auto" w:fill="F1F5F9"/>
+            <w:vAlign w:val="center"/>
+          </w:tcPr>
+          <w:p>
+            <w:pPr>
+              <w:keepNext/>
+              <w:spacing w:before="0" w:after="0"/>
               <w:jc w:val="center"/>
             </w:pPr>
             <w:r>
@@ -1623,11 +2467,15 @@
         </w:tc>
         <w:tc>
           <w:tcPr>
-            <w:shd w:val="clear" w:color="auto" w:fill="F1F5F9"/>
-          </w:tcPr>
-          <w:p>
-            <w:pPr>
-              <w:jc w:val="center"/>
+            <w:tcW w:w="3911" w:type="dxa"/>
+            <w:shd w:val="clear" w:color="auto" w:fill="F1F5F9"/>
+            <w:vAlign w:val="center"/>
+          </w:tcPr>
+          <w:p>
+            <w:pPr>
+              <w:keepNext/>
+              <w:spacing w:before="0" w:after="0"/>
+              <w:jc w:val="left"/>
             </w:pPr>
             <w:r>
               <w:rPr>
@@ -1640,12 +2488,19 @@
         </w:tc>
       </w:tr>
       <w:tr>
-        <w:tc>
-          <w:tcPr>
-            <w:shd w:val="clear" w:color="auto" w:fill="FFFFFF"/>
-          </w:tcPr>
-          <w:p>
-            <w:pPr>
+        <w:trPr>
+          <w:cantSplit/>
+        </w:trPr>
+        <w:tc>
+          <w:tcPr>
+            <w:tcW w:w="2708" w:type="dxa"/>
+            <w:shd w:val="clear" w:color="auto" w:fill="FFFFFF"/>
+            <w:vAlign w:val="center"/>
+          </w:tcPr>
+          <w:p>
+            <w:pPr>
+              <w:keepNext/>
+              <w:spacing w:before="0" w:after="0"/>
               <w:jc w:val="left"/>
             </w:pPr>
             <w:r>
@@ -1659,10 +2514,14 @@
         </w:tc>
         <w:tc>
           <w:tcPr>
-            <w:shd w:val="clear" w:color="auto" w:fill="FFFFFF"/>
-          </w:tcPr>
-          <w:p>
-            <w:pPr>
+            <w:tcW w:w="1103" w:type="dxa"/>
+            <w:shd w:val="clear" w:color="auto" w:fill="FFFFFF"/>
+            <w:vAlign w:val="center"/>
+          </w:tcPr>
+          <w:p>
+            <w:pPr>
+              <w:keepNext/>
+              <w:spacing w:before="0" w:after="0"/>
               <w:jc w:val="center"/>
             </w:pPr>
             <w:r>
@@ -1676,10 +2535,14 @@
         </w:tc>
         <w:tc>
           <w:tcPr>
-            <w:shd w:val="clear" w:color="auto" w:fill="FFFFFF"/>
-          </w:tcPr>
-          <w:p>
-            <w:pPr>
+            <w:tcW w:w="1304" w:type="dxa"/>
+            <w:shd w:val="clear" w:color="auto" w:fill="FFFFFF"/>
+            <w:vAlign w:val="center"/>
+          </w:tcPr>
+          <w:p>
+            <w:pPr>
+              <w:keepNext/>
+              <w:spacing w:before="0" w:after="0"/>
               <w:jc w:val="center"/>
             </w:pPr>
             <w:r>
@@ -1693,11 +2556,15 @@
         </w:tc>
         <w:tc>
           <w:tcPr>
-            <w:shd w:val="clear" w:color="auto" w:fill="FFFFFF"/>
-          </w:tcPr>
-          <w:p>
-            <w:pPr>
-              <w:jc w:val="center"/>
+            <w:tcW w:w="3911" w:type="dxa"/>
+            <w:shd w:val="clear" w:color="auto" w:fill="FFFFFF"/>
+            <w:vAlign w:val="center"/>
+          </w:tcPr>
+          <w:p>
+            <w:pPr>
+              <w:keepNext/>
+              <w:spacing w:before="0" w:after="0"/>
+              <w:jc w:val="left"/>
             </w:pPr>
             <w:r>
               <w:rPr>
@@ -1710,12 +2577,19 @@
         </w:tc>
       </w:tr>
       <w:tr>
-        <w:tc>
-          <w:tcPr>
-            <w:shd w:val="clear" w:color="auto" w:fill="F1F5F9"/>
-          </w:tcPr>
-          <w:p>
-            <w:pPr>
+        <w:trPr>
+          <w:cantSplit/>
+        </w:trPr>
+        <w:tc>
+          <w:tcPr>
+            <w:tcW w:w="2708" w:type="dxa"/>
+            <w:shd w:val="clear" w:color="auto" w:fill="F1F5F9"/>
+            <w:vAlign w:val="center"/>
+          </w:tcPr>
+          <w:p>
+            <w:pPr>
+              <w:keepNext/>
+              <w:spacing w:before="0" w:after="0"/>
               <w:jc w:val="left"/>
             </w:pPr>
             <w:r>
@@ -1729,10 +2603,14 @@
         </w:tc>
         <w:tc>
           <w:tcPr>
-            <w:shd w:val="clear" w:color="auto" w:fill="F1F5F9"/>
-          </w:tcPr>
-          <w:p>
-            <w:pPr>
+            <w:tcW w:w="1103" w:type="dxa"/>
+            <w:shd w:val="clear" w:color="auto" w:fill="F1F5F9"/>
+            <w:vAlign w:val="center"/>
+          </w:tcPr>
+          <w:p>
+            <w:pPr>
+              <w:keepNext/>
+              <w:spacing w:before="0" w:after="0"/>
               <w:jc w:val="center"/>
             </w:pPr>
             <w:r>
@@ -1746,10 +2624,14 @@
         </w:tc>
         <w:tc>
           <w:tcPr>
-            <w:shd w:val="clear" w:color="auto" w:fill="F1F5F9"/>
-          </w:tcPr>
-          <w:p>
-            <w:pPr>
+            <w:tcW w:w="1304" w:type="dxa"/>
+            <w:shd w:val="clear" w:color="auto" w:fill="F1F5F9"/>
+            <w:vAlign w:val="center"/>
+          </w:tcPr>
+          <w:p>
+            <w:pPr>
+              <w:keepNext/>
+              <w:spacing w:before="0" w:after="0"/>
               <w:jc w:val="center"/>
             </w:pPr>
             <w:r>
@@ -1763,11 +2645,15 @@
         </w:tc>
         <w:tc>
           <w:tcPr>
-            <w:shd w:val="clear" w:color="auto" w:fill="F1F5F9"/>
-          </w:tcPr>
-          <w:p>
-            <w:pPr>
-              <w:jc w:val="center"/>
+            <w:tcW w:w="3911" w:type="dxa"/>
+            <w:shd w:val="clear" w:color="auto" w:fill="F1F5F9"/>
+            <w:vAlign w:val="center"/>
+          </w:tcPr>
+          <w:p>
+            <w:pPr>
+              <w:keepNext/>
+              <w:spacing w:before="0" w:after="0"/>
+              <w:jc w:val="left"/>
             </w:pPr>
             <w:r>
               <w:rPr>
@@ -1780,12 +2666,19 @@
         </w:tc>
       </w:tr>
       <w:tr>
-        <w:tc>
-          <w:tcPr>
-            <w:shd w:val="clear" w:color="auto" w:fill="FFFFFF"/>
-          </w:tcPr>
-          <w:p>
-            <w:pPr>
+        <w:trPr>
+          <w:cantSplit/>
+        </w:trPr>
+        <w:tc>
+          <w:tcPr>
+            <w:tcW w:w="2708" w:type="dxa"/>
+            <w:shd w:val="clear" w:color="auto" w:fill="FFFFFF"/>
+            <w:vAlign w:val="center"/>
+          </w:tcPr>
+          <w:p>
+            <w:pPr>
+              <w:keepNext/>
+              <w:spacing w:before="0" w:after="0"/>
               <w:jc w:val="left"/>
             </w:pPr>
             <w:r>
@@ -1799,10 +2692,14 @@
         </w:tc>
         <w:tc>
           <w:tcPr>
-            <w:shd w:val="clear" w:color="auto" w:fill="FFFFFF"/>
-          </w:tcPr>
-          <w:p>
-            <w:pPr>
+            <w:tcW w:w="1103" w:type="dxa"/>
+            <w:shd w:val="clear" w:color="auto" w:fill="FFFFFF"/>
+            <w:vAlign w:val="center"/>
+          </w:tcPr>
+          <w:p>
+            <w:pPr>
+              <w:keepNext/>
+              <w:spacing w:before="0" w:after="0"/>
               <w:jc w:val="center"/>
             </w:pPr>
             <w:r>
@@ -1816,10 +2713,14 @@
         </w:tc>
         <w:tc>
           <w:tcPr>
-            <w:shd w:val="clear" w:color="auto" w:fill="FFFFFF"/>
-          </w:tcPr>
-          <w:p>
-            <w:pPr>
+            <w:tcW w:w="1304" w:type="dxa"/>
+            <w:shd w:val="clear" w:color="auto" w:fill="FFFFFF"/>
+            <w:vAlign w:val="center"/>
+          </w:tcPr>
+          <w:p>
+            <w:pPr>
+              <w:keepNext/>
+              <w:spacing w:before="0" w:after="0"/>
               <w:jc w:val="center"/>
             </w:pPr>
             <w:r>
@@ -1833,11 +2734,15 @@
         </w:tc>
         <w:tc>
           <w:tcPr>
-            <w:shd w:val="clear" w:color="auto" w:fill="FFFFFF"/>
-          </w:tcPr>
-          <w:p>
-            <w:pPr>
-              <w:jc w:val="center"/>
+            <w:tcW w:w="3911" w:type="dxa"/>
+            <w:shd w:val="clear" w:color="auto" w:fill="FFFFFF"/>
+            <w:vAlign w:val="center"/>
+          </w:tcPr>
+          <w:p>
+            <w:pPr>
+              <w:keepNext/>
+              <w:spacing w:before="0" w:after="0"/>
+              <w:jc w:val="left"/>
             </w:pPr>
             <w:r>
               <w:rPr>
@@ -1850,12 +2755,18 @@
         </w:tc>
       </w:tr>
       <w:tr>
-        <w:tc>
-          <w:tcPr>
-            <w:shd w:val="clear" w:color="auto" w:fill="F1F5F9"/>
-          </w:tcPr>
-          <w:p>
-            <w:pPr>
+        <w:trPr>
+          <w:cantSplit/>
+        </w:trPr>
+        <w:tc>
+          <w:tcPr>
+            <w:tcW w:w="2708" w:type="dxa"/>
+            <w:shd w:val="clear" w:color="auto" w:fill="F1F5F9"/>
+            <w:vAlign w:val="center"/>
+          </w:tcPr>
+          <w:p>
+            <w:pPr>
+              <w:spacing w:before="0" w:after="0"/>
               <w:jc w:val="left"/>
             </w:pPr>
             <w:r>
@@ -1869,10 +2780,13 @@
         </w:tc>
         <w:tc>
           <w:tcPr>
-            <w:shd w:val="clear" w:color="auto" w:fill="F1F5F9"/>
-          </w:tcPr>
-          <w:p>
-            <w:pPr>
+            <w:tcW w:w="1103" w:type="dxa"/>
+            <w:shd w:val="clear" w:color="auto" w:fill="F1F5F9"/>
+            <w:vAlign w:val="center"/>
+          </w:tcPr>
+          <w:p>
+            <w:pPr>
+              <w:spacing w:before="0" w:after="0"/>
               <w:jc w:val="center"/>
             </w:pPr>
             <w:r>
@@ -1886,10 +2800,13 @@
         </w:tc>
         <w:tc>
           <w:tcPr>
-            <w:shd w:val="clear" w:color="auto" w:fill="F1F5F9"/>
-          </w:tcPr>
-          <w:p>
-            <w:pPr>
+            <w:tcW w:w="1304" w:type="dxa"/>
+            <w:shd w:val="clear" w:color="auto" w:fill="F1F5F9"/>
+            <w:vAlign w:val="center"/>
+          </w:tcPr>
+          <w:p>
+            <w:pPr>
+              <w:spacing w:before="0" w:after="0"/>
               <w:jc w:val="center"/>
             </w:pPr>
             <w:r>
@@ -1903,11 +2820,14 @@
         </w:tc>
         <w:tc>
           <w:tcPr>
-            <w:shd w:val="clear" w:color="auto" w:fill="F1F5F9"/>
-          </w:tcPr>
-          <w:p>
-            <w:pPr>
-              <w:jc w:val="center"/>
+            <w:tcW w:w="3911" w:type="dxa"/>
+            <w:shd w:val="clear" w:color="auto" w:fill="F1F5F9"/>
+            <w:vAlign w:val="center"/>
+          </w:tcPr>
+          <w:p>
+            <w:pPr>
+              <w:spacing w:before="0" w:after="0"/>
+              <w:jc w:val="left"/>
             </w:pPr>
             <w:r>
               <w:rPr>
@@ -1920,7 +2840,11 @@
         </w:tc>
       </w:tr>
     </w:tbl>
-    <w:p xmlns:w="http://schemas.openxmlformats.org/wordprocessingml/2006/main"/>
+    <w:p xmlns:w="http://schemas.openxmlformats.org/wordprocessingml/2006/main">
+      <w:pPr>
+        <w:keepNext/>
+      </w:pPr>
+    </w:p>
     <w:p xmlns:w="http://schemas.openxmlformats.org/wordprocessingml/2006/main">
       <w:r>
         <w:rPr>
@@ -1941,7 +2865,11 @@
         <w:t xml:space="preserve">C (อัตโนมัติ) R U ครบ / D ไม่มี</w:t>
       </w:r>
     </w:p>
-    <w:p xmlns:w="http://schemas.openxmlformats.org/wordprocessingml/2006/main"/>
+    <w:p xmlns:w="http://schemas.openxmlformats.org/wordprocessingml/2006/main">
+      <w:pPr>
+        <w:keepNext/>
+      </w:pPr>
+    </w:p>
     <w:p xmlns:w="http://schemas.openxmlformats.org/wordprocessingml/2006/main">
       <w:pPr>
         <w:pStyle w:val="Heading2"/>
@@ -1951,30 +2879,51 @@
       </w:r>
     </w:p>
     <w:p xmlns:w="http://schemas.openxmlformats.org/wordprocessingml/2006/main">
+      <w:pPr>
+        <w:keepNext/>
+      </w:pPr>
       <w:r>
         <w:t xml:space="preserve">ตาราง: KNOWLEDGE_BASE</w:t>
       </w:r>
     </w:p>
-    <w:p xmlns:w="http://schemas.openxmlformats.org/wordprocessingml/2006/main"/>
+    <w:p xmlns:w="http://schemas.openxmlformats.org/wordprocessingml/2006/main">
+      <w:pPr>
+        <w:keepNext/>
+      </w:pPr>
+    </w:p>
     <w:tbl xmlns:w="http://schemas.openxmlformats.org/wordprocessingml/2006/main">
       <w:tblPr>
         <w:tblStyle w:val="TableGrid"/>
-        <w:tblW w:w="5000" w:type="pct"/>
+        <w:tblW w:w="9026" w:type="dxa"/>
+        <w:tblLayout w:type="fixed"/>
+        <w:tblCellMar>
+          <w:top w:w="60" w:type="dxa"/>
+          <w:left w:w="100" w:type="dxa"/>
+          <w:bottom w:w="60" w:type="dxa"/>
+          <w:right w:w="100" w:type="dxa"/>
+        </w:tblCellMar>
         <w:tblLook w:val="04A0"/>
       </w:tblPr>
       <w:tblGrid>
-        <w:gridCol w:w="2500"/>
-        <w:gridCol w:w="1200"/>
-        <w:gridCol w:w="2000"/>
-        <w:gridCol w:w="4000"/>
+        <w:gridCol w:w="2708"/>
+        <w:gridCol w:w="1103"/>
+        <w:gridCol w:w="1304"/>
+        <w:gridCol w:w="3911"/>
       </w:tblGrid>
       <w:tr>
-        <w:tc>
-          <w:tcPr>
+        <w:trPr>
+          <w:tblHeader/>
+          <w:cantSplit/>
+        </w:trPr>
+        <w:tc>
+          <w:tcPr>
+            <w:tcW w:w="2708" w:type="dxa"/>
             <w:shd w:val="clear" w:color="auto" w:fill="1E40AF"/>
           </w:tcPr>
           <w:p>
             <w:pPr>
+              <w:keepNext/>
+              <w:spacing w:before="0" w:after="0"/>
               <w:jc w:val="center"/>
             </w:pPr>
             <w:r>
@@ -1991,10 +2940,13 @@
         </w:tc>
         <w:tc>
           <w:tcPr>
+            <w:tcW w:w="1103" w:type="dxa"/>
             <w:shd w:val="clear" w:color="auto" w:fill="1E40AF"/>
           </w:tcPr>
           <w:p>
             <w:pPr>
+              <w:keepNext/>
+              <w:spacing w:before="0" w:after="0"/>
               <w:jc w:val="center"/>
             </w:pPr>
             <w:r>
@@ -2011,10 +2963,13 @@
         </w:tc>
         <w:tc>
           <w:tcPr>
+            <w:tcW w:w="1304" w:type="dxa"/>
             <w:shd w:val="clear" w:color="auto" w:fill="1E40AF"/>
           </w:tcPr>
           <w:p>
             <w:pPr>
+              <w:keepNext/>
+              <w:spacing w:before="0" w:after="0"/>
               <w:jc w:val="center"/>
             </w:pPr>
             <w:r>
@@ -2031,10 +2986,13 @@
         </w:tc>
         <w:tc>
           <w:tcPr>
+            <w:tcW w:w="3911" w:type="dxa"/>
             <w:shd w:val="clear" w:color="auto" w:fill="1E40AF"/>
           </w:tcPr>
           <w:p>
             <w:pPr>
+              <w:keepNext/>
+              <w:spacing w:before="0" w:after="0"/>
               <w:jc w:val="center"/>
             </w:pPr>
             <w:r>
@@ -2051,12 +3009,19 @@
         </w:tc>
       </w:tr>
       <w:tr>
-        <w:tc>
-          <w:tcPr>
-            <w:shd w:val="clear" w:color="auto" w:fill="F1F5F9"/>
-          </w:tcPr>
-          <w:p>
-            <w:pPr>
+        <w:trPr>
+          <w:cantSplit/>
+        </w:trPr>
+        <w:tc>
+          <w:tcPr>
+            <w:tcW w:w="2708" w:type="dxa"/>
+            <w:shd w:val="clear" w:color="auto" w:fill="F1F5F9"/>
+            <w:vAlign w:val="center"/>
+          </w:tcPr>
+          <w:p>
+            <w:pPr>
+              <w:keepNext/>
+              <w:spacing w:before="0" w:after="0"/>
               <w:jc w:val="left"/>
             </w:pPr>
             <w:r>
@@ -2070,10 +3035,14 @@
         </w:tc>
         <w:tc>
           <w:tcPr>
-            <w:shd w:val="clear" w:color="auto" w:fill="F1F5F9"/>
-          </w:tcPr>
-          <w:p>
-            <w:pPr>
+            <w:tcW w:w="1103" w:type="dxa"/>
+            <w:shd w:val="clear" w:color="auto" w:fill="F1F5F9"/>
+            <w:vAlign w:val="center"/>
+          </w:tcPr>
+          <w:p>
+            <w:pPr>
+              <w:keepNext/>
+              <w:spacing w:before="0" w:after="0"/>
               <w:jc w:val="center"/>
             </w:pPr>
             <w:r>
@@ -2087,10 +3056,14 @@
         </w:tc>
         <w:tc>
           <w:tcPr>
-            <w:shd w:val="clear" w:color="auto" w:fill="F1F5F9"/>
-          </w:tcPr>
-          <w:p>
-            <w:pPr>
+            <w:tcW w:w="1304" w:type="dxa"/>
+            <w:shd w:val="clear" w:color="auto" w:fill="F1F5F9"/>
+            <w:vAlign w:val="center"/>
+          </w:tcPr>
+          <w:p>
+            <w:pPr>
+              <w:keepNext/>
+              <w:spacing w:before="0" w:after="0"/>
               <w:jc w:val="center"/>
             </w:pPr>
             <w:r>
@@ -2104,11 +3077,15 @@
         </w:tc>
         <w:tc>
           <w:tcPr>
-            <w:shd w:val="clear" w:color="auto" w:fill="F1F5F9"/>
-          </w:tcPr>
-          <w:p>
-            <w:pPr>
-              <w:jc w:val="center"/>
+            <w:tcW w:w="3911" w:type="dxa"/>
+            <w:shd w:val="clear" w:color="auto" w:fill="F1F5F9"/>
+            <w:vAlign w:val="center"/>
+          </w:tcPr>
+          <w:p>
+            <w:pPr>
+              <w:keepNext/>
+              <w:spacing w:before="0" w:after="0"/>
+              <w:jc w:val="left"/>
             </w:pPr>
             <w:r>
               <w:rPr>
@@ -2121,12 +3098,19 @@
         </w:tc>
       </w:tr>
       <w:tr>
-        <w:tc>
-          <w:tcPr>
-            <w:shd w:val="clear" w:color="auto" w:fill="FFFFFF"/>
-          </w:tcPr>
-          <w:p>
-            <w:pPr>
+        <w:trPr>
+          <w:cantSplit/>
+        </w:trPr>
+        <w:tc>
+          <w:tcPr>
+            <w:tcW w:w="2708" w:type="dxa"/>
+            <w:shd w:val="clear" w:color="auto" w:fill="FFFFFF"/>
+            <w:vAlign w:val="center"/>
+          </w:tcPr>
+          <w:p>
+            <w:pPr>
+              <w:keepNext/>
+              <w:spacing w:before="0" w:after="0"/>
               <w:jc w:val="left"/>
             </w:pPr>
             <w:r>
@@ -2140,10 +3124,14 @@
         </w:tc>
         <w:tc>
           <w:tcPr>
-            <w:shd w:val="clear" w:color="auto" w:fill="FFFFFF"/>
-          </w:tcPr>
-          <w:p>
-            <w:pPr>
+            <w:tcW w:w="1103" w:type="dxa"/>
+            <w:shd w:val="clear" w:color="auto" w:fill="FFFFFF"/>
+            <w:vAlign w:val="center"/>
+          </w:tcPr>
+          <w:p>
+            <w:pPr>
+              <w:keepNext/>
+              <w:spacing w:before="0" w:after="0"/>
               <w:jc w:val="center"/>
             </w:pPr>
             <w:r>
@@ -2157,10 +3145,14 @@
         </w:tc>
         <w:tc>
           <w:tcPr>
-            <w:shd w:val="clear" w:color="auto" w:fill="FFFFFF"/>
-          </w:tcPr>
-          <w:p>
-            <w:pPr>
+            <w:tcW w:w="1304" w:type="dxa"/>
+            <w:shd w:val="clear" w:color="auto" w:fill="FFFFFF"/>
+            <w:vAlign w:val="center"/>
+          </w:tcPr>
+          <w:p>
+            <w:pPr>
+              <w:keepNext/>
+              <w:spacing w:before="0" w:after="0"/>
               <w:jc w:val="center"/>
             </w:pPr>
             <w:r>
@@ -2174,11 +3166,15 @@
         </w:tc>
         <w:tc>
           <w:tcPr>
-            <w:shd w:val="clear" w:color="auto" w:fill="FFFFFF"/>
-          </w:tcPr>
-          <w:p>
-            <w:pPr>
-              <w:jc w:val="center"/>
+            <w:tcW w:w="3911" w:type="dxa"/>
+            <w:shd w:val="clear" w:color="auto" w:fill="FFFFFF"/>
+            <w:vAlign w:val="center"/>
+          </w:tcPr>
+          <w:p>
+            <w:pPr>
+              <w:keepNext/>
+              <w:spacing w:before="0" w:after="0"/>
+              <w:jc w:val="left"/>
             </w:pPr>
             <w:r>
               <w:rPr>
@@ -2191,12 +3187,19 @@
         </w:tc>
       </w:tr>
       <w:tr>
-        <w:tc>
-          <w:tcPr>
-            <w:shd w:val="clear" w:color="auto" w:fill="F1F5F9"/>
-          </w:tcPr>
-          <w:p>
-            <w:pPr>
+        <w:trPr>
+          <w:cantSplit/>
+        </w:trPr>
+        <w:tc>
+          <w:tcPr>
+            <w:tcW w:w="2708" w:type="dxa"/>
+            <w:shd w:val="clear" w:color="auto" w:fill="F1F5F9"/>
+            <w:vAlign w:val="center"/>
+          </w:tcPr>
+          <w:p>
+            <w:pPr>
+              <w:keepNext/>
+              <w:spacing w:before="0" w:after="0"/>
               <w:jc w:val="left"/>
             </w:pPr>
             <w:r>
@@ -2210,10 +3213,14 @@
         </w:tc>
         <w:tc>
           <w:tcPr>
-            <w:shd w:val="clear" w:color="auto" w:fill="F1F5F9"/>
-          </w:tcPr>
-          <w:p>
-            <w:pPr>
+            <w:tcW w:w="1103" w:type="dxa"/>
+            <w:shd w:val="clear" w:color="auto" w:fill="F1F5F9"/>
+            <w:vAlign w:val="center"/>
+          </w:tcPr>
+          <w:p>
+            <w:pPr>
+              <w:keepNext/>
+              <w:spacing w:before="0" w:after="0"/>
               <w:jc w:val="center"/>
             </w:pPr>
             <w:r>
@@ -2227,10 +3234,14 @@
         </w:tc>
         <w:tc>
           <w:tcPr>
-            <w:shd w:val="clear" w:color="auto" w:fill="F1F5F9"/>
-          </w:tcPr>
-          <w:p>
-            <w:pPr>
+            <w:tcW w:w="1304" w:type="dxa"/>
+            <w:shd w:val="clear" w:color="auto" w:fill="F1F5F9"/>
+            <w:vAlign w:val="center"/>
+          </w:tcPr>
+          <w:p>
+            <w:pPr>
+              <w:keepNext/>
+              <w:spacing w:before="0" w:after="0"/>
               <w:jc w:val="center"/>
             </w:pPr>
             <w:r>
@@ -2244,11 +3255,15 @@
         </w:tc>
         <w:tc>
           <w:tcPr>
-            <w:shd w:val="clear" w:color="auto" w:fill="F1F5F9"/>
-          </w:tcPr>
-          <w:p>
-            <w:pPr>
-              <w:jc w:val="center"/>
+            <w:tcW w:w="3911" w:type="dxa"/>
+            <w:shd w:val="clear" w:color="auto" w:fill="F1F5F9"/>
+            <w:vAlign w:val="center"/>
+          </w:tcPr>
+          <w:p>
+            <w:pPr>
+              <w:keepNext/>
+              <w:spacing w:before="0" w:after="0"/>
+              <w:jc w:val="left"/>
             </w:pPr>
             <w:r>
               <w:rPr>
@@ -2261,12 +3276,18 @@
         </w:tc>
       </w:tr>
       <w:tr>
-        <w:tc>
-          <w:tcPr>
-            <w:shd w:val="clear" w:color="auto" w:fill="FFFFFF"/>
-          </w:tcPr>
-          <w:p>
-            <w:pPr>
+        <w:trPr>
+          <w:cantSplit/>
+        </w:trPr>
+        <w:tc>
+          <w:tcPr>
+            <w:tcW w:w="2708" w:type="dxa"/>
+            <w:shd w:val="clear" w:color="auto" w:fill="FFFFFF"/>
+            <w:vAlign w:val="center"/>
+          </w:tcPr>
+          <w:p>
+            <w:pPr>
+              <w:spacing w:before="0" w:after="0"/>
               <w:jc w:val="left"/>
             </w:pPr>
             <w:r>
@@ -2280,10 +3301,13 @@
         </w:tc>
         <w:tc>
           <w:tcPr>
-            <w:shd w:val="clear" w:color="auto" w:fill="FFFFFF"/>
-          </w:tcPr>
-          <w:p>
-            <w:pPr>
+            <w:tcW w:w="1103" w:type="dxa"/>
+            <w:shd w:val="clear" w:color="auto" w:fill="FFFFFF"/>
+            <w:vAlign w:val="center"/>
+          </w:tcPr>
+          <w:p>
+            <w:pPr>
+              <w:spacing w:before="0" w:after="0"/>
               <w:jc w:val="center"/>
             </w:pPr>
             <w:r>
@@ -2297,10 +3321,13 @@
         </w:tc>
         <w:tc>
           <w:tcPr>
-            <w:shd w:val="clear" w:color="auto" w:fill="FFFFFF"/>
-          </w:tcPr>
-          <w:p>
-            <w:pPr>
+            <w:tcW w:w="1304" w:type="dxa"/>
+            <w:shd w:val="clear" w:color="auto" w:fill="FFFFFF"/>
+            <w:vAlign w:val="center"/>
+          </w:tcPr>
+          <w:p>
+            <w:pPr>
+              <w:spacing w:before="0" w:after="0"/>
               <w:jc w:val="center"/>
             </w:pPr>
             <w:r>
@@ -2314,11 +3341,14 @@
         </w:tc>
         <w:tc>
           <w:tcPr>
-            <w:shd w:val="clear" w:color="auto" w:fill="FFFFFF"/>
-          </w:tcPr>
-          <w:p>
-            <w:pPr>
-              <w:jc w:val="center"/>
+            <w:tcW w:w="3911" w:type="dxa"/>
+            <w:shd w:val="clear" w:color="auto" w:fill="FFFFFF"/>
+            <w:vAlign w:val="center"/>
+          </w:tcPr>
+          <w:p>
+            <w:pPr>
+              <w:spacing w:before="0" w:after="0"/>
+              <w:jc w:val="left"/>
             </w:pPr>
             <w:r>
               <w:rPr>
@@ -2331,7 +3361,11 @@
         </w:tc>
       </w:tr>
     </w:tbl>
-    <w:p xmlns:w="http://schemas.openxmlformats.org/wordprocessingml/2006/main"/>
+    <w:p xmlns:w="http://schemas.openxmlformats.org/wordprocessingml/2006/main">
+      <w:pPr>
+        <w:keepNext/>
+      </w:pPr>
+    </w:p>
     <w:p xmlns:w="http://schemas.openxmlformats.org/wordprocessingml/2006/main">
       <w:r>
         <w:rPr>
@@ -2352,7 +3386,11 @@
         <w:t xml:space="preserve">C R U D ครบทั้ง 4 Operations</w:t>
       </w:r>
     </w:p>
-    <w:p xmlns:w="http://schemas.openxmlformats.org/wordprocessingml/2006/main"/>
+    <w:p xmlns:w="http://schemas.openxmlformats.org/wordprocessingml/2006/main">
+      <w:pPr>
+        <w:keepNext/>
+      </w:pPr>
+    </w:p>
     <w:p xmlns:w="http://schemas.openxmlformats.org/wordprocessingml/2006/main">
       <w:pPr>
         <w:pStyle w:val="Heading2"/>
@@ -2362,30 +3400,51 @@
       </w:r>
     </w:p>
     <w:p xmlns:w="http://schemas.openxmlformats.org/wordprocessingml/2006/main">
+      <w:pPr>
+        <w:keepNext/>
+      </w:pPr>
       <w:r>
         <w:t xml:space="preserve">ที่เก็บ: Google Drive (Folder ID: 1wQSNqJ0QHgm9hKaVf4sm0_fIXprEpSsc)</w:t>
       </w:r>
     </w:p>
-    <w:p xmlns:w="http://schemas.openxmlformats.org/wordprocessingml/2006/main"/>
+    <w:p xmlns:w="http://schemas.openxmlformats.org/wordprocessingml/2006/main">
+      <w:pPr>
+        <w:keepNext/>
+      </w:pPr>
+    </w:p>
     <w:tbl xmlns:w="http://schemas.openxmlformats.org/wordprocessingml/2006/main">
       <w:tblPr>
         <w:tblStyle w:val="TableGrid"/>
-        <w:tblW w:w="5000" w:type="pct"/>
+        <w:tblW w:w="9026" w:type="dxa"/>
+        <w:tblLayout w:type="fixed"/>
+        <w:tblCellMar>
+          <w:top w:w="60" w:type="dxa"/>
+          <w:left w:w="100" w:type="dxa"/>
+          <w:bottom w:w="60" w:type="dxa"/>
+          <w:right w:w="100" w:type="dxa"/>
+        </w:tblCellMar>
         <w:tblLook w:val="04A0"/>
       </w:tblPr>
       <w:tblGrid>
-        <w:gridCol w:w="2500"/>
-        <w:gridCol w:w="1200"/>
-        <w:gridCol w:w="2000"/>
-        <w:gridCol w:w="4000"/>
+        <w:gridCol w:w="2708"/>
+        <w:gridCol w:w="1103"/>
+        <w:gridCol w:w="1304"/>
+        <w:gridCol w:w="3911"/>
       </w:tblGrid>
       <w:tr>
-        <w:tc>
-          <w:tcPr>
+        <w:trPr>
+          <w:tblHeader/>
+          <w:cantSplit/>
+        </w:trPr>
+        <w:tc>
+          <w:tcPr>
+            <w:tcW w:w="2708" w:type="dxa"/>
             <w:shd w:val="clear" w:color="auto" w:fill="1E40AF"/>
           </w:tcPr>
           <w:p>
             <w:pPr>
+              <w:keepNext/>
+              <w:spacing w:before="0" w:after="0"/>
               <w:jc w:val="center"/>
             </w:pPr>
             <w:r>
@@ -2402,10 +3461,13 @@
         </w:tc>
         <w:tc>
           <w:tcPr>
+            <w:tcW w:w="1103" w:type="dxa"/>
             <w:shd w:val="clear" w:color="auto" w:fill="1E40AF"/>
           </w:tcPr>
           <w:p>
             <w:pPr>
+              <w:keepNext/>
+              <w:spacing w:before="0" w:after="0"/>
               <w:jc w:val="center"/>
             </w:pPr>
             <w:r>
@@ -2422,10 +3484,13 @@
         </w:tc>
         <w:tc>
           <w:tcPr>
+            <w:tcW w:w="1304" w:type="dxa"/>
             <w:shd w:val="clear" w:color="auto" w:fill="1E40AF"/>
           </w:tcPr>
           <w:p>
             <w:pPr>
+              <w:keepNext/>
+              <w:spacing w:before="0" w:after="0"/>
               <w:jc w:val="center"/>
             </w:pPr>
             <w:r>
@@ -2442,10 +3507,13 @@
         </w:tc>
         <w:tc>
           <w:tcPr>
+            <w:tcW w:w="3911" w:type="dxa"/>
             <w:shd w:val="clear" w:color="auto" w:fill="1E40AF"/>
           </w:tcPr>
           <w:p>
             <w:pPr>
+              <w:keepNext/>
+              <w:spacing w:before="0" w:after="0"/>
               <w:jc w:val="center"/>
             </w:pPr>
             <w:r>
@@ -2462,12 +3530,19 @@
         </w:tc>
       </w:tr>
       <w:tr>
-        <w:tc>
-          <w:tcPr>
-            <w:shd w:val="clear" w:color="auto" w:fill="F1F5F9"/>
-          </w:tcPr>
-          <w:p>
-            <w:pPr>
+        <w:trPr>
+          <w:cantSplit/>
+        </w:trPr>
+        <w:tc>
+          <w:tcPr>
+            <w:tcW w:w="2708" w:type="dxa"/>
+            <w:shd w:val="clear" w:color="auto" w:fill="F1F5F9"/>
+            <w:vAlign w:val="center"/>
+          </w:tcPr>
+          <w:p>
+            <w:pPr>
+              <w:keepNext/>
+              <w:spacing w:before="0" w:after="0"/>
               <w:jc w:val="left"/>
             </w:pPr>
             <w:r>
@@ -2481,10 +3556,14 @@
         </w:tc>
         <w:tc>
           <w:tcPr>
-            <w:shd w:val="clear" w:color="auto" w:fill="F1F5F9"/>
-          </w:tcPr>
-          <w:p>
-            <w:pPr>
+            <w:tcW w:w="1103" w:type="dxa"/>
+            <w:shd w:val="clear" w:color="auto" w:fill="F1F5F9"/>
+            <w:vAlign w:val="center"/>
+          </w:tcPr>
+          <w:p>
+            <w:pPr>
+              <w:keepNext/>
+              <w:spacing w:before="0" w:after="0"/>
               <w:jc w:val="center"/>
             </w:pPr>
             <w:r>
@@ -2498,10 +3577,14 @@
         </w:tc>
         <w:tc>
           <w:tcPr>
-            <w:shd w:val="clear" w:color="auto" w:fill="F1F5F9"/>
-          </w:tcPr>
-          <w:p>
-            <w:pPr>
+            <w:tcW w:w="1304" w:type="dxa"/>
+            <w:shd w:val="clear" w:color="auto" w:fill="F1F5F9"/>
+            <w:vAlign w:val="center"/>
+          </w:tcPr>
+          <w:p>
+            <w:pPr>
+              <w:keepNext/>
+              <w:spacing w:before="0" w:after="0"/>
               <w:jc w:val="center"/>
             </w:pPr>
             <w:r>
@@ -2515,11 +3598,15 @@
         </w:tc>
         <w:tc>
           <w:tcPr>
-            <w:shd w:val="clear" w:color="auto" w:fill="F1F5F9"/>
-          </w:tcPr>
-          <w:p>
-            <w:pPr>
-              <w:jc w:val="center"/>
+            <w:tcW w:w="3911" w:type="dxa"/>
+            <w:shd w:val="clear" w:color="auto" w:fill="F1F5F9"/>
+            <w:vAlign w:val="center"/>
+          </w:tcPr>
+          <w:p>
+            <w:pPr>
+              <w:keepNext/>
+              <w:spacing w:before="0" w:after="0"/>
+              <w:jc w:val="left"/>
             </w:pPr>
             <w:r>
               <w:rPr>
@@ -2532,12 +3619,18 @@
         </w:tc>
       </w:tr>
       <w:tr>
-        <w:tc>
-          <w:tcPr>
-            <w:shd w:val="clear" w:color="auto" w:fill="FFFFFF"/>
-          </w:tcPr>
-          <w:p>
-            <w:pPr>
+        <w:trPr>
+          <w:cantSplit/>
+        </w:trPr>
+        <w:tc>
+          <w:tcPr>
+            <w:tcW w:w="2708" w:type="dxa"/>
+            <w:shd w:val="clear" w:color="auto" w:fill="FFFFFF"/>
+            <w:vAlign w:val="center"/>
+          </w:tcPr>
+          <w:p>
+            <w:pPr>
+              <w:spacing w:before="0" w:after="0"/>
               <w:jc w:val="left"/>
             </w:pPr>
             <w:r>
@@ -2551,10 +3644,13 @@
         </w:tc>
         <w:tc>
           <w:tcPr>
-            <w:shd w:val="clear" w:color="auto" w:fill="FFFFFF"/>
-          </w:tcPr>
-          <w:p>
-            <w:pPr>
+            <w:tcW w:w="1103" w:type="dxa"/>
+            <w:shd w:val="clear" w:color="auto" w:fill="FFFFFF"/>
+            <w:vAlign w:val="center"/>
+          </w:tcPr>
+          <w:p>
+            <w:pPr>
+              <w:spacing w:before="0" w:after="0"/>
               <w:jc w:val="center"/>
             </w:pPr>
             <w:r>
@@ -2568,10 +3664,13 @@
         </w:tc>
         <w:tc>
           <w:tcPr>
-            <w:shd w:val="clear" w:color="auto" w:fill="FFFFFF"/>
-          </w:tcPr>
-          <w:p>
-            <w:pPr>
+            <w:tcW w:w="1304" w:type="dxa"/>
+            <w:shd w:val="clear" w:color="auto" w:fill="FFFFFF"/>
+            <w:vAlign w:val="center"/>
+          </w:tcPr>
+          <w:p>
+            <w:pPr>
+              <w:spacing w:before="0" w:after="0"/>
               <w:jc w:val="center"/>
             </w:pPr>
             <w:r>
@@ -2585,11 +3684,14 @@
         </w:tc>
         <w:tc>
           <w:tcPr>
-            <w:shd w:val="clear" w:color="auto" w:fill="FFFFFF"/>
-          </w:tcPr>
-          <w:p>
-            <w:pPr>
-              <w:jc w:val="center"/>
+            <w:tcW w:w="3911" w:type="dxa"/>
+            <w:shd w:val="clear" w:color="auto" w:fill="FFFFFF"/>
+            <w:vAlign w:val="center"/>
+          </w:tcPr>
+          <w:p>
+            <w:pPr>
+              <w:spacing w:before="0" w:after="0"/>
+              <w:jc w:val="left"/>
             </w:pPr>
             <w:r>
               <w:rPr>
@@ -2602,7 +3704,11 @@
         </w:tc>
       </w:tr>
     </w:tbl>
-    <w:p xmlns:w="http://schemas.openxmlformats.org/wordprocessingml/2006/main"/>
+    <w:p xmlns:w="http://schemas.openxmlformats.org/wordprocessingml/2006/main">
+      <w:pPr>
+        <w:keepNext/>
+      </w:pPr>
+    </w:p>
     <w:p xmlns:w="http://schemas.openxmlformats.org/wordprocessingml/2006/main">
       <w:r>
         <w:rPr>
@@ -2623,7 +3729,11 @@
         <w:t xml:space="preserve">ไม่ใช่ CRUD ปกติ - เป็นการสร้าง PDF ชั่วคราวใน Google Drive แล้วลบหลังแนบตั๋ว</w:t>
       </w:r>
     </w:p>
-    <w:p xmlns:w="http://schemas.openxmlformats.org/wordprocessingml/2006/main"/>
+    <w:p xmlns:w="http://schemas.openxmlformats.org/wordprocessingml/2006/main">
+      <w:pPr>
+        <w:keepNext/>
+      </w:pPr>
+    </w:p>
     <w:p xmlns:w="http://schemas.openxmlformats.org/wordprocessingml/2006/main">
       <w:pPr>
         <w:pStyle w:val="Heading2"/>
@@ -2633,30 +3743,51 @@
       </w:r>
     </w:p>
     <w:p xmlns:w="http://schemas.openxmlformats.org/wordprocessingml/2006/main">
+      <w:pPr>
+        <w:keepNext/>
+      </w:pPr>
       <w:r>
         <w:t xml:space="preserve">ตาราง: BRANCH (พื้นที่), DEPARTMENT (สาขา), ISSUE_CATEGORY (หมวดหมู่ปัญหา)</w:t>
       </w:r>
     </w:p>
-    <w:p xmlns:w="http://schemas.openxmlformats.org/wordprocessingml/2006/main"/>
+    <w:p xmlns:w="http://schemas.openxmlformats.org/wordprocessingml/2006/main">
+      <w:pPr>
+        <w:keepNext/>
+      </w:pPr>
+    </w:p>
     <w:tbl xmlns:w="http://schemas.openxmlformats.org/wordprocessingml/2006/main">
       <w:tblPr>
         <w:tblStyle w:val="TableGrid"/>
-        <w:tblW w:w="5000" w:type="pct"/>
+        <w:tblW w:w="9026" w:type="dxa"/>
+        <w:tblLayout w:type="fixed"/>
+        <w:tblCellMar>
+          <w:top w:w="60" w:type="dxa"/>
+          <w:left w:w="100" w:type="dxa"/>
+          <w:bottom w:w="60" w:type="dxa"/>
+          <w:right w:w="100" w:type="dxa"/>
+        </w:tblCellMar>
         <w:tblLook w:val="04A0"/>
       </w:tblPr>
       <w:tblGrid>
-        <w:gridCol w:w="2500"/>
-        <w:gridCol w:w="1200"/>
-        <w:gridCol w:w="2000"/>
-        <w:gridCol w:w="4000"/>
+        <w:gridCol w:w="2708"/>
+        <w:gridCol w:w="1103"/>
+        <w:gridCol w:w="1304"/>
+        <w:gridCol w:w="3911"/>
       </w:tblGrid>
       <w:tr>
-        <w:tc>
-          <w:tcPr>
+        <w:trPr>
+          <w:tblHeader/>
+          <w:cantSplit/>
+        </w:trPr>
+        <w:tc>
+          <w:tcPr>
+            <w:tcW w:w="2708" w:type="dxa"/>
             <w:shd w:val="clear" w:color="auto" w:fill="1E40AF"/>
           </w:tcPr>
           <w:p>
             <w:pPr>
+              <w:keepNext/>
+              <w:spacing w:before="0" w:after="0"/>
               <w:jc w:val="center"/>
             </w:pPr>
             <w:r>
@@ -2673,10 +3804,13 @@
         </w:tc>
         <w:tc>
           <w:tcPr>
+            <w:tcW w:w="1103" w:type="dxa"/>
             <w:shd w:val="clear" w:color="auto" w:fill="1E40AF"/>
           </w:tcPr>
           <w:p>
             <w:pPr>
+              <w:keepNext/>
+              <w:spacing w:before="0" w:after="0"/>
               <w:jc w:val="center"/>
             </w:pPr>
             <w:r>
@@ -2693,10 +3827,13 @@
         </w:tc>
         <w:tc>
           <w:tcPr>
+            <w:tcW w:w="1304" w:type="dxa"/>
             <w:shd w:val="clear" w:color="auto" w:fill="1E40AF"/>
           </w:tcPr>
           <w:p>
             <w:pPr>
+              <w:keepNext/>
+              <w:spacing w:before="0" w:after="0"/>
               <w:jc w:val="center"/>
             </w:pPr>
             <w:r>
@@ -2713,10 +3850,13 @@
         </w:tc>
         <w:tc>
           <w:tcPr>
+            <w:tcW w:w="3911" w:type="dxa"/>
             <w:shd w:val="clear" w:color="auto" w:fill="1E40AF"/>
           </w:tcPr>
           <w:p>
             <w:pPr>
+              <w:keepNext/>
+              <w:spacing w:before="0" w:after="0"/>
               <w:jc w:val="center"/>
             </w:pPr>
             <w:r>
@@ -2733,12 +3873,19 @@
         </w:tc>
       </w:tr>
       <w:tr>
-        <w:tc>
-          <w:tcPr>
-            <w:shd w:val="clear" w:color="auto" w:fill="F1F5F9"/>
-          </w:tcPr>
-          <w:p>
-            <w:pPr>
+        <w:trPr>
+          <w:cantSplit/>
+        </w:trPr>
+        <w:tc>
+          <w:tcPr>
+            <w:tcW w:w="2708" w:type="dxa"/>
+            <w:shd w:val="clear" w:color="auto" w:fill="F1F5F9"/>
+            <w:vAlign w:val="center"/>
+          </w:tcPr>
+          <w:p>
+            <w:pPr>
+              <w:keepNext/>
+              <w:spacing w:before="0" w:after="0"/>
               <w:jc w:val="left"/>
             </w:pPr>
             <w:r>
@@ -2752,10 +3899,14 @@
         </w:tc>
         <w:tc>
           <w:tcPr>
-            <w:shd w:val="clear" w:color="auto" w:fill="F1F5F9"/>
-          </w:tcPr>
-          <w:p>
-            <w:pPr>
+            <w:tcW w:w="1103" w:type="dxa"/>
+            <w:shd w:val="clear" w:color="auto" w:fill="F1F5F9"/>
+            <w:vAlign w:val="center"/>
+          </w:tcPr>
+          <w:p>
+            <w:pPr>
+              <w:keepNext/>
+              <w:spacing w:before="0" w:after="0"/>
               <w:jc w:val="center"/>
             </w:pPr>
             <w:r>
@@ -2769,10 +3920,14 @@
         </w:tc>
         <w:tc>
           <w:tcPr>
-            <w:shd w:val="clear" w:color="auto" w:fill="F1F5F9"/>
-          </w:tcPr>
-          <w:p>
-            <w:pPr>
+            <w:tcW w:w="1304" w:type="dxa"/>
+            <w:shd w:val="clear" w:color="auto" w:fill="F1F5F9"/>
+            <w:vAlign w:val="center"/>
+          </w:tcPr>
+          <w:p>
+            <w:pPr>
+              <w:keepNext/>
+              <w:spacing w:before="0" w:after="0"/>
               <w:jc w:val="center"/>
             </w:pPr>
             <w:r>
@@ -2786,11 +3941,15 @@
         </w:tc>
         <w:tc>
           <w:tcPr>
-            <w:shd w:val="clear" w:color="auto" w:fill="F1F5F9"/>
-          </w:tcPr>
-          <w:p>
-            <w:pPr>
-              <w:jc w:val="center"/>
+            <w:tcW w:w="3911" w:type="dxa"/>
+            <w:shd w:val="clear" w:color="auto" w:fill="F1F5F9"/>
+            <w:vAlign w:val="center"/>
+          </w:tcPr>
+          <w:p>
+            <w:pPr>
+              <w:keepNext/>
+              <w:spacing w:before="0" w:after="0"/>
+              <w:jc w:val="left"/>
             </w:pPr>
             <w:r>
               <w:rPr>
@@ -2803,12 +3962,19 @@
         </w:tc>
       </w:tr>
       <w:tr>
-        <w:tc>
-          <w:tcPr>
-            <w:shd w:val="clear" w:color="auto" w:fill="FFFFFF"/>
-          </w:tcPr>
-          <w:p>
-            <w:pPr>
+        <w:trPr>
+          <w:cantSplit/>
+        </w:trPr>
+        <w:tc>
+          <w:tcPr>
+            <w:tcW w:w="2708" w:type="dxa"/>
+            <w:shd w:val="clear" w:color="auto" w:fill="FFFFFF"/>
+            <w:vAlign w:val="center"/>
+          </w:tcPr>
+          <w:p>
+            <w:pPr>
+              <w:keepNext/>
+              <w:spacing w:before="0" w:after="0"/>
               <w:jc w:val="left"/>
             </w:pPr>
             <w:r>
@@ -2822,10 +3988,14 @@
         </w:tc>
         <w:tc>
           <w:tcPr>
-            <w:shd w:val="clear" w:color="auto" w:fill="FFFFFF"/>
-          </w:tcPr>
-          <w:p>
-            <w:pPr>
+            <w:tcW w:w="1103" w:type="dxa"/>
+            <w:shd w:val="clear" w:color="auto" w:fill="FFFFFF"/>
+            <w:vAlign w:val="center"/>
+          </w:tcPr>
+          <w:p>
+            <w:pPr>
+              <w:keepNext/>
+              <w:spacing w:before="0" w:after="0"/>
               <w:jc w:val="center"/>
             </w:pPr>
             <w:r>
@@ -2839,10 +4009,14 @@
         </w:tc>
         <w:tc>
           <w:tcPr>
-            <w:shd w:val="clear" w:color="auto" w:fill="FFFFFF"/>
-          </w:tcPr>
-          <w:p>
-            <w:pPr>
+            <w:tcW w:w="1304" w:type="dxa"/>
+            <w:shd w:val="clear" w:color="auto" w:fill="FFFFFF"/>
+            <w:vAlign w:val="center"/>
+          </w:tcPr>
+          <w:p>
+            <w:pPr>
+              <w:keepNext/>
+              <w:spacing w:before="0" w:after="0"/>
               <w:jc w:val="center"/>
             </w:pPr>
             <w:r>
@@ -2856,29 +4030,40 @@
         </w:tc>
         <w:tc>
           <w:tcPr>
-            <w:shd w:val="clear" w:color="auto" w:fill="FFFFFF"/>
-          </w:tcPr>
-          <w:p>
-            <w:pPr>
-              <w:jc w:val="center"/>
-            </w:pPr>
-            <w:r>
-              <w:rPr>
-                <w:sz w:val="28"/>
-                <w:szCs w:val="28"/>
-              </w:rPr>
-              <w:t xml:space="preserve">ดึงข้อมูลหลักทั้ง 3 ตาราง พร้อมจำนวนที่ถูกใช้ ใช้เติม dropdown ในฟอร์มแจ้งซ่อม</w:t>
-            </w:r>
-          </w:p>
-        </w:tc>
-      </w:tr>
-      <w:tr>
-        <w:tc>
-          <w:tcPr>
-            <w:shd w:val="clear" w:color="auto" w:fill="F1F5F9"/>
-          </w:tcPr>
-          <w:p>
-            <w:pPr>
+            <w:tcW w:w="3911" w:type="dxa"/>
+            <w:shd w:val="clear" w:color="auto" w:fill="FFFFFF"/>
+            <w:vAlign w:val="center"/>
+          </w:tcPr>
+          <w:p>
+            <w:pPr>
+              <w:keepNext/>
+              <w:spacing w:before="0" w:after="0"/>
+              <w:jc w:val="left"/>
+            </w:pPr>
+            <w:r>
+              <w:rPr>
+                <w:sz w:val="28"/>
+                <w:szCs w:val="28"/>
+              </w:rPr>
+              <w:t xml:space="preserve">ดึงข้อมูลหลักทั้ง 3 ตาราง ใช้เติม dropdown ในฟอร์มแจ้งซ่อม (จำนวนการใช้งานส่งให้เฉพาะ Admin)</w:t>
+            </w:r>
+          </w:p>
+        </w:tc>
+      </w:tr>
+      <w:tr>
+        <w:trPr>
+          <w:cantSplit/>
+        </w:trPr>
+        <w:tc>
+          <w:tcPr>
+            <w:tcW w:w="2708" w:type="dxa"/>
+            <w:shd w:val="clear" w:color="auto" w:fill="F1F5F9"/>
+            <w:vAlign w:val="center"/>
+          </w:tcPr>
+          <w:p>
+            <w:pPr>
+              <w:keepNext/>
+              <w:spacing w:before="0" w:after="0"/>
               <w:jc w:val="left"/>
             </w:pPr>
             <w:r>
@@ -2892,10 +4077,14 @@
         </w:tc>
         <w:tc>
           <w:tcPr>
-            <w:shd w:val="clear" w:color="auto" w:fill="F1F5F9"/>
-          </w:tcPr>
-          <w:p>
-            <w:pPr>
+            <w:tcW w:w="1103" w:type="dxa"/>
+            <w:shd w:val="clear" w:color="auto" w:fill="F1F5F9"/>
+            <w:vAlign w:val="center"/>
+          </w:tcPr>
+          <w:p>
+            <w:pPr>
+              <w:keepNext/>
+              <w:spacing w:before="0" w:after="0"/>
               <w:jc w:val="center"/>
             </w:pPr>
             <w:r>
@@ -2909,10 +4098,14 @@
         </w:tc>
         <w:tc>
           <w:tcPr>
-            <w:shd w:val="clear" w:color="auto" w:fill="F1F5F9"/>
-          </w:tcPr>
-          <w:p>
-            <w:pPr>
+            <w:tcW w:w="1304" w:type="dxa"/>
+            <w:shd w:val="clear" w:color="auto" w:fill="F1F5F9"/>
+            <w:vAlign w:val="center"/>
+          </w:tcPr>
+          <w:p>
+            <w:pPr>
+              <w:keepNext/>
+              <w:spacing w:before="0" w:after="0"/>
               <w:jc w:val="center"/>
             </w:pPr>
             <w:r>
@@ -2926,11 +4119,15 @@
         </w:tc>
         <w:tc>
           <w:tcPr>
-            <w:shd w:val="clear" w:color="auto" w:fill="F1F5F9"/>
-          </w:tcPr>
-          <w:p>
-            <w:pPr>
-              <w:jc w:val="center"/>
+            <w:tcW w:w="3911" w:type="dxa"/>
+            <w:shd w:val="clear" w:color="auto" w:fill="F1F5F9"/>
+            <w:vAlign w:val="center"/>
+          </w:tcPr>
+          <w:p>
+            <w:pPr>
+              <w:keepNext/>
+              <w:spacing w:before="0" w:after="0"/>
+              <w:jc w:val="left"/>
             </w:pPr>
             <w:r>
               <w:rPr>
@@ -2943,12 +4140,18 @@
         </w:tc>
       </w:tr>
       <w:tr>
-        <w:tc>
-          <w:tcPr>
-            <w:shd w:val="clear" w:color="auto" w:fill="FFFFFF"/>
-          </w:tcPr>
-          <w:p>
-            <w:pPr>
+        <w:trPr>
+          <w:cantSplit/>
+        </w:trPr>
+        <w:tc>
+          <w:tcPr>
+            <w:tcW w:w="2708" w:type="dxa"/>
+            <w:shd w:val="clear" w:color="auto" w:fill="FFFFFF"/>
+            <w:vAlign w:val="center"/>
+          </w:tcPr>
+          <w:p>
+            <w:pPr>
+              <w:spacing w:before="0" w:after="0"/>
               <w:jc w:val="left"/>
             </w:pPr>
             <w:r>
@@ -2962,10 +4165,13 @@
         </w:tc>
         <w:tc>
           <w:tcPr>
-            <w:shd w:val="clear" w:color="auto" w:fill="FFFFFF"/>
-          </w:tcPr>
-          <w:p>
-            <w:pPr>
+            <w:tcW w:w="1103" w:type="dxa"/>
+            <w:shd w:val="clear" w:color="auto" w:fill="FFFFFF"/>
+            <w:vAlign w:val="center"/>
+          </w:tcPr>
+          <w:p>
+            <w:pPr>
+              <w:spacing w:before="0" w:after="0"/>
               <w:jc w:val="center"/>
             </w:pPr>
             <w:r>
@@ -2979,10 +4185,13 @@
         </w:tc>
         <w:tc>
           <w:tcPr>
-            <w:shd w:val="clear" w:color="auto" w:fill="FFFFFF"/>
-          </w:tcPr>
-          <w:p>
-            <w:pPr>
+            <w:tcW w:w="1304" w:type="dxa"/>
+            <w:shd w:val="clear" w:color="auto" w:fill="FFFFFF"/>
+            <w:vAlign w:val="center"/>
+          </w:tcPr>
+          <w:p>
+            <w:pPr>
+              <w:spacing w:before="0" w:after="0"/>
               <w:jc w:val="center"/>
             </w:pPr>
             <w:r>
@@ -2996,24 +4205,31 @@
         </w:tc>
         <w:tc>
           <w:tcPr>
-            <w:shd w:val="clear" w:color="auto" w:fill="FFFFFF"/>
-          </w:tcPr>
-          <w:p>
-            <w:pPr>
-              <w:jc w:val="center"/>
-            </w:pPr>
-            <w:r>
-              <w:rPr>
-                <w:sz w:val="28"/>
-                <w:szCs w:val="28"/>
-              </w:rPr>
-              <w:t xml:space="preserve">ลบได้เฉพาะรายการที่ไม่มีตั๋ว ผู้ใช้ หรือสาขาอ้างถึง</w:t>
+            <w:tcW w:w="3911" w:type="dxa"/>
+            <w:shd w:val="clear" w:color="auto" w:fill="FFFFFF"/>
+            <w:vAlign w:val="center"/>
+          </w:tcPr>
+          <w:p>
+            <w:pPr>
+              <w:spacing w:before="0" w:after="0"/>
+              <w:jc w:val="left"/>
+            </w:pPr>
+            <w:r>
+              <w:rPr>
+                <w:sz w:val="28"/>
+                <w:szCs w:val="28"/>
+              </w:rPr>
+              <w:t xml:space="preserve">ลบได้เฉพาะรายการที่ไม่มีข้อมูลอื่นอ้างถึง (ดูตารางด้านล่าง)</w:t>
             </w:r>
           </w:p>
         </w:tc>
       </w:tr>
     </w:tbl>
-    <w:p xmlns:w="http://schemas.openxmlformats.org/wordprocessingml/2006/main"/>
+    <w:p xmlns:w="http://schemas.openxmlformats.org/wordprocessingml/2006/main">
+      <w:pPr>
+        <w:keepNext/>
+      </w:pPr>
+    </w:p>
     <w:p xmlns:w="http://schemas.openxmlformats.org/wordprocessingml/2006/main">
       <w:r>
         <w:rPr>
@@ -3054,7 +4270,243 @@
         <w:t xml:space="preserve">client ส่งมาเพียงประเภท (branch / dept / category) ชื่อตารางและคอลัมน์กำหนดฝั่ง server เท่านั้น ป้องกัน SQL Injection</w:t>
       </w:r>
     </w:p>
-    <w:p xmlns:w="http://schemas.openxmlformats.org/wordprocessingml/2006/main"/>
+    <w:p xmlns:w="http://schemas.openxmlformats.org/wordprocessingml/2006/main">
+      <w:pPr>
+        <w:keepNext/>
+      </w:pPr>
+    </w:p>
+    <w:p xmlns:w="http://schemas.openxmlformats.org/wordprocessingml/2006/main">
+      <w:pPr>
+        <w:pStyle w:val="Heading3"/>
+      </w:pPr>
+      <w:r>
+        <w:t xml:space="preserve">เงื่อนไขการลบข้อมูลหลัก</w:t>
+      </w:r>
+    </w:p>
+    <w:tbl xmlns:w="http://schemas.openxmlformats.org/wordprocessingml/2006/main">
+      <w:tblPr>
+        <w:tblStyle w:val="TableGrid"/>
+        <w:tblW w:w="9026" w:type="dxa"/>
+        <w:tblLayout w:type="fixed"/>
+        <w:tblCellMar>
+          <w:top w:w="60" w:type="dxa"/>
+          <w:left w:w="100" w:type="dxa"/>
+          <w:bottom w:w="60" w:type="dxa"/>
+          <w:right w:w="100" w:type="dxa"/>
+        </w:tblCellMar>
+        <w:tblLook w:val="04A0"/>
+      </w:tblPr>
+      <w:tblGrid>
+        <w:gridCol w:w="3510"/>
+        <w:gridCol w:w="5516"/>
+      </w:tblGrid>
+      <w:tr>
+        <w:trPr>
+          <w:tblHeader/>
+          <w:cantSplit/>
+        </w:trPr>
+        <w:tc>
+          <w:tcPr>
+            <w:tcW w:w="3510" w:type="dxa"/>
+            <w:shd w:val="clear" w:color="auto" w:fill="1E40AF"/>
+          </w:tcPr>
+          <w:p>
+            <w:pPr>
+              <w:keepNext/>
+              <w:spacing w:before="0" w:after="0"/>
+              <w:jc w:val="center"/>
+            </w:pPr>
+            <w:r>
+              <w:rPr>
+                <w:b/>
+                <w:bCs/>
+                <w:color w:val="FFFFFF"/>
+                <w:sz w:val="28"/>
+                <w:szCs w:val="28"/>
+              </w:rPr>
+              <w:t>ข้อมูลหลัก</w:t>
+            </w:r>
+          </w:p>
+        </w:tc>
+        <w:tc>
+          <w:tcPr>
+            <w:tcW w:w="5516" w:type="dxa"/>
+            <w:shd w:val="clear" w:color="auto" w:fill="1E40AF"/>
+          </w:tcPr>
+          <w:p>
+            <w:pPr>
+              <w:keepNext/>
+              <w:spacing w:before="0" w:after="0"/>
+              <w:jc w:val="center"/>
+            </w:pPr>
+            <w:r>
+              <w:rPr>
+                <w:b/>
+                <w:bCs/>
+                <w:color w:val="FFFFFF"/>
+                <w:sz w:val="28"/>
+                <w:szCs w:val="28"/>
+              </w:rPr>
+              <w:t>ลบไม่ได้ถ้ายังถูกใช้ใน</w:t>
+            </w:r>
+          </w:p>
+        </w:tc>
+      </w:tr>
+      <w:tr>
+        <w:trPr>
+          <w:cantSplit/>
+        </w:trPr>
+        <w:tc>
+          <w:tcPr>
+            <w:tcW w:w="3510" w:type="dxa"/>
+            <w:shd w:val="clear" w:color="auto" w:fill="F1F5F9"/>
+            <w:vAlign w:val="center"/>
+          </w:tcPr>
+          <w:p>
+            <w:pPr>
+              <w:keepNext/>
+              <w:spacing w:before="0" w:after="0"/>
+              <w:jc w:val="left"/>
+            </w:pPr>
+            <w:r>
+              <w:rPr>
+                <w:sz w:val="28"/>
+                <w:szCs w:val="28"/>
+              </w:rPr>
+              <w:t xml:space="preserve">พื้นที่ (BRANCH)</w:t>
+            </w:r>
+          </w:p>
+        </w:tc>
+        <w:tc>
+          <w:tcPr>
+            <w:tcW w:w="5516" w:type="dxa"/>
+            <w:shd w:val="clear" w:color="auto" w:fill="F1F5F9"/>
+            <w:vAlign w:val="center"/>
+          </w:tcPr>
+          <w:p>
+            <w:pPr>
+              <w:keepNext/>
+              <w:spacing w:before="0" w:after="0"/>
+              <w:jc w:val="left"/>
+            </w:pPr>
+            <w:r>
+              <w:rPr>
+                <w:sz w:val="28"/>
+                <w:szCs w:val="28"/>
+              </w:rPr>
+              <w:t xml:space="preserve">ตั๋วแจ้งซ่อม, สาขาที่สังกัดพื้นที่นั้น</w:t>
+            </w:r>
+          </w:p>
+        </w:tc>
+      </w:tr>
+      <w:tr>
+        <w:trPr>
+          <w:cantSplit/>
+        </w:trPr>
+        <w:tc>
+          <w:tcPr>
+            <w:tcW w:w="3510" w:type="dxa"/>
+            <w:shd w:val="clear" w:color="auto" w:fill="FFFFFF"/>
+            <w:vAlign w:val="center"/>
+          </w:tcPr>
+          <w:p>
+            <w:pPr>
+              <w:keepNext/>
+              <w:spacing w:before="0" w:after="0"/>
+              <w:jc w:val="left"/>
+            </w:pPr>
+            <w:r>
+              <w:rPr>
+                <w:sz w:val="28"/>
+                <w:szCs w:val="28"/>
+              </w:rPr>
+              <w:t xml:space="preserve">สาขา (DEPARTMENT)</w:t>
+            </w:r>
+          </w:p>
+        </w:tc>
+        <w:tc>
+          <w:tcPr>
+            <w:tcW w:w="5516" w:type="dxa"/>
+            <w:shd w:val="clear" w:color="auto" w:fill="FFFFFF"/>
+            <w:vAlign w:val="center"/>
+          </w:tcPr>
+          <w:p>
+            <w:pPr>
+              <w:keepNext/>
+              <w:spacing w:before="0" w:after="0"/>
+              <w:jc w:val="left"/>
+            </w:pPr>
+            <w:r>
+              <w:rPr>
+                <w:sz w:val="28"/>
+                <w:szCs w:val="28"/>
+              </w:rPr>
+              <w:t xml:space="preserve">ตั๋วแจ้งซ่อม, ผู้ใช้งาน</w:t>
+            </w:r>
+          </w:p>
+        </w:tc>
+      </w:tr>
+      <w:tr>
+        <w:trPr>
+          <w:cantSplit/>
+        </w:trPr>
+        <w:tc>
+          <w:tcPr>
+            <w:tcW w:w="3510" w:type="dxa"/>
+            <w:shd w:val="clear" w:color="auto" w:fill="F1F5F9"/>
+            <w:vAlign w:val="center"/>
+          </w:tcPr>
+          <w:p>
+            <w:pPr>
+              <w:spacing w:before="0" w:after="0"/>
+              <w:jc w:val="left"/>
+            </w:pPr>
+            <w:r>
+              <w:rPr>
+                <w:sz w:val="28"/>
+                <w:szCs w:val="28"/>
+              </w:rPr>
+              <w:t xml:space="preserve">หมวดหมู่ (ISSUE_CATEGORY)</w:t>
+            </w:r>
+          </w:p>
+        </w:tc>
+        <w:tc>
+          <w:tcPr>
+            <w:tcW w:w="5516" w:type="dxa"/>
+            <w:shd w:val="clear" w:color="auto" w:fill="F1F5F9"/>
+            <w:vAlign w:val="center"/>
+          </w:tcPr>
+          <w:p>
+            <w:pPr>
+              <w:spacing w:before="0" w:after="0"/>
+              <w:jc w:val="left"/>
+            </w:pPr>
+            <w:r>
+              <w:rPr>
+                <w:sz w:val="28"/>
+                <w:szCs w:val="28"/>
+              </w:rPr>
+              <w:t xml:space="preserve">ตั๋วแจ้งซ่อม, ประวัติการแจ้งซ่อม</w:t>
+            </w:r>
+          </w:p>
+        </w:tc>
+      </w:tr>
+    </w:tbl>
+    <w:p xmlns:w="http://schemas.openxmlformats.org/wordprocessingml/2006/main">
+      <w:pPr>
+        <w:keepNext/>
+      </w:pPr>
+    </w:p>
+    <w:p xmlns:w="http://schemas.openxmlformats.org/wordprocessingml/2006/main">
+      <w:r>
+        <w:t xml:space="preserve">หน้า Admin แสดงจำนวนการใช้งานแยกตามประเภท เช่น "ตั๋วแจ้งซ่อม 1 · สาขา 3" และปุ่มลบของรายการที่ยังถูกใช้จะกดไม่ได้ ถ้าต้องการเปลี่ยนให้แก้ชื่อแทน</w:t>
+      </w:r>
+    </w:p>
+    <w:p xmlns:w="http://schemas.openxmlformats.org/wordprocessingml/2006/main">
+      <w:pPr>
+        <w:keepNext/>
+      </w:pPr>
+    </w:p>
     <w:p xmlns:w="http://schemas.openxmlformats.org/wordprocessingml/2006/main">
       <w:pPr>
         <w:pStyle w:val="Heading2"/>
@@ -3064,30 +4516,51 @@
       </w:r>
     </w:p>
     <w:p xmlns:w="http://schemas.openxmlformats.org/wordprocessingml/2006/main">
+      <w:pPr>
+        <w:keepNext/>
+      </w:pPr>
       <w:r>
         <w:t xml:space="preserve">ไฟล์: admin.html + admin.js</w:t>
       </w:r>
     </w:p>
-    <w:p xmlns:w="http://schemas.openxmlformats.org/wordprocessingml/2006/main"/>
+    <w:p xmlns:w="http://schemas.openxmlformats.org/wordprocessingml/2006/main">
+      <w:pPr>
+        <w:keepNext/>
+      </w:pPr>
+    </w:p>
     <w:tbl xmlns:w="http://schemas.openxmlformats.org/wordprocessingml/2006/main">
       <w:tblPr>
         <w:tblStyle w:val="TableGrid"/>
-        <w:tblW w:w="5000" w:type="pct"/>
+        <w:tblW w:w="9026" w:type="dxa"/>
+        <w:tblLayout w:type="fixed"/>
+        <w:tblCellMar>
+          <w:top w:w="60" w:type="dxa"/>
+          <w:left w:w="100" w:type="dxa"/>
+          <w:bottom w:w="60" w:type="dxa"/>
+          <w:right w:w="100" w:type="dxa"/>
+        </w:tblCellMar>
         <w:tblLook w:val="04A0"/>
       </w:tblPr>
       <w:tblGrid>
-        <w:gridCol w:w="2500"/>
-        <w:gridCol w:w="1500"/>
-        <w:gridCol w:w="1500"/>
-        <w:gridCol w:w="4000"/>
+        <w:gridCol w:w="2375"/>
+        <w:gridCol w:w="1425"/>
+        <w:gridCol w:w="1425"/>
+        <w:gridCol w:w="3801"/>
       </w:tblGrid>
       <w:tr>
-        <w:tc>
-          <w:tcPr>
+        <w:trPr>
+          <w:tblHeader/>
+          <w:cantSplit/>
+        </w:trPr>
+        <w:tc>
+          <w:tcPr>
+            <w:tcW w:w="2375" w:type="dxa"/>
             <w:shd w:val="clear" w:color="auto" w:fill="1E40AF"/>
           </w:tcPr>
           <w:p>
             <w:pPr>
+              <w:keepNext/>
+              <w:spacing w:before="0" w:after="0"/>
               <w:jc w:val="center"/>
             </w:pPr>
             <w:r>
@@ -3104,10 +4577,13 @@
         </w:tc>
         <w:tc>
           <w:tcPr>
+            <w:tcW w:w="1425" w:type="dxa"/>
             <w:shd w:val="clear" w:color="auto" w:fill="1E40AF"/>
           </w:tcPr>
           <w:p>
             <w:pPr>
+              <w:keepNext/>
+              <w:spacing w:before="0" w:after="0"/>
               <w:jc w:val="center"/>
             </w:pPr>
             <w:r>
@@ -3124,10 +4600,13 @@
         </w:tc>
         <w:tc>
           <w:tcPr>
+            <w:tcW w:w="1425" w:type="dxa"/>
             <w:shd w:val="clear" w:color="auto" w:fill="1E40AF"/>
           </w:tcPr>
           <w:p>
             <w:pPr>
+              <w:keepNext/>
+              <w:spacing w:before="0" w:after="0"/>
               <w:jc w:val="center"/>
             </w:pPr>
             <w:r>
@@ -3144,10 +4623,13 @@
         </w:tc>
         <w:tc>
           <w:tcPr>
+            <w:tcW w:w="3801" w:type="dxa"/>
             <w:shd w:val="clear" w:color="auto" w:fill="1E40AF"/>
           </w:tcPr>
           <w:p>
             <w:pPr>
+              <w:keepNext/>
+              <w:spacing w:before="0" w:after="0"/>
               <w:jc w:val="center"/>
             </w:pPr>
             <w:r>
@@ -3164,12 +4646,19 @@
         </w:tc>
       </w:tr>
       <w:tr>
-        <w:tc>
-          <w:tcPr>
-            <w:shd w:val="clear" w:color="auto" w:fill="F1F5F9"/>
-          </w:tcPr>
-          <w:p>
-            <w:pPr>
+        <w:trPr>
+          <w:cantSplit/>
+        </w:trPr>
+        <w:tc>
+          <w:tcPr>
+            <w:tcW w:w="2375" w:type="dxa"/>
+            <w:shd w:val="clear" w:color="auto" w:fill="F1F5F9"/>
+            <w:vAlign w:val="center"/>
+          </w:tcPr>
+          <w:p>
+            <w:pPr>
+              <w:keepNext/>
+              <w:spacing w:before="0" w:after="0"/>
               <w:jc w:val="left"/>
             </w:pPr>
             <w:r>
@@ -3183,10 +4672,14 @@
         </w:tc>
         <w:tc>
           <w:tcPr>
-            <w:shd w:val="clear" w:color="auto" w:fill="F1F5F9"/>
-          </w:tcPr>
-          <w:p>
-            <w:pPr>
+            <w:tcW w:w="1425" w:type="dxa"/>
+            <w:shd w:val="clear" w:color="auto" w:fill="F1F5F9"/>
+            <w:vAlign w:val="center"/>
+          </w:tcPr>
+          <w:p>
+            <w:pPr>
+              <w:keepNext/>
+              <w:spacing w:before="0" w:after="0"/>
               <w:jc w:val="center"/>
             </w:pPr>
             <w:r>
@@ -3200,10 +4693,14 @@
         </w:tc>
         <w:tc>
           <w:tcPr>
-            <w:shd w:val="clear" w:color="auto" w:fill="F1F5F9"/>
-          </w:tcPr>
-          <w:p>
-            <w:pPr>
+            <w:tcW w:w="1425" w:type="dxa"/>
+            <w:shd w:val="clear" w:color="auto" w:fill="F1F5F9"/>
+            <w:vAlign w:val="center"/>
+          </w:tcPr>
+          <w:p>
+            <w:pPr>
+              <w:keepNext/>
+              <w:spacing w:before="0" w:after="0"/>
               <w:jc w:val="center"/>
             </w:pPr>
             <w:r>
@@ -3217,11 +4714,15 @@
         </w:tc>
         <w:tc>
           <w:tcPr>
-            <w:shd w:val="clear" w:color="auto" w:fill="F1F5F9"/>
-          </w:tcPr>
-          <w:p>
-            <w:pPr>
-              <w:jc w:val="center"/>
+            <w:tcW w:w="3801" w:type="dxa"/>
+            <w:shd w:val="clear" w:color="auto" w:fill="F1F5F9"/>
+            <w:vAlign w:val="center"/>
+          </w:tcPr>
+          <w:p>
+            <w:pPr>
+              <w:keepNext/>
+              <w:spacing w:before="0" w:after="0"/>
+              <w:jc w:val="left"/>
             </w:pPr>
             <w:r>
               <w:rPr>
@@ -3234,12 +4735,19 @@
         </w:tc>
       </w:tr>
       <w:tr>
-        <w:tc>
-          <w:tcPr>
-            <w:shd w:val="clear" w:color="auto" w:fill="FFFFFF"/>
-          </w:tcPr>
-          <w:p>
-            <w:pPr>
+        <w:trPr>
+          <w:cantSplit/>
+        </w:trPr>
+        <w:tc>
+          <w:tcPr>
+            <w:tcW w:w="2375" w:type="dxa"/>
+            <w:shd w:val="clear" w:color="auto" w:fill="FFFFFF"/>
+            <w:vAlign w:val="center"/>
+          </w:tcPr>
+          <w:p>
+            <w:pPr>
+              <w:keepNext/>
+              <w:spacing w:before="0" w:after="0"/>
               <w:jc w:val="left"/>
             </w:pPr>
             <w:r>
@@ -3253,10 +4761,14 @@
         </w:tc>
         <w:tc>
           <w:tcPr>
-            <w:shd w:val="clear" w:color="auto" w:fill="FFFFFF"/>
-          </w:tcPr>
-          <w:p>
-            <w:pPr>
+            <w:tcW w:w="1425" w:type="dxa"/>
+            <w:shd w:val="clear" w:color="auto" w:fill="FFFFFF"/>
+            <w:vAlign w:val="center"/>
+          </w:tcPr>
+          <w:p>
+            <w:pPr>
+              <w:keepNext/>
+              <w:spacing w:before="0" w:after="0"/>
               <w:jc w:val="center"/>
             </w:pPr>
             <w:r>
@@ -3270,10 +4782,14 @@
         </w:tc>
         <w:tc>
           <w:tcPr>
-            <w:shd w:val="clear" w:color="auto" w:fill="FFFFFF"/>
-          </w:tcPr>
-          <w:p>
-            <w:pPr>
+            <w:tcW w:w="1425" w:type="dxa"/>
+            <w:shd w:val="clear" w:color="auto" w:fill="FFFFFF"/>
+            <w:vAlign w:val="center"/>
+          </w:tcPr>
+          <w:p>
+            <w:pPr>
+              <w:keepNext/>
+              <w:spacing w:before="0" w:after="0"/>
               <w:jc w:val="center"/>
             </w:pPr>
             <w:r>
@@ -3287,11 +4803,15 @@
         </w:tc>
         <w:tc>
           <w:tcPr>
-            <w:shd w:val="clear" w:color="auto" w:fill="FFFFFF"/>
-          </w:tcPr>
-          <w:p>
-            <w:pPr>
-              <w:jc w:val="center"/>
+            <w:tcW w:w="3801" w:type="dxa"/>
+            <w:shd w:val="clear" w:color="auto" w:fill="FFFFFF"/>
+            <w:vAlign w:val="center"/>
+          </w:tcPr>
+          <w:p>
+            <w:pPr>
+              <w:keepNext/>
+              <w:spacing w:before="0" w:after="0"/>
+              <w:jc w:val="left"/>
             </w:pPr>
             <w:r>
               <w:rPr>
@@ -3304,12 +4824,19 @@
         </w:tc>
       </w:tr>
       <w:tr>
-        <w:tc>
-          <w:tcPr>
-            <w:shd w:val="clear" w:color="auto" w:fill="F1F5F9"/>
-          </w:tcPr>
-          <w:p>
-            <w:pPr>
+        <w:trPr>
+          <w:cantSplit/>
+        </w:trPr>
+        <w:tc>
+          <w:tcPr>
+            <w:tcW w:w="2375" w:type="dxa"/>
+            <w:shd w:val="clear" w:color="auto" w:fill="F1F5F9"/>
+            <w:vAlign w:val="center"/>
+          </w:tcPr>
+          <w:p>
+            <w:pPr>
+              <w:keepNext/>
+              <w:spacing w:before="0" w:after="0"/>
               <w:jc w:val="left"/>
             </w:pPr>
             <w:r>
@@ -3323,10 +4850,14 @@
         </w:tc>
         <w:tc>
           <w:tcPr>
-            <w:shd w:val="clear" w:color="auto" w:fill="F1F5F9"/>
-          </w:tcPr>
-          <w:p>
-            <w:pPr>
+            <w:tcW w:w="1425" w:type="dxa"/>
+            <w:shd w:val="clear" w:color="auto" w:fill="F1F5F9"/>
+            <w:vAlign w:val="center"/>
+          </w:tcPr>
+          <w:p>
+            <w:pPr>
+              <w:keepNext/>
+              <w:spacing w:before="0" w:after="0"/>
               <w:jc w:val="center"/>
             </w:pPr>
             <w:r>
@@ -3340,10 +4871,14 @@
         </w:tc>
         <w:tc>
           <w:tcPr>
-            <w:shd w:val="clear" w:color="auto" w:fill="F1F5F9"/>
-          </w:tcPr>
-          <w:p>
-            <w:pPr>
+            <w:tcW w:w="1425" w:type="dxa"/>
+            <w:shd w:val="clear" w:color="auto" w:fill="F1F5F9"/>
+            <w:vAlign w:val="center"/>
+          </w:tcPr>
+          <w:p>
+            <w:pPr>
+              <w:keepNext/>
+              <w:spacing w:before="0" w:after="0"/>
               <w:jc w:val="center"/>
             </w:pPr>
             <w:r>
@@ -3357,11 +4892,15 @@
         </w:tc>
         <w:tc>
           <w:tcPr>
-            <w:shd w:val="clear" w:color="auto" w:fill="F1F5F9"/>
-          </w:tcPr>
-          <w:p>
-            <w:pPr>
-              <w:jc w:val="center"/>
+            <w:tcW w:w="3801" w:type="dxa"/>
+            <w:shd w:val="clear" w:color="auto" w:fill="F1F5F9"/>
+            <w:vAlign w:val="center"/>
+          </w:tcPr>
+          <w:p>
+            <w:pPr>
+              <w:keepNext/>
+              <w:spacing w:before="0" w:after="0"/>
+              <w:jc w:val="left"/>
             </w:pPr>
             <w:r>
               <w:rPr>
@@ -3374,12 +4913,19 @@
         </w:tc>
       </w:tr>
       <w:tr>
-        <w:tc>
-          <w:tcPr>
-            <w:shd w:val="clear" w:color="auto" w:fill="FFFFFF"/>
-          </w:tcPr>
-          <w:p>
-            <w:pPr>
+        <w:trPr>
+          <w:cantSplit/>
+        </w:trPr>
+        <w:tc>
+          <w:tcPr>
+            <w:tcW w:w="2375" w:type="dxa"/>
+            <w:shd w:val="clear" w:color="auto" w:fill="FFFFFF"/>
+            <w:vAlign w:val="center"/>
+          </w:tcPr>
+          <w:p>
+            <w:pPr>
+              <w:keepNext/>
+              <w:spacing w:before="0" w:after="0"/>
               <w:jc w:val="left"/>
             </w:pPr>
             <w:r>
@@ -3393,10 +4939,14 @@
         </w:tc>
         <w:tc>
           <w:tcPr>
-            <w:shd w:val="clear" w:color="auto" w:fill="FFFFFF"/>
-          </w:tcPr>
-          <w:p>
-            <w:pPr>
+            <w:tcW w:w="1425" w:type="dxa"/>
+            <w:shd w:val="clear" w:color="auto" w:fill="FFFFFF"/>
+            <w:vAlign w:val="center"/>
+          </w:tcPr>
+          <w:p>
+            <w:pPr>
+              <w:keepNext/>
+              <w:spacing w:before="0" w:after="0"/>
               <w:jc w:val="center"/>
             </w:pPr>
             <w:r>
@@ -3410,10 +4960,14 @@
         </w:tc>
         <w:tc>
           <w:tcPr>
-            <w:shd w:val="clear" w:color="auto" w:fill="FFFFFF"/>
-          </w:tcPr>
-          <w:p>
-            <w:pPr>
+            <w:tcW w:w="1425" w:type="dxa"/>
+            <w:shd w:val="clear" w:color="auto" w:fill="FFFFFF"/>
+            <w:vAlign w:val="center"/>
+          </w:tcPr>
+          <w:p>
+            <w:pPr>
+              <w:keepNext/>
+              <w:spacing w:before="0" w:after="0"/>
               <w:jc w:val="center"/>
             </w:pPr>
             <w:r>
@@ -3427,11 +4981,15 @@
         </w:tc>
         <w:tc>
           <w:tcPr>
-            <w:shd w:val="clear" w:color="auto" w:fill="FFFFFF"/>
-          </w:tcPr>
-          <w:p>
-            <w:pPr>
-              <w:jc w:val="center"/>
+            <w:tcW w:w="3801" w:type="dxa"/>
+            <w:shd w:val="clear" w:color="auto" w:fill="FFFFFF"/>
+            <w:vAlign w:val="center"/>
+          </w:tcPr>
+          <w:p>
+            <w:pPr>
+              <w:keepNext/>
+              <w:spacing w:before="0" w:after="0"/>
+              <w:jc w:val="left"/>
             </w:pPr>
             <w:r>
               <w:rPr>
@@ -3444,12 +5002,19 @@
         </w:tc>
       </w:tr>
       <w:tr>
-        <w:tc>
-          <w:tcPr>
-            <w:shd w:val="clear" w:color="auto" w:fill="F1F5F9"/>
-          </w:tcPr>
-          <w:p>
-            <w:pPr>
+        <w:trPr>
+          <w:cantSplit/>
+        </w:trPr>
+        <w:tc>
+          <w:tcPr>
+            <w:tcW w:w="2375" w:type="dxa"/>
+            <w:shd w:val="clear" w:color="auto" w:fill="F1F5F9"/>
+            <w:vAlign w:val="center"/>
+          </w:tcPr>
+          <w:p>
+            <w:pPr>
+              <w:keepNext/>
+              <w:spacing w:before="0" w:after="0"/>
               <w:jc w:val="left"/>
             </w:pPr>
             <w:r>
@@ -3463,10 +5028,14 @@
         </w:tc>
         <w:tc>
           <w:tcPr>
-            <w:shd w:val="clear" w:color="auto" w:fill="F1F5F9"/>
-          </w:tcPr>
-          <w:p>
-            <w:pPr>
+            <w:tcW w:w="1425" w:type="dxa"/>
+            <w:shd w:val="clear" w:color="auto" w:fill="F1F5F9"/>
+            <w:vAlign w:val="center"/>
+          </w:tcPr>
+          <w:p>
+            <w:pPr>
+              <w:keepNext/>
+              <w:spacing w:before="0" w:after="0"/>
               <w:jc w:val="center"/>
             </w:pPr>
             <w:r>
@@ -3480,10 +5049,14 @@
         </w:tc>
         <w:tc>
           <w:tcPr>
-            <w:shd w:val="clear" w:color="auto" w:fill="F1F5F9"/>
-          </w:tcPr>
-          <w:p>
-            <w:pPr>
+            <w:tcW w:w="1425" w:type="dxa"/>
+            <w:shd w:val="clear" w:color="auto" w:fill="F1F5F9"/>
+            <w:vAlign w:val="center"/>
+          </w:tcPr>
+          <w:p>
+            <w:pPr>
+              <w:keepNext/>
+              <w:spacing w:before="0" w:after="0"/>
               <w:jc w:val="center"/>
             </w:pPr>
             <w:r>
@@ -3497,11 +5070,15 @@
         </w:tc>
         <w:tc>
           <w:tcPr>
-            <w:shd w:val="clear" w:color="auto" w:fill="F1F5F9"/>
-          </w:tcPr>
-          <w:p>
-            <w:pPr>
-              <w:jc w:val="center"/>
+            <w:tcW w:w="3801" w:type="dxa"/>
+            <w:shd w:val="clear" w:color="auto" w:fill="F1F5F9"/>
+            <w:vAlign w:val="center"/>
+          </w:tcPr>
+          <w:p>
+            <w:pPr>
+              <w:keepNext/>
+              <w:spacing w:before="0" w:after="0"/>
+              <w:jc w:val="left"/>
             </w:pPr>
             <w:r>
               <w:rPr>
@@ -3514,12 +5091,18 @@
         </w:tc>
       </w:tr>
       <w:tr>
-        <w:tc>
-          <w:tcPr>
-            <w:shd w:val="clear" w:color="auto" w:fill="FFFFFF"/>
-          </w:tcPr>
-          <w:p>
-            <w:pPr>
+        <w:trPr>
+          <w:cantSplit/>
+        </w:trPr>
+        <w:tc>
+          <w:tcPr>
+            <w:tcW w:w="2375" w:type="dxa"/>
+            <w:shd w:val="clear" w:color="auto" w:fill="FFFFFF"/>
+            <w:vAlign w:val="center"/>
+          </w:tcPr>
+          <w:p>
+            <w:pPr>
+              <w:spacing w:before="0" w:after="0"/>
               <w:jc w:val="left"/>
             </w:pPr>
             <w:r>
@@ -3533,10 +5116,13 @@
         </w:tc>
         <w:tc>
           <w:tcPr>
-            <w:shd w:val="clear" w:color="auto" w:fill="FFFFFF"/>
-          </w:tcPr>
-          <w:p>
-            <w:pPr>
+            <w:tcW w:w="1425" w:type="dxa"/>
+            <w:shd w:val="clear" w:color="auto" w:fill="FFFFFF"/>
+            <w:vAlign w:val="center"/>
+          </w:tcPr>
+          <w:p>
+            <w:pPr>
+              <w:spacing w:before="0" w:after="0"/>
               <w:jc w:val="center"/>
             </w:pPr>
             <w:r>
@@ -3550,10 +5136,13 @@
         </w:tc>
         <w:tc>
           <w:tcPr>
-            <w:shd w:val="clear" w:color="auto" w:fill="FFFFFF"/>
-          </w:tcPr>
-          <w:p>
-            <w:pPr>
+            <w:tcW w:w="1425" w:type="dxa"/>
+            <w:shd w:val="clear" w:color="auto" w:fill="FFFFFF"/>
+            <w:vAlign w:val="center"/>
+          </w:tcPr>
+          <w:p>
+            <w:pPr>
+              <w:spacing w:before="0" w:after="0"/>
               <w:jc w:val="center"/>
             </w:pPr>
             <w:r>
@@ -3567,11 +5156,14 @@
         </w:tc>
         <w:tc>
           <w:tcPr>
-            <w:shd w:val="clear" w:color="auto" w:fill="FFFFFF"/>
-          </w:tcPr>
-          <w:p>
-            <w:pPr>
-              <w:jc w:val="center"/>
+            <w:tcW w:w="3801" w:type="dxa"/>
+            <w:shd w:val="clear" w:color="auto" w:fill="FFFFFF"/>
+            <w:vAlign w:val="center"/>
+          </w:tcPr>
+          <w:p>
+            <w:pPr>
+              <w:spacing w:before="0" w:after="0"/>
+              <w:jc w:val="left"/>
             </w:pPr>
             <w:r>
               <w:rPr>
@@ -3584,7 +5176,316 @@
         </w:tc>
       </w:tr>
     </w:tbl>
-    <w:p xmlns:w="http://schemas.openxmlformats.org/wordprocessingml/2006/main"/>
+    <w:p xmlns:w="http://schemas.openxmlformats.org/wordprocessingml/2006/main">
+      <w:pPr>
+        <w:keepNext/>
+      </w:pPr>
+    </w:p>
+    <w:p xmlns:w="http://schemas.openxmlformats.org/wordprocessingml/2006/main">
+      <w:pPr>
+        <w:pStyle w:val="Heading2"/>
+      </w:pPr>
+      <w:r>
+        <w:t xml:space="preserve">3.7 หน้าจอฝั่งพนักงาน (Staff Screens)</w:t>
+      </w:r>
+    </w:p>
+    <w:tbl xmlns:w="http://schemas.openxmlformats.org/wordprocessingml/2006/main">
+      <w:tblPr>
+        <w:tblStyle w:val="TableGrid"/>
+        <w:tblW w:w="9026" w:type="dxa"/>
+        <w:tblLayout w:type="fixed"/>
+        <w:tblCellMar>
+          <w:top w:w="60" w:type="dxa"/>
+          <w:left w:w="100" w:type="dxa"/>
+          <w:bottom w:w="60" w:type="dxa"/>
+          <w:right w:w="100" w:type="dxa"/>
+        </w:tblCellMar>
+        <w:tblLook w:val="04A0"/>
+      </w:tblPr>
+      <w:tblGrid>
+        <w:gridCol w:w="2375"/>
+        <w:gridCol w:w="1140"/>
+        <w:gridCol w:w="2660"/>
+        <w:gridCol w:w="2851"/>
+      </w:tblGrid>
+      <w:tr>
+        <w:trPr>
+          <w:tblHeader/>
+          <w:cantSplit/>
+        </w:trPr>
+        <w:tc>
+          <w:tcPr>
+            <w:tcW w:w="2375" w:type="dxa"/>
+            <w:shd w:val="clear" w:color="auto" w:fill="1E40AF"/>
+          </w:tcPr>
+          <w:p>
+            <w:pPr>
+              <w:keepNext/>
+              <w:spacing w:before="0" w:after="0"/>
+              <w:jc w:val="center"/>
+            </w:pPr>
+            <w:r>
+              <w:rPr>
+                <w:b/>
+                <w:bCs/>
+                <w:color w:val="FFFFFF"/>
+                <w:sz w:val="28"/>
+                <w:szCs w:val="28"/>
+              </w:rPr>
+              <w:t>หน้าจอ</w:t>
+            </w:r>
+          </w:p>
+        </w:tc>
+        <w:tc>
+          <w:tcPr>
+            <w:tcW w:w="1140" w:type="dxa"/>
+            <w:shd w:val="clear" w:color="auto" w:fill="1E40AF"/>
+          </w:tcPr>
+          <w:p>
+            <w:pPr>
+              <w:keepNext/>
+              <w:spacing w:before="0" w:after="0"/>
+              <w:jc w:val="center"/>
+            </w:pPr>
+            <w:r>
+              <w:rPr>
+                <w:b/>
+                <w:bCs/>
+                <w:color w:val="FFFFFF"/>
+                <w:sz w:val="28"/>
+                <w:szCs w:val="28"/>
+              </w:rPr>
+              <w:t>ประเภท</w:t>
+            </w:r>
+          </w:p>
+        </w:tc>
+        <w:tc>
+          <w:tcPr>
+            <w:tcW w:w="2660" w:type="dxa"/>
+            <w:shd w:val="clear" w:color="auto" w:fill="1E40AF"/>
+          </w:tcPr>
+          <w:p>
+            <w:pPr>
+              <w:keepNext/>
+              <w:spacing w:before="0" w:after="0"/>
+              <w:jc w:val="center"/>
+            </w:pPr>
+            <w:r>
+              <w:rPr>
+                <w:b/>
+                <w:bCs/>
+                <w:color w:val="FFFFFF"/>
+                <w:sz w:val="28"/>
+                <w:szCs w:val="28"/>
+              </w:rPr>
+              <w:t>Backend Actions</w:t>
+            </w:r>
+          </w:p>
+        </w:tc>
+        <w:tc>
+          <w:tcPr>
+            <w:tcW w:w="2851" w:type="dxa"/>
+            <w:shd w:val="clear" w:color="auto" w:fill="1E40AF"/>
+          </w:tcPr>
+          <w:p>
+            <w:pPr>
+              <w:keepNext/>
+              <w:spacing w:before="0" w:after="0"/>
+              <w:jc w:val="center"/>
+            </w:pPr>
+            <w:r>
+              <w:rPr>
+                <w:b/>
+                <w:bCs/>
+                <w:color w:val="FFFFFF"/>
+                <w:sz w:val="28"/>
+                <w:szCs w:val="28"/>
+              </w:rPr>
+              <w:t>คำอธิบาย</w:t>
+            </w:r>
+          </w:p>
+        </w:tc>
+      </w:tr>
+      <w:tr>
+        <w:trPr>
+          <w:cantSplit/>
+        </w:trPr>
+        <w:tc>
+          <w:tcPr>
+            <w:tcW w:w="2375" w:type="dxa"/>
+            <w:shd w:val="clear" w:color="auto" w:fill="F1F5F9"/>
+            <w:vAlign w:val="center"/>
+          </w:tcPr>
+          <w:p>
+            <w:pPr>
+              <w:keepNext/>
+              <w:spacing w:before="0" w:after="0"/>
+              <w:jc w:val="left"/>
+            </w:pPr>
+            <w:r>
+              <w:rPr>
+                <w:sz w:val="28"/>
+                <w:szCs w:val="28"/>
+              </w:rPr>
+              <w:t xml:space="preserve">ฟอร์มแจ้งซ่อม (index.html)</w:t>
+            </w:r>
+          </w:p>
+        </w:tc>
+        <w:tc>
+          <w:tcPr>
+            <w:tcW w:w="1140" w:type="dxa"/>
+            <w:shd w:val="clear" w:color="auto" w:fill="F1F5F9"/>
+            <w:vAlign w:val="center"/>
+          </w:tcPr>
+          <w:p>
+            <w:pPr>
+              <w:keepNext/>
+              <w:spacing w:before="0" w:after="0"/>
+              <w:jc w:val="center"/>
+            </w:pPr>
+            <w:r>
+              <w:rPr>
+                <w:sz w:val="28"/>
+                <w:szCs w:val="28"/>
+              </w:rPr>
+              <w:t xml:space="preserve">Create</w:t>
+            </w:r>
+          </w:p>
+        </w:tc>
+        <w:tc>
+          <w:tcPr>
+            <w:tcW w:w="2660" w:type="dxa"/>
+            <w:shd w:val="clear" w:color="auto" w:fill="F1F5F9"/>
+            <w:vAlign w:val="center"/>
+          </w:tcPr>
+          <w:p>
+            <w:pPr>
+              <w:keepNext/>
+              <w:spacing w:before="0" w:after="0"/>
+              <w:jc w:val="left"/>
+            </w:pPr>
+            <w:r>
+              <w:rPr>
+                <w:sz w:val="28"/>
+                <w:szCs w:val="28"/>
+              </w:rPr>
+              <w:t xml:space="preserve">getMasterData, generateDocument, createTicket, deleteTempPdf</w:t>
+            </w:r>
+          </w:p>
+        </w:tc>
+        <w:tc>
+          <w:tcPr>
+            <w:tcW w:w="2851" w:type="dxa"/>
+            <w:shd w:val="clear" w:color="auto" w:fill="F1F5F9"/>
+            <w:vAlign w:val="center"/>
+          </w:tcPr>
+          <w:p>
+            <w:pPr>
+              <w:keepNext/>
+              <w:spacing w:before="0" w:after="0"/>
+              <w:jc w:val="left"/>
+            </w:pPr>
+            <w:r>
+              <w:rPr>
+                <w:sz w:val="28"/>
+                <w:szCs w:val="28"/>
+              </w:rPr>
+              <w:t xml:space="preserve">กรอกปัญหา ตรวจเอกสาร PDF แล้วยืนยันแจ้งซ่อม</w:t>
+            </w:r>
+          </w:p>
+        </w:tc>
+      </w:tr>
+      <w:tr>
+        <w:trPr>
+          <w:cantSplit/>
+        </w:trPr>
+        <w:tc>
+          <w:tcPr>
+            <w:tcW w:w="2375" w:type="dxa"/>
+            <w:shd w:val="clear" w:color="auto" w:fill="FFFFFF"/>
+            <w:vAlign w:val="center"/>
+          </w:tcPr>
+          <w:p>
+            <w:pPr>
+              <w:spacing w:before="0" w:after="0"/>
+              <w:jc w:val="left"/>
+            </w:pPr>
+            <w:r>
+              <w:rPr>
+                <w:sz w:val="28"/>
+                <w:szCs w:val="28"/>
+              </w:rPr>
+              <w:t xml:space="preserve">ประวัติการแจ้งซ่อม (history.html)</w:t>
+            </w:r>
+          </w:p>
+        </w:tc>
+        <w:tc>
+          <w:tcPr>
+            <w:tcW w:w="1140" w:type="dxa"/>
+            <w:shd w:val="clear" w:color="auto" w:fill="FFFFFF"/>
+            <w:vAlign w:val="center"/>
+          </w:tcPr>
+          <w:p>
+            <w:pPr>
+              <w:spacing w:before="0" w:after="0"/>
+              <w:jc w:val="center"/>
+            </w:pPr>
+            <w:r>
+              <w:rPr>
+                <w:sz w:val="28"/>
+                <w:szCs w:val="28"/>
+              </w:rPr>
+              <w:t xml:space="preserve">Read</w:t>
+            </w:r>
+          </w:p>
+        </w:tc>
+        <w:tc>
+          <w:tcPr>
+            <w:tcW w:w="2660" w:type="dxa"/>
+            <w:shd w:val="clear" w:color="auto" w:fill="FFFFFF"/>
+            <w:vAlign w:val="center"/>
+          </w:tcPr>
+          <w:p>
+            <w:pPr>
+              <w:spacing w:before="0" w:after="0"/>
+              <w:jc w:val="left"/>
+            </w:pPr>
+            <w:r>
+              <w:rPr>
+                <w:sz w:val="28"/>
+                <w:szCs w:val="28"/>
+              </w:rPr>
+              <w:t xml:space="preserve">getMyTickets</w:t>
+            </w:r>
+          </w:p>
+        </w:tc>
+        <w:tc>
+          <w:tcPr>
+            <w:tcW w:w="2851" w:type="dxa"/>
+            <w:shd w:val="clear" w:color="auto" w:fill="FFFFFF"/>
+            <w:vAlign w:val="center"/>
+          </w:tcPr>
+          <w:p>
+            <w:pPr>
+              <w:spacing w:before="0" w:after="0"/>
+              <w:jc w:val="left"/>
+            </w:pPr>
+            <w:r>
+              <w:rPr>
+                <w:sz w:val="28"/>
+                <w:szCs w:val="28"/>
+              </w:rPr>
+              <w:t xml:space="preserve">ดูตั๋วของตนเอง สถานะ ผู้รับผิดชอบ วิธีแก้ไข และเอกสาร</w:t>
+            </w:r>
+          </w:p>
+        </w:tc>
+      </w:tr>
+    </w:tbl>
+    <w:p xmlns:w="http://schemas.openxmlformats.org/wordprocessingml/2006/main">
+      <w:pPr>
+        <w:keepNext/>
+      </w:pPr>
+    </w:p>
     <w:p xmlns:w="http://schemas.openxmlformats.org/wordprocessingml/2006/main">
       <w:pPr>
         <w:pStyle w:val="Heading1"/>
@@ -3593,26 +5494,44 @@
         <w:t xml:space="preserve">4. สรุปสิทธิ์การเข้าถึง (ACL Summary)</w:t>
       </w:r>
     </w:p>
-    <w:p xmlns:w="http://schemas.openxmlformats.org/wordprocessingml/2006/main"/>
+    <w:p xmlns:w="http://schemas.openxmlformats.org/wordprocessingml/2006/main">
+      <w:pPr>
+        <w:keepNext/>
+      </w:pPr>
+    </w:p>
     <w:tbl xmlns:w="http://schemas.openxmlformats.org/wordprocessingml/2006/main">
       <w:tblPr>
         <w:tblStyle w:val="TableGrid"/>
-        <w:tblW w:w="5000" w:type="pct"/>
+        <w:tblW w:w="9026" w:type="dxa"/>
+        <w:tblLayout w:type="fixed"/>
+        <w:tblCellMar>
+          <w:top w:w="60" w:type="dxa"/>
+          <w:left w:w="100" w:type="dxa"/>
+          <w:bottom w:w="60" w:type="dxa"/>
+          <w:right w:w="100" w:type="dxa"/>
+        </w:tblCellMar>
         <w:tblLook w:val="04A0"/>
       </w:tblPr>
       <w:tblGrid>
-        <w:gridCol w:w="3500"/>
-        <w:gridCol w:w="1500"/>
-        <w:gridCol w:w="1500"/>
-        <w:gridCol w:w="1500"/>
+        <w:gridCol w:w="4513"/>
+        <w:gridCol w:w="1504"/>
+        <w:gridCol w:w="1504"/>
+        <w:gridCol w:w="1505"/>
       </w:tblGrid>
       <w:tr>
-        <w:tc>
-          <w:tcPr>
+        <w:trPr>
+          <w:tblHeader/>
+          <w:cantSplit/>
+        </w:trPr>
+        <w:tc>
+          <w:tcPr>
+            <w:tcW w:w="4513" w:type="dxa"/>
             <w:shd w:val="clear" w:color="auto" w:fill="1E40AF"/>
           </w:tcPr>
           <w:p>
             <w:pPr>
+              <w:keepNext/>
+              <w:spacing w:before="0" w:after="0"/>
               <w:jc w:val="center"/>
             </w:pPr>
             <w:r>
@@ -3629,10 +5548,13 @@
         </w:tc>
         <w:tc>
           <w:tcPr>
+            <w:tcW w:w="1504" w:type="dxa"/>
             <w:shd w:val="clear" w:color="auto" w:fill="1E40AF"/>
           </w:tcPr>
           <w:p>
             <w:pPr>
+              <w:keepNext/>
+              <w:spacing w:before="0" w:after="0"/>
               <w:jc w:val="center"/>
             </w:pPr>
             <w:r>
@@ -3649,10 +5571,13 @@
         </w:tc>
         <w:tc>
           <w:tcPr>
+            <w:tcW w:w="1504" w:type="dxa"/>
             <w:shd w:val="clear" w:color="auto" w:fill="1E40AF"/>
           </w:tcPr>
           <w:p>
             <w:pPr>
+              <w:keepNext/>
+              <w:spacing w:before="0" w:after="0"/>
               <w:jc w:val="center"/>
             </w:pPr>
             <w:r>
@@ -3669,10 +5594,13 @@
         </w:tc>
         <w:tc>
           <w:tcPr>
+            <w:tcW w:w="1505" w:type="dxa"/>
             <w:shd w:val="clear" w:color="auto" w:fill="1E40AF"/>
           </w:tcPr>
           <w:p>
             <w:pPr>
+              <w:keepNext/>
+              <w:spacing w:before="0" w:after="0"/>
               <w:jc w:val="center"/>
             </w:pPr>
             <w:r>
@@ -3689,12 +5617,19 @@
         </w:tc>
       </w:tr>
       <w:tr>
-        <w:tc>
-          <w:tcPr>
-            <w:shd w:val="clear" w:color="auto" w:fill="F1F5F9"/>
-          </w:tcPr>
-          <w:p>
-            <w:pPr>
+        <w:trPr>
+          <w:cantSplit/>
+        </w:trPr>
+        <w:tc>
+          <w:tcPr>
+            <w:tcW w:w="4513" w:type="dxa"/>
+            <w:shd w:val="clear" w:color="auto" w:fill="F1F5F9"/>
+            <w:vAlign w:val="center"/>
+          </w:tcPr>
+          <w:p>
+            <w:pPr>
+              <w:keepNext/>
+              <w:spacing w:before="0" w:after="0"/>
               <w:jc w:val="left"/>
             </w:pPr>
             <w:r>
@@ -3708,10 +5643,14 @@
         </w:tc>
         <w:tc>
           <w:tcPr>
-            <w:shd w:val="clear" w:color="auto" w:fill="F1F5F9"/>
-          </w:tcPr>
-          <w:p>
-            <w:pPr>
+            <w:tcW w:w="1504" w:type="dxa"/>
+            <w:shd w:val="clear" w:color="auto" w:fill="F1F5F9"/>
+            <w:vAlign w:val="center"/>
+          </w:tcPr>
+          <w:p>
+            <w:pPr>
+              <w:keepNext/>
+              <w:spacing w:before="0" w:after="0"/>
               <w:jc w:val="center"/>
             </w:pPr>
             <w:r>
@@ -3725,10 +5664,14 @@
         </w:tc>
         <w:tc>
           <w:tcPr>
-            <w:shd w:val="clear" w:color="auto" w:fill="F1F5F9"/>
-          </w:tcPr>
-          <w:p>
-            <w:pPr>
+            <w:tcW w:w="1504" w:type="dxa"/>
+            <w:shd w:val="clear" w:color="auto" w:fill="F1F5F9"/>
+            <w:vAlign w:val="center"/>
+          </w:tcPr>
+          <w:p>
+            <w:pPr>
+              <w:keepNext/>
+              <w:spacing w:before="0" w:after="0"/>
               <w:jc w:val="center"/>
             </w:pPr>
             <w:r>
@@ -3742,10 +5685,14 @@
         </w:tc>
         <w:tc>
           <w:tcPr>
-            <w:shd w:val="clear" w:color="auto" w:fill="F1F5F9"/>
-          </w:tcPr>
-          <w:p>
-            <w:pPr>
+            <w:tcW w:w="1505" w:type="dxa"/>
+            <w:shd w:val="clear" w:color="auto" w:fill="F1F5F9"/>
+            <w:vAlign w:val="center"/>
+          </w:tcPr>
+          <w:p>
+            <w:pPr>
+              <w:keepNext/>
+              <w:spacing w:before="0" w:after="0"/>
               <w:jc w:val="center"/>
             </w:pPr>
             <w:r>
@@ -3759,12 +5706,19 @@
         </w:tc>
       </w:tr>
       <w:tr>
-        <w:tc>
-          <w:tcPr>
-            <w:shd w:val="clear" w:color="auto" w:fill="FFFFFF"/>
-          </w:tcPr>
-          <w:p>
-            <w:pPr>
+        <w:trPr>
+          <w:cantSplit/>
+        </w:trPr>
+        <w:tc>
+          <w:tcPr>
+            <w:tcW w:w="4513" w:type="dxa"/>
+            <w:shd w:val="clear" w:color="auto" w:fill="FFFFFF"/>
+            <w:vAlign w:val="center"/>
+          </w:tcPr>
+          <w:p>
+            <w:pPr>
+              <w:keepNext/>
+              <w:spacing w:before="0" w:after="0"/>
               <w:jc w:val="left"/>
             </w:pPr>
             <w:r>
@@ -3778,10 +5732,14 @@
         </w:tc>
         <w:tc>
           <w:tcPr>
-            <w:shd w:val="clear" w:color="auto" w:fill="FFFFFF"/>
-          </w:tcPr>
-          <w:p>
-            <w:pPr>
+            <w:tcW w:w="1504" w:type="dxa"/>
+            <w:shd w:val="clear" w:color="auto" w:fill="FFFFFF"/>
+            <w:vAlign w:val="center"/>
+          </w:tcPr>
+          <w:p>
+            <w:pPr>
+              <w:keepNext/>
+              <w:spacing w:before="0" w:after="0"/>
               <w:jc w:val="center"/>
             </w:pPr>
             <w:r>
@@ -3795,10 +5753,14 @@
         </w:tc>
         <w:tc>
           <w:tcPr>
-            <w:shd w:val="clear" w:color="auto" w:fill="FFFFFF"/>
-          </w:tcPr>
-          <w:p>
-            <w:pPr>
+            <w:tcW w:w="1504" w:type="dxa"/>
+            <w:shd w:val="clear" w:color="auto" w:fill="FFFFFF"/>
+            <w:vAlign w:val="center"/>
+          </w:tcPr>
+          <w:p>
+            <w:pPr>
+              <w:keepNext/>
+              <w:spacing w:before="0" w:after="0"/>
               <w:jc w:val="center"/>
             </w:pPr>
             <w:r>
@@ -3812,10 +5774,14 @@
         </w:tc>
         <w:tc>
           <w:tcPr>
-            <w:shd w:val="clear" w:color="auto" w:fill="FFFFFF"/>
-          </w:tcPr>
-          <w:p>
-            <w:pPr>
+            <w:tcW w:w="1505" w:type="dxa"/>
+            <w:shd w:val="clear" w:color="auto" w:fill="FFFFFF"/>
+            <w:vAlign w:val="center"/>
+          </w:tcPr>
+          <w:p>
+            <w:pPr>
+              <w:keepNext/>
+              <w:spacing w:before="0" w:after="0"/>
               <w:jc w:val="center"/>
             </w:pPr>
             <w:r>
@@ -3829,12 +5795,18 @@
         </w:tc>
       </w:tr>
       <w:tr>
-        <w:tc>
-          <w:tcPr>
-            <w:shd w:val="clear" w:color="auto" w:fill="F1F5F9"/>
-          </w:tcPr>
-          <w:p>
-            <w:pPr>
+        <w:trPr>
+          <w:cantSplit/>
+        </w:trPr>
+        <w:tc>
+          <w:tcPr>
+            <w:tcW w:w="4513" w:type="dxa"/>
+            <w:shd w:val="clear" w:color="auto" w:fill="F1F5F9"/>
+            <w:vAlign w:val="center"/>
+          </w:tcPr>
+          <w:p>
+            <w:pPr>
+              <w:spacing w:before="0" w:after="0"/>
               <w:jc w:val="left"/>
             </w:pPr>
             <w:r>
@@ -3848,10 +5820,13 @@
         </w:tc>
         <w:tc>
           <w:tcPr>
-            <w:shd w:val="clear" w:color="auto" w:fill="F1F5F9"/>
-          </w:tcPr>
-          <w:p>
-            <w:pPr>
+            <w:tcW w:w="1504" w:type="dxa"/>
+            <w:shd w:val="clear" w:color="auto" w:fill="F1F5F9"/>
+            <w:vAlign w:val="center"/>
+          </w:tcPr>
+          <w:p>
+            <w:pPr>
+              <w:spacing w:before="0" w:after="0"/>
               <w:jc w:val="center"/>
             </w:pPr>
             <w:r>
@@ -3865,10 +5840,13 @@
         </w:tc>
         <w:tc>
           <w:tcPr>
-            <w:shd w:val="clear" w:color="auto" w:fill="F1F5F9"/>
-          </w:tcPr>
-          <w:p>
-            <w:pPr>
+            <w:tcW w:w="1504" w:type="dxa"/>
+            <w:shd w:val="clear" w:color="auto" w:fill="F1F5F9"/>
+            <w:vAlign w:val="center"/>
+          </w:tcPr>
+          <w:p>
+            <w:pPr>
+              <w:spacing w:before="0" w:after="0"/>
               <w:jc w:val="center"/>
             </w:pPr>
             <w:r>
@@ -3882,10 +5860,13 @@
         </w:tc>
         <w:tc>
           <w:tcPr>
-            <w:shd w:val="clear" w:color="auto" w:fill="F1F5F9"/>
-          </w:tcPr>
-          <w:p>
-            <w:pPr>
+            <w:tcW w:w="1505" w:type="dxa"/>
+            <w:shd w:val="clear" w:color="auto" w:fill="F1F5F9"/>
+            <w:vAlign w:val="center"/>
+          </w:tcPr>
+          <w:p>
+            <w:pPr>
+              <w:spacing w:before="0" w:after="0"/>
               <w:jc w:val="center"/>
             </w:pPr>
             <w:r>
@@ -3899,12 +5880,18 @@
         </w:tc>
       </w:tr>
       <w:tr>
-        <w:tc>
-          <w:tcPr>
-            <w:shd w:val="clear" w:color="auto" w:fill="FFFFFF"/>
-          </w:tcPr>
-          <w:p>
-            <w:pPr>
+        <w:trPr>
+          <w:cantSplit/>
+        </w:trPr>
+        <w:tc>
+          <w:tcPr>
+            <w:tcW w:w="4513" w:type="dxa"/>
+            <w:shd w:val="clear" w:color="auto" w:fill="FFFFFF"/>
+            <w:vAlign w:val="center"/>
+          </w:tcPr>
+          <w:p>
+            <w:pPr>
+              <w:spacing w:before="0" w:after="0"/>
               <w:jc w:val="left"/>
             </w:pPr>
             <w:r>
@@ -3918,10 +5905,13 @@
         </w:tc>
         <w:tc>
           <w:tcPr>
-            <w:shd w:val="clear" w:color="auto" w:fill="FFFFFF"/>
-          </w:tcPr>
-          <w:p>
-            <w:pPr>
+            <w:tcW w:w="1504" w:type="dxa"/>
+            <w:shd w:val="clear" w:color="auto" w:fill="FFFFFF"/>
+            <w:vAlign w:val="center"/>
+          </w:tcPr>
+          <w:p>
+            <w:pPr>
+              <w:spacing w:before="0" w:after="0"/>
               <w:jc w:val="center"/>
             </w:pPr>
             <w:r>
@@ -3935,10 +5925,13 @@
         </w:tc>
         <w:tc>
           <w:tcPr>
-            <w:shd w:val="clear" w:color="auto" w:fill="FFFFFF"/>
-          </w:tcPr>
-          <w:p>
-            <w:pPr>
+            <w:tcW w:w="1504" w:type="dxa"/>
+            <w:shd w:val="clear" w:color="auto" w:fill="FFFFFF"/>
+            <w:vAlign w:val="center"/>
+          </w:tcPr>
+          <w:p>
+            <w:pPr>
+              <w:spacing w:before="0" w:after="0"/>
               <w:jc w:val="center"/>
             </w:pPr>
             <w:r>
@@ -3952,10 +5945,13 @@
         </w:tc>
         <w:tc>
           <w:tcPr>
-            <w:shd w:val="clear" w:color="auto" w:fill="FFFFFF"/>
-          </w:tcPr>
-          <w:p>
-            <w:pPr>
+            <w:tcW w:w="1505" w:type="dxa"/>
+            <w:shd w:val="clear" w:color="auto" w:fill="FFFFFF"/>
+            <w:vAlign w:val="center"/>
+          </w:tcPr>
+          <w:p>
+            <w:pPr>
+              <w:spacing w:before="0" w:after="0"/>
               <w:jc w:val="center"/>
             </w:pPr>
             <w:r>
@@ -3969,12 +5965,18 @@
         </w:tc>
       </w:tr>
       <w:tr>
-        <w:tc>
-          <w:tcPr>
-            <w:shd w:val="clear" w:color="auto" w:fill="F1F5F9"/>
-          </w:tcPr>
-          <w:p>
-            <w:pPr>
+        <w:trPr>
+          <w:cantSplit/>
+        </w:trPr>
+        <w:tc>
+          <w:tcPr>
+            <w:tcW w:w="4513" w:type="dxa"/>
+            <w:shd w:val="clear" w:color="auto" w:fill="F1F5F9"/>
+            <w:vAlign w:val="center"/>
+          </w:tcPr>
+          <w:p>
+            <w:pPr>
+              <w:spacing w:before="0" w:after="0"/>
               <w:jc w:val="left"/>
             </w:pPr>
             <w:r>
@@ -3988,10 +5990,13 @@
         </w:tc>
         <w:tc>
           <w:tcPr>
-            <w:shd w:val="clear" w:color="auto" w:fill="F1F5F9"/>
-          </w:tcPr>
-          <w:p>
-            <w:pPr>
+            <w:tcW w:w="1504" w:type="dxa"/>
+            <w:shd w:val="clear" w:color="auto" w:fill="F1F5F9"/>
+            <w:vAlign w:val="center"/>
+          </w:tcPr>
+          <w:p>
+            <w:pPr>
+              <w:spacing w:before="0" w:after="0"/>
               <w:jc w:val="center"/>
             </w:pPr>
             <w:r>
@@ -4005,10 +6010,13 @@
         </w:tc>
         <w:tc>
           <w:tcPr>
-            <w:shd w:val="clear" w:color="auto" w:fill="F1F5F9"/>
-          </w:tcPr>
-          <w:p>
-            <w:pPr>
+            <w:tcW w:w="1504" w:type="dxa"/>
+            <w:shd w:val="clear" w:color="auto" w:fill="F1F5F9"/>
+            <w:vAlign w:val="center"/>
+          </w:tcPr>
+          <w:p>
+            <w:pPr>
+              <w:spacing w:before="0" w:after="0"/>
               <w:jc w:val="center"/>
             </w:pPr>
             <w:r>
@@ -4022,10 +6030,13 @@
         </w:tc>
         <w:tc>
           <w:tcPr>
-            <w:shd w:val="clear" w:color="auto" w:fill="F1F5F9"/>
-          </w:tcPr>
-          <w:p>
-            <w:pPr>
+            <w:tcW w:w="1505" w:type="dxa"/>
+            <w:shd w:val="clear" w:color="auto" w:fill="F1F5F9"/>
+            <w:vAlign w:val="center"/>
+          </w:tcPr>
+          <w:p>
+            <w:pPr>
+              <w:spacing w:before="0" w:after="0"/>
               <w:jc w:val="center"/>
             </w:pPr>
             <w:r>
@@ -4039,12 +6050,18 @@
         </w:tc>
       </w:tr>
       <w:tr>
-        <w:tc>
-          <w:tcPr>
-            <w:shd w:val="clear" w:color="auto" w:fill="FFFFFF"/>
-          </w:tcPr>
-          <w:p>
-            <w:pPr>
+        <w:trPr>
+          <w:cantSplit/>
+        </w:trPr>
+        <w:tc>
+          <w:tcPr>
+            <w:tcW w:w="4513" w:type="dxa"/>
+            <w:shd w:val="clear" w:color="auto" w:fill="FFFFFF"/>
+            <w:vAlign w:val="center"/>
+          </w:tcPr>
+          <w:p>
+            <w:pPr>
+              <w:spacing w:before="0" w:after="0"/>
               <w:jc w:val="left"/>
             </w:pPr>
             <w:r>
@@ -4058,10 +6075,13 @@
         </w:tc>
         <w:tc>
           <w:tcPr>
-            <w:shd w:val="clear" w:color="auto" w:fill="FFFFFF"/>
-          </w:tcPr>
-          <w:p>
-            <w:pPr>
+            <w:tcW w:w="1504" w:type="dxa"/>
+            <w:shd w:val="clear" w:color="auto" w:fill="FFFFFF"/>
+            <w:vAlign w:val="center"/>
+          </w:tcPr>
+          <w:p>
+            <w:pPr>
+              <w:spacing w:before="0" w:after="0"/>
               <w:jc w:val="center"/>
             </w:pPr>
             <w:r>
@@ -4075,10 +6095,13 @@
         </w:tc>
         <w:tc>
           <w:tcPr>
-            <w:shd w:val="clear" w:color="auto" w:fill="FFFFFF"/>
-          </w:tcPr>
-          <w:p>
-            <w:pPr>
+            <w:tcW w:w="1504" w:type="dxa"/>
+            <w:shd w:val="clear" w:color="auto" w:fill="FFFFFF"/>
+            <w:vAlign w:val="center"/>
+          </w:tcPr>
+          <w:p>
+            <w:pPr>
+              <w:spacing w:before="0" w:after="0"/>
               <w:jc w:val="center"/>
             </w:pPr>
             <w:r>
@@ -4092,10 +6115,13 @@
         </w:tc>
         <w:tc>
           <w:tcPr>
-            <w:shd w:val="clear" w:color="auto" w:fill="FFFFFF"/>
-          </w:tcPr>
-          <w:p>
-            <w:pPr>
+            <w:tcW w:w="1505" w:type="dxa"/>
+            <w:shd w:val="clear" w:color="auto" w:fill="FFFFFF"/>
+            <w:vAlign w:val="center"/>
+          </w:tcPr>
+          <w:p>
+            <w:pPr>
+              <w:spacing w:before="0" w:after="0"/>
               <w:jc w:val="center"/>
             </w:pPr>
             <w:r>
@@ -4109,12 +6135,18 @@
         </w:tc>
       </w:tr>
       <w:tr>
-        <w:tc>
-          <w:tcPr>
-            <w:shd w:val="clear" w:color="auto" w:fill="F1F5F9"/>
-          </w:tcPr>
-          <w:p>
-            <w:pPr>
+        <w:trPr>
+          <w:cantSplit/>
+        </w:trPr>
+        <w:tc>
+          <w:tcPr>
+            <w:tcW w:w="4513" w:type="dxa"/>
+            <w:shd w:val="clear" w:color="auto" w:fill="F1F5F9"/>
+            <w:vAlign w:val="center"/>
+          </w:tcPr>
+          <w:p>
+            <w:pPr>
+              <w:spacing w:before="0" w:after="0"/>
               <w:jc w:val="left"/>
             </w:pPr>
             <w:r>
@@ -4128,10 +6160,13 @@
         </w:tc>
         <w:tc>
           <w:tcPr>
-            <w:shd w:val="clear" w:color="auto" w:fill="F1F5F9"/>
-          </w:tcPr>
-          <w:p>
-            <w:pPr>
+            <w:tcW w:w="1504" w:type="dxa"/>
+            <w:shd w:val="clear" w:color="auto" w:fill="F1F5F9"/>
+            <w:vAlign w:val="center"/>
+          </w:tcPr>
+          <w:p>
+            <w:pPr>
+              <w:spacing w:before="0" w:after="0"/>
               <w:jc w:val="center"/>
             </w:pPr>
             <w:r>
@@ -4145,10 +6180,13 @@
         </w:tc>
         <w:tc>
           <w:tcPr>
-            <w:shd w:val="clear" w:color="auto" w:fill="F1F5F9"/>
-          </w:tcPr>
-          <w:p>
-            <w:pPr>
+            <w:tcW w:w="1504" w:type="dxa"/>
+            <w:shd w:val="clear" w:color="auto" w:fill="F1F5F9"/>
+            <w:vAlign w:val="center"/>
+          </w:tcPr>
+          <w:p>
+            <w:pPr>
+              <w:spacing w:before="0" w:after="0"/>
               <w:jc w:val="center"/>
             </w:pPr>
             <w:r>
@@ -4162,10 +6200,13 @@
         </w:tc>
         <w:tc>
           <w:tcPr>
-            <w:shd w:val="clear" w:color="auto" w:fill="F1F5F9"/>
-          </w:tcPr>
-          <w:p>
-            <w:pPr>
+            <w:tcW w:w="1505" w:type="dxa"/>
+            <w:shd w:val="clear" w:color="auto" w:fill="F1F5F9"/>
+            <w:vAlign w:val="center"/>
+          </w:tcPr>
+          <w:p>
+            <w:pPr>
+              <w:spacing w:before="0" w:after="0"/>
               <w:jc w:val="center"/>
             </w:pPr>
             <w:r>
@@ -4179,12 +6220,18 @@
         </w:tc>
       </w:tr>
       <w:tr>
-        <w:tc>
-          <w:tcPr>
-            <w:shd w:val="clear" w:color="auto" w:fill="FFFFFF"/>
-          </w:tcPr>
-          <w:p>
-            <w:pPr>
+        <w:trPr>
+          <w:cantSplit/>
+        </w:trPr>
+        <w:tc>
+          <w:tcPr>
+            <w:tcW w:w="4513" w:type="dxa"/>
+            <w:shd w:val="clear" w:color="auto" w:fill="FFFFFF"/>
+            <w:vAlign w:val="center"/>
+          </w:tcPr>
+          <w:p>
+            <w:pPr>
+              <w:spacing w:before="0" w:after="0"/>
               <w:jc w:val="left"/>
             </w:pPr>
             <w:r>
@@ -4198,10 +6245,13 @@
         </w:tc>
         <w:tc>
           <w:tcPr>
-            <w:shd w:val="clear" w:color="auto" w:fill="FFFFFF"/>
-          </w:tcPr>
-          <w:p>
-            <w:pPr>
+            <w:tcW w:w="1504" w:type="dxa"/>
+            <w:shd w:val="clear" w:color="auto" w:fill="FFFFFF"/>
+            <w:vAlign w:val="center"/>
+          </w:tcPr>
+          <w:p>
+            <w:pPr>
+              <w:spacing w:before="0" w:after="0"/>
               <w:jc w:val="center"/>
             </w:pPr>
             <w:r>
@@ -4215,10 +6265,13 @@
         </w:tc>
         <w:tc>
           <w:tcPr>
-            <w:shd w:val="clear" w:color="auto" w:fill="FFFFFF"/>
-          </w:tcPr>
-          <w:p>
-            <w:pPr>
+            <w:tcW w:w="1504" w:type="dxa"/>
+            <w:shd w:val="clear" w:color="auto" w:fill="FFFFFF"/>
+            <w:vAlign w:val="center"/>
+          </w:tcPr>
+          <w:p>
+            <w:pPr>
+              <w:spacing w:before="0" w:after="0"/>
               <w:jc w:val="center"/>
             </w:pPr>
             <w:r>
@@ -4232,10 +6285,13 @@
         </w:tc>
         <w:tc>
           <w:tcPr>
-            <w:shd w:val="clear" w:color="auto" w:fill="FFFFFF"/>
-          </w:tcPr>
-          <w:p>
-            <w:pPr>
+            <w:tcW w:w="1505" w:type="dxa"/>
+            <w:shd w:val="clear" w:color="auto" w:fill="FFFFFF"/>
+            <w:vAlign w:val="center"/>
+          </w:tcPr>
+          <w:p>
+            <w:pPr>
+              <w:spacing w:before="0" w:after="0"/>
               <w:jc w:val="center"/>
             </w:pPr>
             <w:r>
@@ -4249,12 +6305,18 @@
         </w:tc>
       </w:tr>
       <w:tr>
-        <w:tc>
-          <w:tcPr>
-            <w:shd w:val="clear" w:color="auto" w:fill="F1F5F9"/>
-          </w:tcPr>
-          <w:p>
-            <w:pPr>
+        <w:trPr>
+          <w:cantSplit/>
+        </w:trPr>
+        <w:tc>
+          <w:tcPr>
+            <w:tcW w:w="4513" w:type="dxa"/>
+            <w:shd w:val="clear" w:color="auto" w:fill="F1F5F9"/>
+            <w:vAlign w:val="center"/>
+          </w:tcPr>
+          <w:p>
+            <w:pPr>
+              <w:spacing w:before="0" w:after="0"/>
               <w:jc w:val="left"/>
             </w:pPr>
             <w:r>
@@ -4268,10 +6330,13 @@
         </w:tc>
         <w:tc>
           <w:tcPr>
-            <w:shd w:val="clear" w:color="auto" w:fill="F1F5F9"/>
-          </w:tcPr>
-          <w:p>
-            <w:pPr>
+            <w:tcW w:w="1504" w:type="dxa"/>
+            <w:shd w:val="clear" w:color="auto" w:fill="F1F5F9"/>
+            <w:vAlign w:val="center"/>
+          </w:tcPr>
+          <w:p>
+            <w:pPr>
+              <w:spacing w:before="0" w:after="0"/>
               <w:jc w:val="center"/>
             </w:pPr>
             <w:r>
@@ -4285,10 +6350,13 @@
         </w:tc>
         <w:tc>
           <w:tcPr>
-            <w:shd w:val="clear" w:color="auto" w:fill="F1F5F9"/>
-          </w:tcPr>
-          <w:p>
-            <w:pPr>
+            <w:tcW w:w="1504" w:type="dxa"/>
+            <w:shd w:val="clear" w:color="auto" w:fill="F1F5F9"/>
+            <w:vAlign w:val="center"/>
+          </w:tcPr>
+          <w:p>
+            <w:pPr>
+              <w:spacing w:before="0" w:after="0"/>
               <w:jc w:val="center"/>
             </w:pPr>
             <w:r>
@@ -4302,10 +6370,13 @@
         </w:tc>
         <w:tc>
           <w:tcPr>
-            <w:shd w:val="clear" w:color="auto" w:fill="F1F5F9"/>
-          </w:tcPr>
-          <w:p>
-            <w:pPr>
+            <w:tcW w:w="1505" w:type="dxa"/>
+            <w:shd w:val="clear" w:color="auto" w:fill="F1F5F9"/>
+            <w:vAlign w:val="center"/>
+          </w:tcPr>
+          <w:p>
+            <w:pPr>
+              <w:spacing w:before="0" w:after="0"/>
               <w:jc w:val="center"/>
             </w:pPr>
             <w:r>
@@ -4319,12 +6390,18 @@
         </w:tc>
       </w:tr>
       <w:tr>
-        <w:tc>
-          <w:tcPr>
-            <w:shd w:val="clear" w:color="auto" w:fill="FFFFFF"/>
-          </w:tcPr>
-          <w:p>
-            <w:pPr>
+        <w:trPr>
+          <w:cantSplit/>
+        </w:trPr>
+        <w:tc>
+          <w:tcPr>
+            <w:tcW w:w="4513" w:type="dxa"/>
+            <w:shd w:val="clear" w:color="auto" w:fill="FFFFFF"/>
+            <w:vAlign w:val="center"/>
+          </w:tcPr>
+          <w:p>
+            <w:pPr>
+              <w:spacing w:before="0" w:after="0"/>
               <w:jc w:val="left"/>
             </w:pPr>
             <w:r>
@@ -4338,10 +6415,13 @@
         </w:tc>
         <w:tc>
           <w:tcPr>
-            <w:shd w:val="clear" w:color="auto" w:fill="FFFFFF"/>
-          </w:tcPr>
-          <w:p>
-            <w:pPr>
+            <w:tcW w:w="1504" w:type="dxa"/>
+            <w:shd w:val="clear" w:color="auto" w:fill="FFFFFF"/>
+            <w:vAlign w:val="center"/>
+          </w:tcPr>
+          <w:p>
+            <w:pPr>
+              <w:spacing w:before="0" w:after="0"/>
               <w:jc w:val="center"/>
             </w:pPr>
             <w:r>
@@ -4355,10 +6435,13 @@
         </w:tc>
         <w:tc>
           <w:tcPr>
-            <w:shd w:val="clear" w:color="auto" w:fill="FFFFFF"/>
-          </w:tcPr>
-          <w:p>
-            <w:pPr>
+            <w:tcW w:w="1504" w:type="dxa"/>
+            <w:shd w:val="clear" w:color="auto" w:fill="FFFFFF"/>
+            <w:vAlign w:val="center"/>
+          </w:tcPr>
+          <w:p>
+            <w:pPr>
+              <w:spacing w:before="0" w:after="0"/>
               <w:jc w:val="center"/>
             </w:pPr>
             <w:r>
@@ -4372,10 +6455,13 @@
         </w:tc>
         <w:tc>
           <w:tcPr>
-            <w:shd w:val="clear" w:color="auto" w:fill="FFFFFF"/>
-          </w:tcPr>
-          <w:p>
-            <w:pPr>
+            <w:tcW w:w="1505" w:type="dxa"/>
+            <w:shd w:val="clear" w:color="auto" w:fill="FFFFFF"/>
+            <w:vAlign w:val="center"/>
+          </w:tcPr>
+          <w:p>
+            <w:pPr>
+              <w:spacing w:before="0" w:after="0"/>
               <w:jc w:val="center"/>
             </w:pPr>
             <w:r>
@@ -4389,12 +6475,18 @@
         </w:tc>
       </w:tr>
       <w:tr>
-        <w:tc>
-          <w:tcPr>
-            <w:shd w:val="clear" w:color="auto" w:fill="F1F5F9"/>
-          </w:tcPr>
-          <w:p>
-            <w:pPr>
+        <w:trPr>
+          <w:cantSplit/>
+        </w:trPr>
+        <w:tc>
+          <w:tcPr>
+            <w:tcW w:w="4513" w:type="dxa"/>
+            <w:shd w:val="clear" w:color="auto" w:fill="F1F5F9"/>
+            <w:vAlign w:val="center"/>
+          </w:tcPr>
+          <w:p>
+            <w:pPr>
+              <w:spacing w:before="0" w:after="0"/>
               <w:jc w:val="left"/>
             </w:pPr>
             <w:r>
@@ -4408,10 +6500,13 @@
         </w:tc>
         <w:tc>
           <w:tcPr>
-            <w:shd w:val="clear" w:color="auto" w:fill="F1F5F9"/>
-          </w:tcPr>
-          <w:p>
-            <w:pPr>
+            <w:tcW w:w="1504" w:type="dxa"/>
+            <w:shd w:val="clear" w:color="auto" w:fill="F1F5F9"/>
+            <w:vAlign w:val="center"/>
+          </w:tcPr>
+          <w:p>
+            <w:pPr>
+              <w:spacing w:before="0" w:after="0"/>
               <w:jc w:val="center"/>
             </w:pPr>
             <w:r>
@@ -4425,10 +6520,13 @@
         </w:tc>
         <w:tc>
           <w:tcPr>
-            <w:shd w:val="clear" w:color="auto" w:fill="F1F5F9"/>
-          </w:tcPr>
-          <w:p>
-            <w:pPr>
+            <w:tcW w:w="1504" w:type="dxa"/>
+            <w:shd w:val="clear" w:color="auto" w:fill="F1F5F9"/>
+            <w:vAlign w:val="center"/>
+          </w:tcPr>
+          <w:p>
+            <w:pPr>
+              <w:spacing w:before="0" w:after="0"/>
               <w:jc w:val="center"/>
             </w:pPr>
             <w:r>
@@ -4442,10 +6540,13 @@
         </w:tc>
         <w:tc>
           <w:tcPr>
-            <w:shd w:val="clear" w:color="auto" w:fill="F1F5F9"/>
-          </w:tcPr>
-          <w:p>
-            <w:pPr>
+            <w:tcW w:w="1505" w:type="dxa"/>
+            <w:shd w:val="clear" w:color="auto" w:fill="F1F5F9"/>
+            <w:vAlign w:val="center"/>
+          </w:tcPr>
+          <w:p>
+            <w:pPr>
+              <w:spacing w:before="0" w:after="0"/>
               <w:jc w:val="center"/>
             </w:pPr>
             <w:r>
@@ -4459,12 +6560,18 @@
         </w:tc>
       </w:tr>
       <w:tr>
-        <w:tc>
-          <w:tcPr>
-            <w:shd w:val="clear" w:color="auto" w:fill="FFFFFF"/>
-          </w:tcPr>
-          <w:p>
-            <w:pPr>
+        <w:trPr>
+          <w:cantSplit/>
+        </w:trPr>
+        <w:tc>
+          <w:tcPr>
+            <w:tcW w:w="4513" w:type="dxa"/>
+            <w:shd w:val="clear" w:color="auto" w:fill="FFFFFF"/>
+            <w:vAlign w:val="center"/>
+          </w:tcPr>
+          <w:p>
+            <w:pPr>
+              <w:spacing w:before="0" w:after="0"/>
               <w:jc w:val="left"/>
             </w:pPr>
             <w:r>
@@ -4478,10 +6585,13 @@
         </w:tc>
         <w:tc>
           <w:tcPr>
-            <w:shd w:val="clear" w:color="auto" w:fill="FFFFFF"/>
-          </w:tcPr>
-          <w:p>
-            <w:pPr>
+            <w:tcW w:w="1504" w:type="dxa"/>
+            <w:shd w:val="clear" w:color="auto" w:fill="FFFFFF"/>
+            <w:vAlign w:val="center"/>
+          </w:tcPr>
+          <w:p>
+            <w:pPr>
+              <w:spacing w:before="0" w:after="0"/>
               <w:jc w:val="center"/>
             </w:pPr>
             <w:r>
@@ -4495,10 +6605,13 @@
         </w:tc>
         <w:tc>
           <w:tcPr>
-            <w:shd w:val="clear" w:color="auto" w:fill="FFFFFF"/>
-          </w:tcPr>
-          <w:p>
-            <w:pPr>
+            <w:tcW w:w="1504" w:type="dxa"/>
+            <w:shd w:val="clear" w:color="auto" w:fill="FFFFFF"/>
+            <w:vAlign w:val="center"/>
+          </w:tcPr>
+          <w:p>
+            <w:pPr>
+              <w:spacing w:before="0" w:after="0"/>
               <w:jc w:val="center"/>
             </w:pPr>
             <w:r>
@@ -4512,10 +6625,13 @@
         </w:tc>
         <w:tc>
           <w:tcPr>
-            <w:shd w:val="clear" w:color="auto" w:fill="FFFFFF"/>
-          </w:tcPr>
-          <w:p>
-            <w:pPr>
+            <w:tcW w:w="1505" w:type="dxa"/>
+            <w:shd w:val="clear" w:color="auto" w:fill="FFFFFF"/>
+            <w:vAlign w:val="center"/>
+          </w:tcPr>
+          <w:p>
+            <w:pPr>
+              <w:spacing w:before="0" w:after="0"/>
               <w:jc w:val="center"/>
             </w:pPr>
             <w:r>
@@ -4529,12 +6645,18 @@
         </w:tc>
       </w:tr>
       <w:tr>
-        <w:tc>
-          <w:tcPr>
-            <w:shd w:val="clear" w:color="auto" w:fill="F1F5F9"/>
-          </w:tcPr>
-          <w:p>
-            <w:pPr>
+        <w:trPr>
+          <w:cantSplit/>
+        </w:trPr>
+        <w:tc>
+          <w:tcPr>
+            <w:tcW w:w="4513" w:type="dxa"/>
+            <w:shd w:val="clear" w:color="auto" w:fill="F1F5F9"/>
+            <w:vAlign w:val="center"/>
+          </w:tcPr>
+          <w:p>
+            <w:pPr>
+              <w:spacing w:before="0" w:after="0"/>
               <w:jc w:val="left"/>
             </w:pPr>
             <w:r>
@@ -4548,10 +6670,13 @@
         </w:tc>
         <w:tc>
           <w:tcPr>
-            <w:shd w:val="clear" w:color="auto" w:fill="F1F5F9"/>
-          </w:tcPr>
-          <w:p>
-            <w:pPr>
+            <w:tcW w:w="1504" w:type="dxa"/>
+            <w:shd w:val="clear" w:color="auto" w:fill="F1F5F9"/>
+            <w:vAlign w:val="center"/>
+          </w:tcPr>
+          <w:p>
+            <w:pPr>
+              <w:spacing w:before="0" w:after="0"/>
               <w:jc w:val="center"/>
             </w:pPr>
             <w:r>
@@ -4565,10 +6690,13 @@
         </w:tc>
         <w:tc>
           <w:tcPr>
-            <w:shd w:val="clear" w:color="auto" w:fill="F1F5F9"/>
-          </w:tcPr>
-          <w:p>
-            <w:pPr>
+            <w:tcW w:w="1504" w:type="dxa"/>
+            <w:shd w:val="clear" w:color="auto" w:fill="F1F5F9"/>
+            <w:vAlign w:val="center"/>
+          </w:tcPr>
+          <w:p>
+            <w:pPr>
+              <w:spacing w:before="0" w:after="0"/>
               <w:jc w:val="center"/>
             </w:pPr>
             <w:r>
@@ -4582,10 +6710,13 @@
         </w:tc>
         <w:tc>
           <w:tcPr>
-            <w:shd w:val="clear" w:color="auto" w:fill="F1F5F9"/>
-          </w:tcPr>
-          <w:p>
-            <w:pPr>
+            <w:tcW w:w="1505" w:type="dxa"/>
+            <w:shd w:val="clear" w:color="auto" w:fill="F1F5F9"/>
+            <w:vAlign w:val="center"/>
+          </w:tcPr>
+          <w:p>
+            <w:pPr>
+              <w:spacing w:before="0" w:after="0"/>
               <w:jc w:val="center"/>
             </w:pPr>
             <w:r>
@@ -4599,12 +6730,18 @@
         </w:tc>
       </w:tr>
       <w:tr>
-        <w:tc>
-          <w:tcPr>
-            <w:shd w:val="clear" w:color="auto" w:fill="FFFFFF"/>
-          </w:tcPr>
-          <w:p>
-            <w:pPr>
+        <w:trPr>
+          <w:cantSplit/>
+        </w:trPr>
+        <w:tc>
+          <w:tcPr>
+            <w:tcW w:w="4513" w:type="dxa"/>
+            <w:shd w:val="clear" w:color="auto" w:fill="FFFFFF"/>
+            <w:vAlign w:val="center"/>
+          </w:tcPr>
+          <w:p>
+            <w:pPr>
+              <w:spacing w:before="0" w:after="0"/>
               <w:jc w:val="left"/>
             </w:pPr>
             <w:r>
@@ -4618,10 +6755,13 @@
         </w:tc>
         <w:tc>
           <w:tcPr>
-            <w:shd w:val="clear" w:color="auto" w:fill="FFFFFF"/>
-          </w:tcPr>
-          <w:p>
-            <w:pPr>
+            <w:tcW w:w="1504" w:type="dxa"/>
+            <w:shd w:val="clear" w:color="auto" w:fill="FFFFFF"/>
+            <w:vAlign w:val="center"/>
+          </w:tcPr>
+          <w:p>
+            <w:pPr>
+              <w:spacing w:before="0" w:after="0"/>
               <w:jc w:val="center"/>
             </w:pPr>
             <w:r>
@@ -4635,10 +6775,13 @@
         </w:tc>
         <w:tc>
           <w:tcPr>
-            <w:shd w:val="clear" w:color="auto" w:fill="FFFFFF"/>
-          </w:tcPr>
-          <w:p>
-            <w:pPr>
+            <w:tcW w:w="1504" w:type="dxa"/>
+            <w:shd w:val="clear" w:color="auto" w:fill="FFFFFF"/>
+            <w:vAlign w:val="center"/>
+          </w:tcPr>
+          <w:p>
+            <w:pPr>
+              <w:spacing w:before="0" w:after="0"/>
               <w:jc w:val="center"/>
             </w:pPr>
             <w:r>
@@ -4652,10 +6795,13 @@
         </w:tc>
         <w:tc>
           <w:tcPr>
-            <w:shd w:val="clear" w:color="auto" w:fill="FFFFFF"/>
-          </w:tcPr>
-          <w:p>
-            <w:pPr>
+            <w:tcW w:w="1505" w:type="dxa"/>
+            <w:shd w:val="clear" w:color="auto" w:fill="FFFFFF"/>
+            <w:vAlign w:val="center"/>
+          </w:tcPr>
+          <w:p>
+            <w:pPr>
+              <w:spacing w:before="0" w:after="0"/>
               <w:jc w:val="center"/>
             </w:pPr>
             <w:r>
@@ -4669,12 +6815,18 @@
         </w:tc>
       </w:tr>
       <w:tr>
-        <w:tc>
-          <w:tcPr>
-            <w:shd w:val="clear" w:color="auto" w:fill="F1F5F9"/>
-          </w:tcPr>
-          <w:p>
-            <w:pPr>
+        <w:trPr>
+          <w:cantSplit/>
+        </w:trPr>
+        <w:tc>
+          <w:tcPr>
+            <w:tcW w:w="4513" w:type="dxa"/>
+            <w:shd w:val="clear" w:color="auto" w:fill="F1F5F9"/>
+            <w:vAlign w:val="center"/>
+          </w:tcPr>
+          <w:p>
+            <w:pPr>
+              <w:spacing w:before="0" w:after="0"/>
               <w:jc w:val="left"/>
             </w:pPr>
             <w:r>
@@ -4688,10 +6840,13 @@
         </w:tc>
         <w:tc>
           <w:tcPr>
-            <w:shd w:val="clear" w:color="auto" w:fill="F1F5F9"/>
-          </w:tcPr>
-          <w:p>
-            <w:pPr>
+            <w:tcW w:w="1504" w:type="dxa"/>
+            <w:shd w:val="clear" w:color="auto" w:fill="F1F5F9"/>
+            <w:vAlign w:val="center"/>
+          </w:tcPr>
+          <w:p>
+            <w:pPr>
+              <w:spacing w:before="0" w:after="0"/>
               <w:jc w:val="center"/>
             </w:pPr>
             <w:r>
@@ -4705,10 +6860,13 @@
         </w:tc>
         <w:tc>
           <w:tcPr>
-            <w:shd w:val="clear" w:color="auto" w:fill="F1F5F9"/>
-          </w:tcPr>
-          <w:p>
-            <w:pPr>
+            <w:tcW w:w="1504" w:type="dxa"/>
+            <w:shd w:val="clear" w:color="auto" w:fill="F1F5F9"/>
+            <w:vAlign w:val="center"/>
+          </w:tcPr>
+          <w:p>
+            <w:pPr>
+              <w:spacing w:before="0" w:after="0"/>
               <w:jc w:val="center"/>
             </w:pPr>
             <w:r>
@@ -4722,10 +6880,13 @@
         </w:tc>
         <w:tc>
           <w:tcPr>
-            <w:shd w:val="clear" w:color="auto" w:fill="F1F5F9"/>
-          </w:tcPr>
-          <w:p>
-            <w:pPr>
+            <w:tcW w:w="1505" w:type="dxa"/>
+            <w:shd w:val="clear" w:color="auto" w:fill="F1F5F9"/>
+            <w:vAlign w:val="center"/>
+          </w:tcPr>
+          <w:p>
+            <w:pPr>
+              <w:spacing w:before="0" w:after="0"/>
               <w:jc w:val="center"/>
             </w:pPr>
             <w:r>
@@ -4739,12 +6900,18 @@
         </w:tc>
       </w:tr>
       <w:tr>
-        <w:tc>
-          <w:tcPr>
-            <w:shd w:val="clear" w:color="auto" w:fill="FFFFFF"/>
-          </w:tcPr>
-          <w:p>
-            <w:pPr>
+        <w:trPr>
+          <w:cantSplit/>
+        </w:trPr>
+        <w:tc>
+          <w:tcPr>
+            <w:tcW w:w="4513" w:type="dxa"/>
+            <w:shd w:val="clear" w:color="auto" w:fill="FFFFFF"/>
+            <w:vAlign w:val="center"/>
+          </w:tcPr>
+          <w:p>
+            <w:pPr>
+              <w:spacing w:before="0" w:after="0"/>
               <w:jc w:val="left"/>
             </w:pPr>
             <w:r>
@@ -4758,10 +6925,13 @@
         </w:tc>
         <w:tc>
           <w:tcPr>
-            <w:shd w:val="clear" w:color="auto" w:fill="FFFFFF"/>
-          </w:tcPr>
-          <w:p>
-            <w:pPr>
+            <w:tcW w:w="1504" w:type="dxa"/>
+            <w:shd w:val="clear" w:color="auto" w:fill="FFFFFF"/>
+            <w:vAlign w:val="center"/>
+          </w:tcPr>
+          <w:p>
+            <w:pPr>
+              <w:spacing w:before="0" w:after="0"/>
               <w:jc w:val="center"/>
             </w:pPr>
             <w:r>
@@ -4775,10 +6945,13 @@
         </w:tc>
         <w:tc>
           <w:tcPr>
-            <w:shd w:val="clear" w:color="auto" w:fill="FFFFFF"/>
-          </w:tcPr>
-          <w:p>
-            <w:pPr>
+            <w:tcW w:w="1504" w:type="dxa"/>
+            <w:shd w:val="clear" w:color="auto" w:fill="FFFFFF"/>
+            <w:vAlign w:val="center"/>
+          </w:tcPr>
+          <w:p>
+            <w:pPr>
+              <w:spacing w:before="0" w:after="0"/>
               <w:jc w:val="center"/>
             </w:pPr>
             <w:r>
@@ -4792,10 +6965,13 @@
         </w:tc>
         <w:tc>
           <w:tcPr>
-            <w:shd w:val="clear" w:color="auto" w:fill="FFFFFF"/>
-          </w:tcPr>
-          <w:p>
-            <w:pPr>
+            <w:tcW w:w="1505" w:type="dxa"/>
+            <w:shd w:val="clear" w:color="auto" w:fill="FFFFFF"/>
+            <w:vAlign w:val="center"/>
+          </w:tcPr>
+          <w:p>
+            <w:pPr>
+              <w:spacing w:before="0" w:after="0"/>
               <w:jc w:val="center"/>
             </w:pPr>
             <w:r>
@@ -4809,12 +6985,18 @@
         </w:tc>
       </w:tr>
       <w:tr>
-        <w:tc>
-          <w:tcPr>
-            <w:shd w:val="clear" w:color="auto" w:fill="F1F5F9"/>
-          </w:tcPr>
-          <w:p>
-            <w:pPr>
+        <w:trPr>
+          <w:cantSplit/>
+        </w:trPr>
+        <w:tc>
+          <w:tcPr>
+            <w:tcW w:w="4513" w:type="dxa"/>
+            <w:shd w:val="clear" w:color="auto" w:fill="F1F5F9"/>
+            <w:vAlign w:val="center"/>
+          </w:tcPr>
+          <w:p>
+            <w:pPr>
+              <w:spacing w:before="0" w:after="0"/>
               <w:jc w:val="left"/>
             </w:pPr>
             <w:r>
@@ -4828,10 +7010,13 @@
         </w:tc>
         <w:tc>
           <w:tcPr>
-            <w:shd w:val="clear" w:color="auto" w:fill="F1F5F9"/>
-          </w:tcPr>
-          <w:p>
-            <w:pPr>
+            <w:tcW w:w="1504" w:type="dxa"/>
+            <w:shd w:val="clear" w:color="auto" w:fill="F1F5F9"/>
+            <w:vAlign w:val="center"/>
+          </w:tcPr>
+          <w:p>
+            <w:pPr>
+              <w:spacing w:before="0" w:after="0"/>
               <w:jc w:val="center"/>
             </w:pPr>
             <w:r>
@@ -4845,10 +7030,13 @@
         </w:tc>
         <w:tc>
           <w:tcPr>
-            <w:shd w:val="clear" w:color="auto" w:fill="F1F5F9"/>
-          </w:tcPr>
-          <w:p>
-            <w:pPr>
+            <w:tcW w:w="1504" w:type="dxa"/>
+            <w:shd w:val="clear" w:color="auto" w:fill="F1F5F9"/>
+            <w:vAlign w:val="center"/>
+          </w:tcPr>
+          <w:p>
+            <w:pPr>
+              <w:spacing w:before="0" w:after="0"/>
               <w:jc w:val="center"/>
             </w:pPr>
             <w:r>
@@ -4862,10 +7050,13 @@
         </w:tc>
         <w:tc>
           <w:tcPr>
-            <w:shd w:val="clear" w:color="auto" w:fill="F1F5F9"/>
-          </w:tcPr>
-          <w:p>
-            <w:pPr>
+            <w:tcW w:w="1505" w:type="dxa"/>
+            <w:shd w:val="clear" w:color="auto" w:fill="F1F5F9"/>
+            <w:vAlign w:val="center"/>
+          </w:tcPr>
+          <w:p>
+            <w:pPr>
+              <w:spacing w:before="0" w:after="0"/>
               <w:jc w:val="center"/>
             </w:pPr>
             <w:r>
@@ -4879,12 +7070,18 @@
         </w:tc>
       </w:tr>
       <w:tr>
-        <w:tc>
-          <w:tcPr>
-            <w:shd w:val="clear" w:color="auto" w:fill="FFFFFF"/>
-          </w:tcPr>
-          <w:p>
-            <w:pPr>
+        <w:trPr>
+          <w:cantSplit/>
+        </w:trPr>
+        <w:tc>
+          <w:tcPr>
+            <w:tcW w:w="4513" w:type="dxa"/>
+            <w:shd w:val="clear" w:color="auto" w:fill="FFFFFF"/>
+            <w:vAlign w:val="center"/>
+          </w:tcPr>
+          <w:p>
+            <w:pPr>
+              <w:spacing w:before="0" w:after="0"/>
               <w:jc w:val="left"/>
             </w:pPr>
             <w:r>
@@ -4898,10 +7095,13 @@
         </w:tc>
         <w:tc>
           <w:tcPr>
-            <w:shd w:val="clear" w:color="auto" w:fill="FFFFFF"/>
-          </w:tcPr>
-          <w:p>
-            <w:pPr>
+            <w:tcW w:w="1504" w:type="dxa"/>
+            <w:shd w:val="clear" w:color="auto" w:fill="FFFFFF"/>
+            <w:vAlign w:val="center"/>
+          </w:tcPr>
+          <w:p>
+            <w:pPr>
+              <w:spacing w:before="0" w:after="0"/>
               <w:jc w:val="center"/>
             </w:pPr>
             <w:r>
@@ -4915,10 +7115,13 @@
         </w:tc>
         <w:tc>
           <w:tcPr>
-            <w:shd w:val="clear" w:color="auto" w:fill="FFFFFF"/>
-          </w:tcPr>
-          <w:p>
-            <w:pPr>
+            <w:tcW w:w="1504" w:type="dxa"/>
+            <w:shd w:val="clear" w:color="auto" w:fill="FFFFFF"/>
+            <w:vAlign w:val="center"/>
+          </w:tcPr>
+          <w:p>
+            <w:pPr>
+              <w:spacing w:before="0" w:after="0"/>
               <w:jc w:val="center"/>
             </w:pPr>
             <w:r>
@@ -4932,10 +7135,13 @@
         </w:tc>
         <w:tc>
           <w:tcPr>
-            <w:shd w:val="clear" w:color="auto" w:fill="FFFFFF"/>
-          </w:tcPr>
-          <w:p>
-            <w:pPr>
+            <w:tcW w:w="1505" w:type="dxa"/>
+            <w:shd w:val="clear" w:color="auto" w:fill="FFFFFF"/>
+            <w:vAlign w:val="center"/>
+          </w:tcPr>
+          <w:p>
+            <w:pPr>
+              <w:spacing w:before="0" w:after="0"/>
               <w:jc w:val="center"/>
             </w:pPr>
             <w:r>
@@ -4949,7 +7155,11 @@
         </w:tc>
       </w:tr>
     </w:tbl>
-    <w:p xmlns:w="http://schemas.openxmlformats.org/wordprocessingml/2006/main"/>
+    <w:p xmlns:w="http://schemas.openxmlformats.org/wordprocessingml/2006/main">
+      <w:pPr>
+        <w:keepNext/>
+      </w:pPr>
+    </w:p>
     <w:p xmlns:w="http://schemas.openxmlformats.org/wordprocessingml/2006/main">
       <w:pPr>
         <w:pStyle w:val="Heading1"/>
@@ -4958,25 +7168,43 @@
         <w:t xml:space="preserve">5. ตารางฐานข้อมูลที่เกี่ยวข้อง (Database Tables)</w:t>
       </w:r>
     </w:p>
-    <w:p xmlns:w="http://schemas.openxmlformats.org/wordprocessingml/2006/main"/>
+    <w:p xmlns:w="http://schemas.openxmlformats.org/wordprocessingml/2006/main">
+      <w:pPr>
+        <w:keepNext/>
+      </w:pPr>
+    </w:p>
     <w:tbl xmlns:w="http://schemas.openxmlformats.org/wordprocessingml/2006/main">
       <w:tblPr>
         <w:tblStyle w:val="TableGrid"/>
-        <w:tblW w:w="5000" w:type="pct"/>
+        <w:tblW w:w="9026" w:type="dxa"/>
+        <w:tblLayout w:type="fixed"/>
+        <w:tblCellMar>
+          <w:top w:w="60" w:type="dxa"/>
+          <w:left w:w="100" w:type="dxa"/>
+          <w:bottom w:w="60" w:type="dxa"/>
+          <w:right w:w="100" w:type="dxa"/>
+        </w:tblCellMar>
         <w:tblLook w:val="04A0"/>
       </w:tblPr>
       <w:tblGrid>
-        <w:gridCol w:w="2500"/>
-        <w:gridCol w:w="2500"/>
-        <w:gridCol w:w="5000"/>
+        <w:gridCol w:w="2256"/>
+        <w:gridCol w:w="2256"/>
+        <w:gridCol w:w="4514"/>
       </w:tblGrid>
       <w:tr>
-        <w:tc>
-          <w:tcPr>
+        <w:trPr>
+          <w:tblHeader/>
+          <w:cantSplit/>
+        </w:trPr>
+        <w:tc>
+          <w:tcPr>
+            <w:tcW w:w="2256" w:type="dxa"/>
             <w:shd w:val="clear" w:color="auto" w:fill="1E40AF"/>
           </w:tcPr>
           <w:p>
             <w:pPr>
+              <w:keepNext/>
+              <w:spacing w:before="0" w:after="0"/>
               <w:jc w:val="center"/>
             </w:pPr>
             <w:r>
@@ -4993,10 +7221,13 @@
         </w:tc>
         <w:tc>
           <w:tcPr>
+            <w:tcW w:w="2256" w:type="dxa"/>
             <w:shd w:val="clear" w:color="auto" w:fill="1E40AF"/>
           </w:tcPr>
           <w:p>
             <w:pPr>
+              <w:keepNext/>
+              <w:spacing w:before="0" w:after="0"/>
               <w:jc w:val="center"/>
             </w:pPr>
             <w:r>
@@ -5013,10 +7244,13 @@
         </w:tc>
         <w:tc>
           <w:tcPr>
+            <w:tcW w:w="4514" w:type="dxa"/>
             <w:shd w:val="clear" w:color="auto" w:fill="1E40AF"/>
           </w:tcPr>
           <w:p>
             <w:pPr>
+              <w:keepNext/>
+              <w:spacing w:before="0" w:after="0"/>
               <w:jc w:val="center"/>
             </w:pPr>
             <w:r>
@@ -5033,12 +7267,19 @@
         </w:tc>
       </w:tr>
       <w:tr>
-        <w:tc>
-          <w:tcPr>
-            <w:shd w:val="clear" w:color="auto" w:fill="F1F5F9"/>
-          </w:tcPr>
-          <w:p>
-            <w:pPr>
+        <w:trPr>
+          <w:cantSplit/>
+        </w:trPr>
+        <w:tc>
+          <w:tcPr>
+            <w:tcW w:w="2256" w:type="dxa"/>
+            <w:shd w:val="clear" w:color="auto" w:fill="F1F5F9"/>
+            <w:vAlign w:val="center"/>
+          </w:tcPr>
+          <w:p>
+            <w:pPr>
+              <w:keepNext/>
+              <w:spacing w:before="0" w:after="0"/>
               <w:jc w:val="left"/>
             </w:pPr>
             <w:r>
@@ -5052,10 +7293,14 @@
         </w:tc>
         <w:tc>
           <w:tcPr>
-            <w:shd w:val="clear" w:color="auto" w:fill="F1F5F9"/>
-          </w:tcPr>
-          <w:p>
-            <w:pPr>
+            <w:tcW w:w="2256" w:type="dxa"/>
+            <w:shd w:val="clear" w:color="auto" w:fill="F1F5F9"/>
+            <w:vAlign w:val="center"/>
+          </w:tcPr>
+          <w:p>
+            <w:pPr>
+              <w:keepNext/>
+              <w:spacing w:before="0" w:after="0"/>
               <w:jc w:val="center"/>
             </w:pPr>
             <w:r>
@@ -5069,29 +7314,40 @@
         </w:tc>
         <w:tc>
           <w:tcPr>
-            <w:shd w:val="clear" w:color="auto" w:fill="F1F5F9"/>
-          </w:tcPr>
-          <w:p>
-            <w:pPr>
-              <w:jc w:val="center"/>
-            </w:pPr>
-            <w:r>
-              <w:rPr>
-                <w:sz w:val="28"/>
-                <w:szCs w:val="28"/>
-              </w:rPr>
-              <w:t xml:space="preserve">ตั๋วแจ้งซ่อม (Ticket_ID, Issue_Detail, Status, ...)</w:t>
-            </w:r>
-          </w:p>
-        </w:tc>
-      </w:tr>
-      <w:tr>
-        <w:tc>
-          <w:tcPr>
-            <w:shd w:val="clear" w:color="auto" w:fill="FFFFFF"/>
-          </w:tcPr>
-          <w:p>
-            <w:pPr>
+            <w:tcW w:w="4514" w:type="dxa"/>
+            <w:shd w:val="clear" w:color="auto" w:fill="F1F5F9"/>
+            <w:vAlign w:val="center"/>
+          </w:tcPr>
+          <w:p>
+            <w:pPr>
+              <w:keepNext/>
+              <w:spacing w:before="0" w:after="0"/>
+              <w:jc w:val="left"/>
+            </w:pPr>
+            <w:r>
+              <w:rPr>
+                <w:sz w:val="28"/>
+                <w:szCs w:val="28"/>
+              </w:rPr>
+              <w:t xml:space="preserve">ตั๋วแจ้งซ่อม (Ticket_ID, Branch_ID = พื้นที่, Dept_ID = สาขา, Category_ID, Status, ...)</w:t>
+            </w:r>
+          </w:p>
+        </w:tc>
+      </w:tr>
+      <w:tr>
+        <w:trPr>
+          <w:cantSplit/>
+        </w:trPr>
+        <w:tc>
+          <w:tcPr>
+            <w:tcW w:w="2256" w:type="dxa"/>
+            <w:shd w:val="clear" w:color="auto" w:fill="FFFFFF"/>
+            <w:vAlign w:val="center"/>
+          </w:tcPr>
+          <w:p>
+            <w:pPr>
+              <w:keepNext/>
+              <w:spacing w:before="0" w:after="0"/>
               <w:jc w:val="left"/>
             </w:pPr>
             <w:r>
@@ -5105,10 +7361,14 @@
         </w:tc>
         <w:tc>
           <w:tcPr>
-            <w:shd w:val="clear" w:color="auto" w:fill="FFFFFF"/>
-          </w:tcPr>
-          <w:p>
-            <w:pPr>
+            <w:tcW w:w="2256" w:type="dxa"/>
+            <w:shd w:val="clear" w:color="auto" w:fill="FFFFFF"/>
+            <w:vAlign w:val="center"/>
+          </w:tcPr>
+          <w:p>
+            <w:pPr>
+              <w:keepNext/>
+              <w:spacing w:before="0" w:after="0"/>
               <w:jc w:val="center"/>
             </w:pPr>
             <w:r>
@@ -5122,11 +7382,15 @@
         </w:tc>
         <w:tc>
           <w:tcPr>
-            <w:shd w:val="clear" w:color="auto" w:fill="FFFFFF"/>
-          </w:tcPr>
-          <w:p>
-            <w:pPr>
-              <w:jc w:val="center"/>
+            <w:tcW w:w="4514" w:type="dxa"/>
+            <w:shd w:val="clear" w:color="auto" w:fill="FFFFFF"/>
+            <w:vAlign w:val="center"/>
+          </w:tcPr>
+          <w:p>
+            <w:pPr>
+              <w:keepNext/>
+              <w:spacing w:before="0" w:after="0"/>
+              <w:jc w:val="left"/>
             </w:pPr>
             <w:r>
               <w:rPr>
@@ -5139,12 +7403,19 @@
         </w:tc>
       </w:tr>
       <w:tr>
-        <w:tc>
-          <w:tcPr>
-            <w:shd w:val="clear" w:color="auto" w:fill="F1F5F9"/>
-          </w:tcPr>
-          <w:p>
-            <w:pPr>
+        <w:trPr>
+          <w:cantSplit/>
+        </w:trPr>
+        <w:tc>
+          <w:tcPr>
+            <w:tcW w:w="2256" w:type="dxa"/>
+            <w:shd w:val="clear" w:color="auto" w:fill="F1F5F9"/>
+            <w:vAlign w:val="center"/>
+          </w:tcPr>
+          <w:p>
+            <w:pPr>
+              <w:keepNext/>
+              <w:spacing w:before="0" w:after="0"/>
               <w:jc w:val="left"/>
             </w:pPr>
             <w:r>
@@ -5158,10 +7429,14 @@
         </w:tc>
         <w:tc>
           <w:tcPr>
-            <w:shd w:val="clear" w:color="auto" w:fill="F1F5F9"/>
-          </w:tcPr>
-          <w:p>
-            <w:pPr>
+            <w:tcW w:w="2256" w:type="dxa"/>
+            <w:shd w:val="clear" w:color="auto" w:fill="F1F5F9"/>
+            <w:vAlign w:val="center"/>
+          </w:tcPr>
+          <w:p>
+            <w:pPr>
+              <w:keepNext/>
+              <w:spacing w:before="0" w:after="0"/>
               <w:jc w:val="center"/>
             </w:pPr>
             <w:r>
@@ -5175,11 +7450,15 @@
         </w:tc>
         <w:tc>
           <w:tcPr>
-            <w:shd w:val="clear" w:color="auto" w:fill="F1F5F9"/>
-          </w:tcPr>
-          <w:p>
-            <w:pPr>
-              <w:jc w:val="center"/>
+            <w:tcW w:w="4514" w:type="dxa"/>
+            <w:shd w:val="clear" w:color="auto" w:fill="F1F5F9"/>
+            <w:vAlign w:val="center"/>
+          </w:tcPr>
+          <w:p>
+            <w:pPr>
+              <w:keepNext/>
+              <w:spacing w:before="0" w:after="0"/>
+              <w:jc w:val="left"/>
             </w:pPr>
             <w:r>
               <w:rPr>
@@ -5192,12 +7471,19 @@
         </w:tc>
       </w:tr>
       <w:tr>
-        <w:tc>
-          <w:tcPr>
-            <w:shd w:val="clear" w:color="auto" w:fill="FFFFFF"/>
-          </w:tcPr>
-          <w:p>
-            <w:pPr>
+        <w:trPr>
+          <w:cantSplit/>
+        </w:trPr>
+        <w:tc>
+          <w:tcPr>
+            <w:tcW w:w="2256" w:type="dxa"/>
+            <w:shd w:val="clear" w:color="auto" w:fill="FFFFFF"/>
+            <w:vAlign w:val="center"/>
+          </w:tcPr>
+          <w:p>
+            <w:pPr>
+              <w:keepNext/>
+              <w:spacing w:before="0" w:after="0"/>
               <w:jc w:val="left"/>
             </w:pPr>
             <w:r>
@@ -5211,10 +7497,14 @@
         </w:tc>
         <w:tc>
           <w:tcPr>
-            <w:shd w:val="clear" w:color="auto" w:fill="FFFFFF"/>
-          </w:tcPr>
-          <w:p>
-            <w:pPr>
+            <w:tcW w:w="2256" w:type="dxa"/>
+            <w:shd w:val="clear" w:color="auto" w:fill="FFFFFF"/>
+            <w:vAlign w:val="center"/>
+          </w:tcPr>
+          <w:p>
+            <w:pPr>
+              <w:keepNext/>
+              <w:spacing w:before="0" w:after="0"/>
               <w:jc w:val="center"/>
             </w:pPr>
             <w:r>
@@ -5228,11 +7518,15 @@
         </w:tc>
         <w:tc>
           <w:tcPr>
-            <w:shd w:val="clear" w:color="auto" w:fill="FFFFFF"/>
-          </w:tcPr>
-          <w:p>
-            <w:pPr>
-              <w:jc w:val="center"/>
+            <w:tcW w:w="4514" w:type="dxa"/>
+            <w:shd w:val="clear" w:color="auto" w:fill="FFFFFF"/>
+            <w:vAlign w:val="center"/>
+          </w:tcPr>
+          <w:p>
+            <w:pPr>
+              <w:keepNext/>
+              <w:spacing w:before="0" w:after="0"/>
+              <w:jc w:val="left"/>
             </w:pPr>
             <w:r>
               <w:rPr>
@@ -5245,12 +7539,19 @@
         </w:tc>
       </w:tr>
       <w:tr>
-        <w:tc>
-          <w:tcPr>
-            <w:shd w:val="clear" w:color="auto" w:fill="F1F5F9"/>
-          </w:tcPr>
-          <w:p>
-            <w:pPr>
+        <w:trPr>
+          <w:cantSplit/>
+        </w:trPr>
+        <w:tc>
+          <w:tcPr>
+            <w:tcW w:w="2256" w:type="dxa"/>
+            <w:shd w:val="clear" w:color="auto" w:fill="F1F5F9"/>
+            <w:vAlign w:val="center"/>
+          </w:tcPr>
+          <w:p>
+            <w:pPr>
+              <w:keepNext/>
+              <w:spacing w:before="0" w:after="0"/>
               <w:jc w:val="left"/>
             </w:pPr>
             <w:r>
@@ -5264,10 +7565,14 @@
         </w:tc>
         <w:tc>
           <w:tcPr>
-            <w:shd w:val="clear" w:color="auto" w:fill="F1F5F9"/>
-          </w:tcPr>
-          <w:p>
-            <w:pPr>
+            <w:tcW w:w="2256" w:type="dxa"/>
+            <w:shd w:val="clear" w:color="auto" w:fill="F1F5F9"/>
+            <w:vAlign w:val="center"/>
+          </w:tcPr>
+          <w:p>
+            <w:pPr>
+              <w:keepNext/>
+              <w:spacing w:before="0" w:after="0"/>
               <w:jc w:val="center"/>
             </w:pPr>
             <w:r>
@@ -5281,11 +7586,15 @@
         </w:tc>
         <w:tc>
           <w:tcPr>
-            <w:shd w:val="clear" w:color="auto" w:fill="F1F5F9"/>
-          </w:tcPr>
-          <w:p>
-            <w:pPr>
-              <w:jc w:val="center"/>
+            <w:tcW w:w="4514" w:type="dxa"/>
+            <w:shd w:val="clear" w:color="auto" w:fill="F1F5F9"/>
+            <w:vAlign w:val="center"/>
+          </w:tcPr>
+          <w:p>
+            <w:pPr>
+              <w:keepNext/>
+              <w:spacing w:before="0" w:after="0"/>
+              <w:jc w:val="left"/>
             </w:pPr>
             <w:r>
               <w:rPr>
@@ -5298,12 +7607,18 @@
         </w:tc>
       </w:tr>
       <w:tr>
-        <w:tc>
-          <w:tcPr>
-            <w:shd w:val="clear" w:color="auto" w:fill="FFFFFF"/>
-          </w:tcPr>
-          <w:p>
-            <w:pPr>
+        <w:trPr>
+          <w:cantSplit/>
+        </w:trPr>
+        <w:tc>
+          <w:tcPr>
+            <w:tcW w:w="2256" w:type="dxa"/>
+            <w:shd w:val="clear" w:color="auto" w:fill="FFFFFF"/>
+            <w:vAlign w:val="center"/>
+          </w:tcPr>
+          <w:p>
+            <w:pPr>
+              <w:spacing w:before="0" w:after="0"/>
               <w:jc w:val="left"/>
             </w:pPr>
             <w:r>
@@ -5317,10 +7632,13 @@
         </w:tc>
         <w:tc>
           <w:tcPr>
-            <w:shd w:val="clear" w:color="auto" w:fill="FFFFFF"/>
-          </w:tcPr>
-          <w:p>
-            <w:pPr>
+            <w:tcW w:w="2256" w:type="dxa"/>
+            <w:shd w:val="clear" w:color="auto" w:fill="FFFFFF"/>
+            <w:vAlign w:val="center"/>
+          </w:tcPr>
+          <w:p>
+            <w:pPr>
+              <w:spacing w:before="0" w:after="0"/>
               <w:jc w:val="center"/>
             </w:pPr>
             <w:r>
@@ -5334,11 +7652,14 @@
         </w:tc>
         <w:tc>
           <w:tcPr>
-            <w:shd w:val="clear" w:color="auto" w:fill="FFFFFF"/>
-          </w:tcPr>
-          <w:p>
-            <w:pPr>
-              <w:jc w:val="center"/>
+            <w:tcW w:w="4514" w:type="dxa"/>
+            <w:shd w:val="clear" w:color="auto" w:fill="FFFFFF"/>
+            <w:vAlign w:val="center"/>
+          </w:tcPr>
+          <w:p>
+            <w:pPr>
+              <w:spacing w:before="0" w:after="0"/>
+              <w:jc w:val="left"/>
             </w:pPr>
             <w:r>
               <w:rPr>
@@ -5351,7 +7672,11 @@
         </w:tc>
       </w:tr>
     </w:tbl>
-    <w:p xmlns:w="http://schemas.openxmlformats.org/wordprocessingml/2006/main"/>
+    <w:p xmlns:w="http://schemas.openxmlformats.org/wordprocessingml/2006/main">
+      <w:pPr>
+        <w:keepNext/>
+      </w:pPr>
+    </w:p>
     <w:p xmlns:w="http://schemas.openxmlformats.org/wordprocessingml/2006/main">
       <w:pPr>
         <w:pStyle w:val="Heading1"/>
@@ -5360,25 +7685,43 @@
         <w:t xml:space="preserve">6. รหัสสถานะตั๋ว (Ticket Status Codes)</w:t>
       </w:r>
     </w:p>
-    <w:p xmlns:w="http://schemas.openxmlformats.org/wordprocessingml/2006/main"/>
+    <w:p xmlns:w="http://schemas.openxmlformats.org/wordprocessingml/2006/main">
+      <w:pPr>
+        <w:keepNext/>
+      </w:pPr>
+    </w:p>
     <w:tbl xmlns:w="http://schemas.openxmlformats.org/wordprocessingml/2006/main">
       <w:tblPr>
         <w:tblStyle w:val="TableGrid"/>
-        <w:tblW w:w="5000" w:type="pct"/>
+        <w:tblW w:w="9026" w:type="dxa"/>
+        <w:tblLayout w:type="fixed"/>
+        <w:tblCellMar>
+          <w:top w:w="60" w:type="dxa"/>
+          <w:left w:w="100" w:type="dxa"/>
+          <w:bottom w:w="60" w:type="dxa"/>
+          <w:right w:w="100" w:type="dxa"/>
+        </w:tblCellMar>
         <w:tblLook w:val="04A0"/>
       </w:tblPr>
       <w:tblGrid>
-        <w:gridCol w:w="1500"/>
-        <w:gridCol w:w="3500"/>
-        <w:gridCol w:w="5000"/>
+        <w:gridCol w:w="1354"/>
+        <w:gridCol w:w="3159"/>
+        <w:gridCol w:w="4513"/>
       </w:tblGrid>
       <w:tr>
-        <w:tc>
-          <w:tcPr>
+        <w:trPr>
+          <w:tblHeader/>
+          <w:cantSplit/>
+        </w:trPr>
+        <w:tc>
+          <w:tcPr>
+            <w:tcW w:w="1354" w:type="dxa"/>
             <w:shd w:val="clear" w:color="auto" w:fill="1E40AF"/>
           </w:tcPr>
           <w:p>
             <w:pPr>
+              <w:keepNext/>
+              <w:spacing w:before="0" w:after="0"/>
               <w:jc w:val="center"/>
             </w:pPr>
             <w:r>
@@ -5395,10 +7738,13 @@
         </w:tc>
         <w:tc>
           <w:tcPr>
+            <w:tcW w:w="3159" w:type="dxa"/>
             <w:shd w:val="clear" w:color="auto" w:fill="1E40AF"/>
           </w:tcPr>
           <w:p>
             <w:pPr>
+              <w:keepNext/>
+              <w:spacing w:before="0" w:after="0"/>
               <w:jc w:val="center"/>
             </w:pPr>
             <w:r>
@@ -5415,10 +7761,13 @@
         </w:tc>
         <w:tc>
           <w:tcPr>
+            <w:tcW w:w="4513" w:type="dxa"/>
             <w:shd w:val="clear" w:color="auto" w:fill="1E40AF"/>
           </w:tcPr>
           <w:p>
             <w:pPr>
+              <w:keepNext/>
+              <w:spacing w:before="0" w:after="0"/>
               <w:jc w:val="center"/>
             </w:pPr>
             <w:r>
@@ -5435,13 +7784,20 @@
         </w:tc>
       </w:tr>
       <w:tr>
-        <w:tc>
-          <w:tcPr>
-            <w:shd w:val="clear" w:color="auto" w:fill="F1F5F9"/>
-          </w:tcPr>
-          <w:p>
-            <w:pPr>
-              <w:jc w:val="left"/>
+        <w:trPr>
+          <w:cantSplit/>
+        </w:trPr>
+        <w:tc>
+          <w:tcPr>
+            <w:tcW w:w="1354" w:type="dxa"/>
+            <w:shd w:val="clear" w:color="auto" w:fill="F1F5F9"/>
+            <w:vAlign w:val="center"/>
+          </w:tcPr>
+          <w:p>
+            <w:pPr>
+              <w:keepNext/>
+              <w:spacing w:before="0" w:after="0"/>
+              <w:jc w:val="center"/>
             </w:pPr>
             <w:r>
               <w:rPr>
@@ -5454,11 +7810,15 @@
         </w:tc>
         <w:tc>
           <w:tcPr>
-            <w:shd w:val="clear" w:color="auto" w:fill="F1F5F9"/>
-          </w:tcPr>
-          <w:p>
-            <w:pPr>
-              <w:jc w:val="center"/>
+            <w:tcW w:w="3159" w:type="dxa"/>
+            <w:shd w:val="clear" w:color="auto" w:fill="F1F5F9"/>
+            <w:vAlign w:val="center"/>
+          </w:tcPr>
+          <w:p>
+            <w:pPr>
+              <w:keepNext/>
+              <w:spacing w:before="0" w:after="0"/>
+              <w:jc w:val="left"/>
             </w:pPr>
             <w:r>
               <w:rPr>
@@ -5471,11 +7831,15 @@
         </w:tc>
         <w:tc>
           <w:tcPr>
-            <w:shd w:val="clear" w:color="auto" w:fill="F1F5F9"/>
-          </w:tcPr>
-          <w:p>
-            <w:pPr>
-              <w:jc w:val="center"/>
+            <w:tcW w:w="4513" w:type="dxa"/>
+            <w:shd w:val="clear" w:color="auto" w:fill="F1F5F9"/>
+            <w:vAlign w:val="center"/>
+          </w:tcPr>
+          <w:p>
+            <w:pPr>
+              <w:keepNext/>
+              <w:spacing w:before="0" w:after="0"/>
+              <w:jc w:val="left"/>
             </w:pPr>
             <w:r>
               <w:rPr>
@@ -5488,13 +7852,20 @@
         </w:tc>
       </w:tr>
       <w:tr>
-        <w:tc>
-          <w:tcPr>
-            <w:shd w:val="clear" w:color="auto" w:fill="FFFFFF"/>
-          </w:tcPr>
-          <w:p>
-            <w:pPr>
-              <w:jc w:val="left"/>
+        <w:trPr>
+          <w:cantSplit/>
+        </w:trPr>
+        <w:tc>
+          <w:tcPr>
+            <w:tcW w:w="1354" w:type="dxa"/>
+            <w:shd w:val="clear" w:color="auto" w:fill="FFFFFF"/>
+            <w:vAlign w:val="center"/>
+          </w:tcPr>
+          <w:p>
+            <w:pPr>
+              <w:keepNext/>
+              <w:spacing w:before="0" w:after="0"/>
+              <w:jc w:val="center"/>
             </w:pPr>
             <w:r>
               <w:rPr>
@@ -5507,11 +7878,15 @@
         </w:tc>
         <w:tc>
           <w:tcPr>
-            <w:shd w:val="clear" w:color="auto" w:fill="FFFFFF"/>
-          </w:tcPr>
-          <w:p>
-            <w:pPr>
-              <w:jc w:val="center"/>
+            <w:tcW w:w="3159" w:type="dxa"/>
+            <w:shd w:val="clear" w:color="auto" w:fill="FFFFFF"/>
+            <w:vAlign w:val="center"/>
+          </w:tcPr>
+          <w:p>
+            <w:pPr>
+              <w:keepNext/>
+              <w:spacing w:before="0" w:after="0"/>
+              <w:jc w:val="left"/>
             </w:pPr>
             <w:r>
               <w:rPr>
@@ -5524,11 +7899,15 @@
         </w:tc>
         <w:tc>
           <w:tcPr>
-            <w:shd w:val="clear" w:color="auto" w:fill="FFFFFF"/>
-          </w:tcPr>
-          <w:p>
-            <w:pPr>
-              <w:jc w:val="center"/>
+            <w:tcW w:w="4513" w:type="dxa"/>
+            <w:shd w:val="clear" w:color="auto" w:fill="FFFFFF"/>
+            <w:vAlign w:val="center"/>
+          </w:tcPr>
+          <w:p>
+            <w:pPr>
+              <w:keepNext/>
+              <w:spacing w:before="0" w:after="0"/>
+              <w:jc w:val="left"/>
             </w:pPr>
             <w:r>
               <w:rPr>
@@ -5541,13 +7920,19 @@
         </w:tc>
       </w:tr>
       <w:tr>
-        <w:tc>
-          <w:tcPr>
-            <w:shd w:val="clear" w:color="auto" w:fill="F1F5F9"/>
-          </w:tcPr>
-          <w:p>
-            <w:pPr>
-              <w:jc w:val="left"/>
+        <w:trPr>
+          <w:cantSplit/>
+        </w:trPr>
+        <w:tc>
+          <w:tcPr>
+            <w:tcW w:w="1354" w:type="dxa"/>
+            <w:shd w:val="clear" w:color="auto" w:fill="F1F5F9"/>
+            <w:vAlign w:val="center"/>
+          </w:tcPr>
+          <w:p>
+            <w:pPr>
+              <w:spacing w:before="0" w:after="0"/>
+              <w:jc w:val="center"/>
             </w:pPr>
             <w:r>
               <w:rPr>
@@ -5560,11 +7945,14 @@
         </w:tc>
         <w:tc>
           <w:tcPr>
-            <w:shd w:val="clear" w:color="auto" w:fill="F1F5F9"/>
-          </w:tcPr>
-          <w:p>
-            <w:pPr>
-              <w:jc w:val="center"/>
+            <w:tcW w:w="3159" w:type="dxa"/>
+            <w:shd w:val="clear" w:color="auto" w:fill="F1F5F9"/>
+            <w:vAlign w:val="center"/>
+          </w:tcPr>
+          <w:p>
+            <w:pPr>
+              <w:spacing w:before="0" w:after="0"/>
+              <w:jc w:val="left"/>
             </w:pPr>
             <w:r>
               <w:rPr>
@@ -5577,11 +7965,14 @@
         </w:tc>
         <w:tc>
           <w:tcPr>
-            <w:shd w:val="clear" w:color="auto" w:fill="F1F5F9"/>
-          </w:tcPr>
-          <w:p>
-            <w:pPr>
-              <w:jc w:val="center"/>
+            <w:tcW w:w="4513" w:type="dxa"/>
+            <w:shd w:val="clear" w:color="auto" w:fill="F1F5F9"/>
+            <w:vAlign w:val="center"/>
+          </w:tcPr>
+          <w:p>
+            <w:pPr>
+              <w:spacing w:before="0" w:after="0"/>
+              <w:jc w:val="left"/>
             </w:pPr>
             <w:r>
               <w:rPr>
@@ -5594,7 +7985,11 @@
         </w:tc>
       </w:tr>
     </w:tbl>
-    <w:p xmlns:w="http://schemas.openxmlformats.org/wordprocessingml/2006/main"/>
+    <w:p xmlns:w="http://schemas.openxmlformats.org/wordprocessingml/2006/main">
+      <w:pPr>
+        <w:keepNext/>
+      </w:pPr>
+    </w:p>
     <w:p xmlns:w="http://schemas.openxmlformats.org/wordprocessingml/2006/main">
       <w:pPr>
         <w:pStyle w:val="Heading1"/>
@@ -5603,25 +7998,43 @@
         <w:t xml:space="preserve">7. บทบาทผู้ใช้ (User Roles)</w:t>
       </w:r>
     </w:p>
-    <w:p xmlns:w="http://schemas.openxmlformats.org/wordprocessingml/2006/main"/>
+    <w:p xmlns:w="http://schemas.openxmlformats.org/wordprocessingml/2006/main">
+      <w:pPr>
+        <w:keepNext/>
+      </w:pPr>
+    </w:p>
     <w:tbl xmlns:w="http://schemas.openxmlformats.org/wordprocessingml/2006/main">
       <w:tblPr>
         <w:tblStyle w:val="TableGrid"/>
-        <w:tblW w:w="5000" w:type="pct"/>
+        <w:tblW w:w="9026" w:type="dxa"/>
+        <w:tblLayout w:type="fixed"/>
+        <w:tblCellMar>
+          <w:top w:w="60" w:type="dxa"/>
+          <w:left w:w="100" w:type="dxa"/>
+          <w:bottom w:w="60" w:type="dxa"/>
+          <w:right w:w="100" w:type="dxa"/>
+        </w:tblCellMar>
         <w:tblLook w:val="04A0"/>
       </w:tblPr>
       <w:tblGrid>
-        <w:gridCol w:w="2000"/>
-        <w:gridCol w:w="3000"/>
-        <w:gridCol w:w="4500"/>
+        <w:gridCol w:w="1900"/>
+        <w:gridCol w:w="2850"/>
+        <w:gridCol w:w="4276"/>
       </w:tblGrid>
       <w:tr>
-        <w:tc>
-          <w:tcPr>
+        <w:trPr>
+          <w:tblHeader/>
+          <w:cantSplit/>
+        </w:trPr>
+        <w:tc>
+          <w:tcPr>
+            <w:tcW w:w="1900" w:type="dxa"/>
             <w:shd w:val="clear" w:color="auto" w:fill="1E40AF"/>
           </w:tcPr>
           <w:p>
             <w:pPr>
+              <w:keepNext/>
+              <w:spacing w:before="0" w:after="0"/>
               <w:jc w:val="center"/>
             </w:pPr>
             <w:r>
@@ -5638,10 +8051,13 @@
         </w:tc>
         <w:tc>
           <w:tcPr>
+            <w:tcW w:w="2850" w:type="dxa"/>
             <w:shd w:val="clear" w:color="auto" w:fill="1E40AF"/>
           </w:tcPr>
           <w:p>
             <w:pPr>
+              <w:keepNext/>
+              <w:spacing w:before="0" w:after="0"/>
               <w:jc w:val="center"/>
             </w:pPr>
             <w:r>
@@ -5658,10 +8074,13 @@
         </w:tc>
         <w:tc>
           <w:tcPr>
+            <w:tcW w:w="4276" w:type="dxa"/>
             <w:shd w:val="clear" w:color="auto" w:fill="1E40AF"/>
           </w:tcPr>
           <w:p>
             <w:pPr>
+              <w:keepNext/>
+              <w:spacing w:before="0" w:after="0"/>
               <w:jc w:val="center"/>
             </w:pPr>
             <w:r>
@@ -5678,12 +8097,19 @@
         </w:tc>
       </w:tr>
       <w:tr>
-        <w:tc>
-          <w:tcPr>
-            <w:shd w:val="clear" w:color="auto" w:fill="F1F5F9"/>
-          </w:tcPr>
-          <w:p>
-            <w:pPr>
+        <w:trPr>
+          <w:cantSplit/>
+        </w:trPr>
+        <w:tc>
+          <w:tcPr>
+            <w:tcW w:w="1900" w:type="dxa"/>
+            <w:shd w:val="clear" w:color="auto" w:fill="F1F5F9"/>
+            <w:vAlign w:val="center"/>
+          </w:tcPr>
+          <w:p>
+            <w:pPr>
+              <w:keepNext/>
+              <w:spacing w:before="0" w:after="0"/>
               <w:jc w:val="left"/>
             </w:pPr>
             <w:r>
@@ -5697,10 +8123,14 @@
         </w:tc>
         <w:tc>
           <w:tcPr>
-            <w:shd w:val="clear" w:color="auto" w:fill="F1F5F9"/>
-          </w:tcPr>
-          <w:p>
-            <w:pPr>
+            <w:tcW w:w="2850" w:type="dxa"/>
+            <w:shd w:val="clear" w:color="auto" w:fill="F1F5F9"/>
+            <w:vAlign w:val="center"/>
+          </w:tcPr>
+          <w:p>
+            <w:pPr>
+              <w:keepNext/>
+              <w:spacing w:before="0" w:after="0"/>
               <w:jc w:val="center"/>
             </w:pPr>
             <w:r>
@@ -5714,11 +8144,15 @@
         </w:tc>
         <w:tc>
           <w:tcPr>
-            <w:shd w:val="clear" w:color="auto" w:fill="F1F5F9"/>
-          </w:tcPr>
-          <w:p>
-            <w:pPr>
-              <w:jc w:val="center"/>
+            <w:tcW w:w="4276" w:type="dxa"/>
+            <w:shd w:val="clear" w:color="auto" w:fill="F1F5F9"/>
+            <w:vAlign w:val="center"/>
+          </w:tcPr>
+          <w:p>
+            <w:pPr>
+              <w:keepNext/>
+              <w:spacing w:before="0" w:after="0"/>
+              <w:jc w:val="left"/>
             </w:pPr>
             <w:r>
               <w:rPr>
@@ -5731,12 +8165,19 @@
         </w:tc>
       </w:tr>
       <w:tr>
-        <w:tc>
-          <w:tcPr>
-            <w:shd w:val="clear" w:color="auto" w:fill="FFFFFF"/>
-          </w:tcPr>
-          <w:p>
-            <w:pPr>
+        <w:trPr>
+          <w:cantSplit/>
+        </w:trPr>
+        <w:tc>
+          <w:tcPr>
+            <w:tcW w:w="1900" w:type="dxa"/>
+            <w:shd w:val="clear" w:color="auto" w:fill="FFFFFF"/>
+            <w:vAlign w:val="center"/>
+          </w:tcPr>
+          <w:p>
+            <w:pPr>
+              <w:keepNext/>
+              <w:spacing w:before="0" w:after="0"/>
               <w:jc w:val="left"/>
             </w:pPr>
             <w:r>
@@ -5750,10 +8191,14 @@
         </w:tc>
         <w:tc>
           <w:tcPr>
-            <w:shd w:val="clear" w:color="auto" w:fill="FFFFFF"/>
-          </w:tcPr>
-          <w:p>
-            <w:pPr>
+            <w:tcW w:w="2850" w:type="dxa"/>
+            <w:shd w:val="clear" w:color="auto" w:fill="FFFFFF"/>
+            <w:vAlign w:val="center"/>
+          </w:tcPr>
+          <w:p>
+            <w:pPr>
+              <w:keepNext/>
+              <w:spacing w:before="0" w:after="0"/>
               <w:jc w:val="center"/>
             </w:pPr>
             <w:r>
@@ -5767,11 +8212,15 @@
         </w:tc>
         <w:tc>
           <w:tcPr>
-            <w:shd w:val="clear" w:color="auto" w:fill="FFFFFF"/>
-          </w:tcPr>
-          <w:p>
-            <w:pPr>
-              <w:jc w:val="center"/>
+            <w:tcW w:w="4276" w:type="dxa"/>
+            <w:shd w:val="clear" w:color="auto" w:fill="FFFFFF"/>
+            <w:vAlign w:val="center"/>
+          </w:tcPr>
+          <w:p>
+            <w:pPr>
+              <w:keepNext/>
+              <w:spacing w:before="0" w:after="0"/>
+              <w:jc w:val="left"/>
             </w:pPr>
             <w:r>
               <w:rPr>
@@ -5784,12 +8233,18 @@
         </w:tc>
       </w:tr>
       <w:tr>
-        <w:tc>
-          <w:tcPr>
-            <w:shd w:val="clear" w:color="auto" w:fill="F1F5F9"/>
-          </w:tcPr>
-          <w:p>
-            <w:pPr>
+        <w:trPr>
+          <w:cantSplit/>
+        </w:trPr>
+        <w:tc>
+          <w:tcPr>
+            <w:tcW w:w="1900" w:type="dxa"/>
+            <w:shd w:val="clear" w:color="auto" w:fill="F1F5F9"/>
+            <w:vAlign w:val="center"/>
+          </w:tcPr>
+          <w:p>
+            <w:pPr>
+              <w:spacing w:before="0" w:after="0"/>
               <w:jc w:val="left"/>
             </w:pPr>
             <w:r>
@@ -5803,10 +8258,13 @@
         </w:tc>
         <w:tc>
           <w:tcPr>
-            <w:shd w:val="clear" w:color="auto" w:fill="F1F5F9"/>
-          </w:tcPr>
-          <w:p>
-            <w:pPr>
+            <w:tcW w:w="2850" w:type="dxa"/>
+            <w:shd w:val="clear" w:color="auto" w:fill="F1F5F9"/>
+            <w:vAlign w:val="center"/>
+          </w:tcPr>
+          <w:p>
+            <w:pPr>
+              <w:spacing w:before="0" w:after="0"/>
               <w:jc w:val="center"/>
             </w:pPr>
             <w:r>
@@ -5820,11 +8278,14 @@
         </w:tc>
         <w:tc>
           <w:tcPr>
-            <w:shd w:val="clear" w:color="auto" w:fill="F1F5F9"/>
-          </w:tcPr>
-          <w:p>
-            <w:pPr>
-              <w:jc w:val="center"/>
+            <w:tcW w:w="4276" w:type="dxa"/>
+            <w:shd w:val="clear" w:color="auto" w:fill="F1F5F9"/>
+            <w:vAlign w:val="center"/>
+          </w:tcPr>
+          <w:p>
+            <w:pPr>
+              <w:spacing w:before="0" w:after="0"/>
+              <w:jc w:val="left"/>
             </w:pPr>
             <w:r>
               <w:rPr>
@@ -5837,7 +8298,11 @@
         </w:tc>
       </w:tr>
     </w:tbl>
-    <w:p xmlns:w="http://schemas.openxmlformats.org/wordprocessingml/2006/main"/>
+    <w:p xmlns:w="http://schemas.openxmlformats.org/wordprocessingml/2006/main">
+      <w:pPr>
+        <w:keepNext/>
+      </w:pPr>
+    </w:p>
     <w:p xmlns:w="http://schemas.openxmlformats.org/wordprocessingml/2006/main">
       <w:r>
         <w:rPr>
@@ -5858,6 +8323,1080 @@
         <w:t xml:space="preserve">Database มี CHECK constraint "USER_Role_check" บังคับค่า Role เป็น Staff, IT, Admin เท่านั้น (case-sensitive)</w:t>
       </w:r>
     </w:p>
+    <w:p xmlns:w="http://schemas.openxmlformats.org/wordprocessingml/2006/main">
+      <w:pPr>
+        <w:keepNext/>
+      </w:pPr>
+    </w:p>
+    <w:p xmlns:w="http://schemas.openxmlformats.org/wordprocessingml/2006/main">
+      <w:pPr>
+        <w:pStyle w:val="Heading1"/>
+      </w:pPr>
+      <w:r>
+        <w:t xml:space="preserve">8. ความถูกต้องและความปลอดภัยของข้อมูล (Data Integrity)</w:t>
+      </w:r>
+    </w:p>
+    <w:tbl xmlns:w="http://schemas.openxmlformats.org/wordprocessingml/2006/main">
+      <w:tblPr>
+        <w:tblStyle w:val="TableGrid"/>
+        <w:tblW w:w="9026" w:type="dxa"/>
+        <w:tblLayout w:type="fixed"/>
+        <w:tblCellMar>
+          <w:top w:w="60" w:type="dxa"/>
+          <w:left w:w="100" w:type="dxa"/>
+          <w:bottom w:w="60" w:type="dxa"/>
+          <w:right w:w="100" w:type="dxa"/>
+        </w:tblCellMar>
+        <w:tblLook w:val="04A0"/>
+      </w:tblPr>
+      <w:tblGrid>
+        <w:gridCol w:w="2307"/>
+        <w:gridCol w:w="6719"/>
+      </w:tblGrid>
+      <w:tr>
+        <w:trPr>
+          <w:tblHeader/>
+          <w:cantSplit/>
+        </w:trPr>
+        <w:tc>
+          <w:tcPr>
+            <w:tcW w:w="2307" w:type="dxa"/>
+            <w:shd w:val="clear" w:color="auto" w:fill="1E40AF"/>
+          </w:tcPr>
+          <w:p>
+            <w:pPr>
+              <w:keepNext/>
+              <w:spacing w:before="0" w:after="0"/>
+              <w:jc w:val="center"/>
+            </w:pPr>
+            <w:r>
+              <w:rPr>
+                <w:b/>
+                <w:bCs/>
+                <w:color w:val="FFFFFF"/>
+                <w:sz w:val="28"/>
+                <w:szCs w:val="28"/>
+              </w:rPr>
+              <w:t>มาตรการ</w:t>
+            </w:r>
+          </w:p>
+        </w:tc>
+        <w:tc>
+          <w:tcPr>
+            <w:tcW w:w="6719" w:type="dxa"/>
+            <w:shd w:val="clear" w:color="auto" w:fill="1E40AF"/>
+          </w:tcPr>
+          <w:p>
+            <w:pPr>
+              <w:keepNext/>
+              <w:spacing w:before="0" w:after="0"/>
+              <w:jc w:val="center"/>
+            </w:pPr>
+            <w:r>
+              <w:rPr>
+                <w:b/>
+                <w:bCs/>
+                <w:color w:val="FFFFFF"/>
+                <w:sz w:val="28"/>
+                <w:szCs w:val="28"/>
+              </w:rPr>
+              <w:t>รายละเอียด</w:t>
+            </w:r>
+          </w:p>
+        </w:tc>
+      </w:tr>
+      <w:tr>
+        <w:trPr>
+          <w:cantSplit/>
+        </w:trPr>
+        <w:tc>
+          <w:tcPr>
+            <w:tcW w:w="2307" w:type="dxa"/>
+            <w:shd w:val="clear" w:color="auto" w:fill="F1F5F9"/>
+            <w:vAlign w:val="center"/>
+          </w:tcPr>
+          <w:p>
+            <w:pPr>
+              <w:keepNext/>
+              <w:spacing w:before="0" w:after="0"/>
+              <w:jc w:val="left"/>
+            </w:pPr>
+            <w:r>
+              <w:rPr>
+                <w:sz w:val="28"/>
+                <w:szCs w:val="28"/>
+              </w:rPr>
+              <w:t xml:space="preserve">ตรวจตัวตนฝั่ง server</w:t>
+            </w:r>
+          </w:p>
+        </w:tc>
+        <w:tc>
+          <w:tcPr>
+            <w:tcW w:w="6719" w:type="dxa"/>
+            <w:shd w:val="clear" w:color="auto" w:fill="F1F5F9"/>
+            <w:vAlign w:val="center"/>
+          </w:tcPr>
+          <w:p>
+            <w:pPr>
+              <w:keepNext/>
+              <w:spacing w:before="0" w:after="0"/>
+              <w:jc w:val="left"/>
+            </w:pPr>
+            <w:r>
+              <w:rPr>
+                <w:sz w:val="28"/>
+                <w:szCs w:val="28"/>
+              </w:rPr>
+              <w:t xml:space="preserve">ทุก action ตรวจ LINE ID Token และ ACL ก่อนทำงาน ไม่เชื่อ userId ที่ client ส่งมา</w:t>
+            </w:r>
+          </w:p>
+        </w:tc>
+      </w:tr>
+      <w:tr>
+        <w:trPr>
+          <w:cantSplit/>
+        </w:trPr>
+        <w:tc>
+          <w:tcPr>
+            <w:tcW w:w="2307" w:type="dxa"/>
+            <w:shd w:val="clear" w:color="auto" w:fill="FFFFFF"/>
+            <w:vAlign w:val="center"/>
+          </w:tcPr>
+          <w:p>
+            <w:pPr>
+              <w:keepNext/>
+              <w:spacing w:before="0" w:after="0"/>
+              <w:jc w:val="left"/>
+            </w:pPr>
+            <w:r>
+              <w:rPr>
+                <w:sz w:val="28"/>
+                <w:szCs w:val="28"/>
+              </w:rPr>
+              <w:t xml:space="preserve">Prepared Statement</w:t>
+            </w:r>
+          </w:p>
+        </w:tc>
+        <w:tc>
+          <w:tcPr>
+            <w:tcW w:w="6719" w:type="dxa"/>
+            <w:shd w:val="clear" w:color="auto" w:fill="FFFFFF"/>
+            <w:vAlign w:val="center"/>
+          </w:tcPr>
+          <w:p>
+            <w:pPr>
+              <w:keepNext/>
+              <w:spacing w:before="0" w:after="0"/>
+              <w:jc w:val="left"/>
+            </w:pPr>
+            <w:r>
+              <w:rPr>
+                <w:sz w:val="28"/>
+                <w:szCs w:val="28"/>
+              </w:rPr>
+              <w:t xml:space="preserve">ค่าจากผู้ใช้ทุกค่าผ่านพารามิเตอร์ (?) ไม่ต่อสตริงเข้า SQL</w:t>
+            </w:r>
+          </w:p>
+        </w:tc>
+      </w:tr>
+      <w:tr>
+        <w:trPr>
+          <w:cantSplit/>
+        </w:trPr>
+        <w:tc>
+          <w:tcPr>
+            <w:tcW w:w="2307" w:type="dxa"/>
+            <w:shd w:val="clear" w:color="auto" w:fill="F1F5F9"/>
+            <w:vAlign w:val="center"/>
+          </w:tcPr>
+          <w:p>
+            <w:pPr>
+              <w:spacing w:before="0" w:after="0"/>
+              <w:jc w:val="left"/>
+            </w:pPr>
+            <w:r>
+              <w:rPr>
+                <w:sz w:val="28"/>
+                <w:szCs w:val="28"/>
+              </w:rPr>
+              <w:t xml:space="preserve">Whitelist ชื่อตาราง</w:t>
+            </w:r>
+          </w:p>
+        </w:tc>
+        <w:tc>
+          <w:tcPr>
+            <w:tcW w:w="6719" w:type="dxa"/>
+            <w:shd w:val="clear" w:color="auto" w:fill="F1F5F9"/>
+            <w:vAlign w:val="center"/>
+          </w:tcPr>
+          <w:p>
+            <w:pPr>
+              <w:spacing w:before="0" w:after="0"/>
+              <w:jc w:val="left"/>
+            </w:pPr>
+            <w:r>
+              <w:rPr>
+                <w:sz w:val="28"/>
+                <w:szCs w:val="28"/>
+              </w:rPr>
+              <w:t xml:space="preserve">CRUD ข้อมูลหลักรับเฉพาะ branch / dept / category ชื่อจริงกำหนดใน MASTER_TABLES</w:t>
+            </w:r>
+          </w:p>
+        </w:tc>
+      </w:tr>
+      <w:tr>
+        <w:trPr>
+          <w:cantSplit/>
+        </w:trPr>
+        <w:tc>
+          <w:tcPr>
+            <w:tcW w:w="2307" w:type="dxa"/>
+            <w:shd w:val="clear" w:color="auto" w:fill="FFFFFF"/>
+            <w:vAlign w:val="center"/>
+          </w:tcPr>
+          <w:p>
+            <w:pPr>
+              <w:spacing w:before="0" w:after="0"/>
+              <w:jc w:val="left"/>
+            </w:pPr>
+            <w:r>
+              <w:rPr>
+                <w:sz w:val="28"/>
+                <w:szCs w:val="28"/>
+              </w:rPr>
+              <w:t xml:space="preserve">กันชื่อซ้ำ</w:t>
+            </w:r>
+          </w:p>
+        </w:tc>
+        <w:tc>
+          <w:tcPr>
+            <w:tcW w:w="6719" w:type="dxa"/>
+            <w:shd w:val="clear" w:color="auto" w:fill="FFFFFF"/>
+            <w:vAlign w:val="center"/>
+          </w:tcPr>
+          <w:p>
+            <w:pPr>
+              <w:spacing w:before="0" w:after="0"/>
+              <w:jc w:val="left"/>
+            </w:pPr>
+            <w:r>
+              <w:rPr>
+                <w:sz w:val="28"/>
+                <w:szCs w:val="28"/>
+              </w:rPr>
+              <w:t xml:space="preserve">เพิ่ม/แก้ข้อมูลหลักตรวจชื่อซ้ำแบบไม่สนตัวพิมพ์ใหญ่เล็กและช่องว่าง</w:t>
+            </w:r>
+          </w:p>
+        </w:tc>
+      </w:tr>
+      <w:tr>
+        <w:trPr>
+          <w:cantSplit/>
+        </w:trPr>
+        <w:tc>
+          <w:tcPr>
+            <w:tcW w:w="2307" w:type="dxa"/>
+            <w:shd w:val="clear" w:color="auto" w:fill="F1F5F9"/>
+            <w:vAlign w:val="center"/>
+          </w:tcPr>
+          <w:p>
+            <w:pPr>
+              <w:spacing w:before="0" w:after="0"/>
+              <w:jc w:val="left"/>
+            </w:pPr>
+            <w:r>
+              <w:rPr>
+                <w:sz w:val="28"/>
+                <w:szCs w:val="28"/>
+              </w:rPr>
+              <w:t xml:space="preserve">กันลบข้อมูลที่ถูกใช้</w:t>
+            </w:r>
+          </w:p>
+        </w:tc>
+        <w:tc>
+          <w:tcPr>
+            <w:tcW w:w="6719" w:type="dxa"/>
+            <w:shd w:val="clear" w:color="auto" w:fill="F1F5F9"/>
+            <w:vAlign w:val="center"/>
+          </w:tcPr>
+          <w:p>
+            <w:pPr>
+              <w:spacing w:before="0" w:after="0"/>
+              <w:jc w:val="left"/>
+            </w:pPr>
+            <w:r>
+              <w:rPr>
+                <w:sz w:val="28"/>
+                <w:szCs w:val="28"/>
+              </w:rPr>
+              <w:t xml:space="preserve">นับการอ้างอิงก่อนลบ ข้อมูลเดิม (ตั๋ว/ผู้ใช้) จึงแสดงชื่อได้ถูกต้องเสมอ</w:t>
+            </w:r>
+          </w:p>
+        </w:tc>
+      </w:tr>
+      <w:tr>
+        <w:trPr>
+          <w:cantSplit/>
+        </w:trPr>
+        <w:tc>
+          <w:tcPr>
+            <w:tcW w:w="2307" w:type="dxa"/>
+            <w:shd w:val="clear" w:color="auto" w:fill="FFFFFF"/>
+            <w:vAlign w:val="center"/>
+          </w:tcPr>
+          <w:p>
+            <w:pPr>
+              <w:spacing w:before="0" w:after="0"/>
+              <w:jc w:val="left"/>
+            </w:pPr>
+            <w:r>
+              <w:rPr>
+                <w:sz w:val="28"/>
+                <w:szCs w:val="28"/>
+              </w:rPr>
+              <w:t xml:space="preserve">รหัสรายการใหม่</w:t>
+            </w:r>
+          </w:p>
+        </w:tc>
+        <w:tc>
+          <w:tcPr>
+            <w:tcW w:w="6719" w:type="dxa"/>
+            <w:shd w:val="clear" w:color="auto" w:fill="FFFFFF"/>
+            <w:vAlign w:val="center"/>
+          </w:tcPr>
+          <w:p>
+            <w:pPr>
+              <w:spacing w:before="0" w:after="0"/>
+              <w:jc w:val="left"/>
+            </w:pPr>
+            <w:r>
+              <w:rPr>
+                <w:sz w:val="28"/>
+                <w:szCs w:val="28"/>
+              </w:rPr>
+              <w:t xml:space="preserve">ถ้าคอลัมน์ ID มีค่าเริ่มต้น (serial/identity) ให้ฐานข้อมูลออกเอง ไม่งั้นใช้ MAX + 1</w:t>
+            </w:r>
+          </w:p>
+        </w:tc>
+      </w:tr>
+      <w:tr>
+        <w:trPr>
+          <w:cantSplit/>
+        </w:trPr>
+        <w:tc>
+          <w:tcPr>
+            <w:tcW w:w="2307" w:type="dxa"/>
+            <w:shd w:val="clear" w:color="auto" w:fill="F1F5F9"/>
+            <w:vAlign w:val="center"/>
+          </w:tcPr>
+          <w:p>
+            <w:pPr>
+              <w:spacing w:before="0" w:after="0"/>
+              <w:jc w:val="left"/>
+            </w:pPr>
+            <w:r>
+              <w:rPr>
+                <w:sz w:val="28"/>
+                <w:szCs w:val="28"/>
+              </w:rPr>
+              <w:t xml:space="preserve">กันส่งซ้ำ</w:t>
+            </w:r>
+          </w:p>
+        </w:tc>
+        <w:tc>
+          <w:tcPr>
+            <w:tcW w:w="6719" w:type="dxa"/>
+            <w:shd w:val="clear" w:color="auto" w:fill="F1F5F9"/>
+            <w:vAlign w:val="center"/>
+          </w:tcPr>
+          <w:p>
+            <w:pPr>
+              <w:spacing w:before="0" w:after="0"/>
+              <w:jc w:val="left"/>
+            </w:pPr>
+            <w:r>
+              <w:rPr>
+                <w:sz w:val="28"/>
+                <w:szCs w:val="28"/>
+              </w:rPr>
+              <w:t xml:space="preserve">ปุ่มบันทึกถูกปิดระหว่างรอผล กดซ้ำหรือกด Enter ซ้ำจะไม่ส่งคำขอซ้ำ</w:t>
+            </w:r>
+          </w:p>
+        </w:tc>
+      </w:tr>
+      <w:tr>
+        <w:trPr>
+          <w:cantSplit/>
+        </w:trPr>
+        <w:tc>
+          <w:tcPr>
+            <w:tcW w:w="2307" w:type="dxa"/>
+            <w:shd w:val="clear" w:color="auto" w:fill="FFFFFF"/>
+            <w:vAlign w:val="center"/>
+          </w:tcPr>
+          <w:p>
+            <w:pPr>
+              <w:spacing w:before="0" w:after="0"/>
+              <w:jc w:val="left"/>
+            </w:pPr>
+            <w:r>
+              <w:rPr>
+                <w:sz w:val="28"/>
+                <w:szCs w:val="28"/>
+              </w:rPr>
+              <w:t xml:space="preserve">ข้อมูลบังคับ</w:t>
+            </w:r>
+          </w:p>
+        </w:tc>
+        <w:tc>
+          <w:tcPr>
+            <w:tcW w:w="6719" w:type="dxa"/>
+            <w:shd w:val="clear" w:color="auto" w:fill="FFFFFF"/>
+            <w:vAlign w:val="center"/>
+          </w:tcPr>
+          <w:p>
+            <w:pPr>
+              <w:spacing w:before="0" w:after="0"/>
+              <w:jc w:val="left"/>
+            </w:pPr>
+            <w:r>
+              <w:rPr>
+                <w:sz w:val="28"/>
+                <w:szCs w:val="28"/>
+              </w:rPr>
+              <w:t xml:space="preserve">สถานะตั๋ว วันที่แจ้ง หมวดหมู่ และบทบาทผู้ใช้ห้ามว่าง (NOT NULL) สถานะรับได้เฉพาะ 1-3 บทบาทรับได้เฉพาะ Staff/IT/Admin</w:t>
+            </w:r>
+          </w:p>
+        </w:tc>
+      </w:tr>
+      <w:tr>
+        <w:trPr>
+          <w:cantSplit/>
+        </w:trPr>
+        <w:tc>
+          <w:tcPr>
+            <w:tcW w:w="2307" w:type="dxa"/>
+            <w:shd w:val="clear" w:color="auto" w:fill="F1F5F9"/>
+            <w:vAlign w:val="center"/>
+          </w:tcPr>
+          <w:p>
+            <w:pPr>
+              <w:spacing w:before="0" w:after="0"/>
+              <w:jc w:val="left"/>
+            </w:pPr>
+            <w:r>
+              <w:rPr>
+                <w:sz w:val="28"/>
+                <w:szCs w:val="28"/>
+              </w:rPr>
+              <w:t xml:space="preserve">สาขาของตั๋ว</w:t>
+            </w:r>
+          </w:p>
+        </w:tc>
+        <w:tc>
+          <w:tcPr>
+            <w:tcW w:w="6719" w:type="dxa"/>
+            <w:shd w:val="clear" w:color="auto" w:fill="F1F5F9"/>
+            <w:vAlign w:val="center"/>
+          </w:tcPr>
+          <w:p>
+            <w:pPr>
+              <w:spacing w:before="0" w:after="0"/>
+              <w:jc w:val="left"/>
+            </w:pPr>
+            <w:r>
+              <w:rPr>
+                <w:sz w:val="28"/>
+                <w:szCs w:val="28"/>
+              </w:rPr>
+              <w:t xml:space="preserve">ตั๋วเก็บสาขาที่แจ้งไว้เอง (Dept_ID) ย้ายสาขาภายหลังตั๋วเก่าไม่เปลี่ยน และพื้นที่คำนวณจากสาขาฝั่ง server</w:t>
+            </w:r>
+          </w:p>
+        </w:tc>
+      </w:tr>
+      <w:tr>
+        <w:trPr>
+          <w:cantSplit/>
+        </w:trPr>
+        <w:tc>
+          <w:tcPr>
+            <w:tcW w:w="2307" w:type="dxa"/>
+            <w:shd w:val="clear" w:color="auto" w:fill="FFFFFF"/>
+            <w:vAlign w:val="center"/>
+          </w:tcPr>
+          <w:p>
+            <w:pPr>
+              <w:spacing w:before="0" w:after="0"/>
+              <w:jc w:val="left"/>
+            </w:pPr>
+            <w:r>
+              <w:rPr>
+                <w:sz w:val="28"/>
+                <w:szCs w:val="28"/>
+              </w:rPr>
+              <w:t xml:space="preserve">RLS</w:t>
+            </w:r>
+          </w:p>
+        </w:tc>
+        <w:tc>
+          <w:tcPr>
+            <w:tcW w:w="6719" w:type="dxa"/>
+            <w:shd w:val="clear" w:color="auto" w:fill="FFFFFF"/>
+            <w:vAlign w:val="center"/>
+          </w:tcPr>
+          <w:p>
+            <w:pPr>
+              <w:spacing w:before="0" w:after="0"/>
+              <w:jc w:val="left"/>
+            </w:pPr>
+            <w:r>
+              <w:rPr>
+                <w:sz w:val="28"/>
+                <w:szCs w:val="28"/>
+              </w:rPr>
+              <w:t xml:space="preserve">เปิด Row Level Security ทุกตาราง ไม่มี policy จึงเข้าถึงผ่าน REST API ของ Supabase ไม่ได้ ใช้งานได้ผ่าน backend เท่านั้น</w:t>
+            </w:r>
+          </w:p>
+        </w:tc>
+      </w:tr>
+      <w:tr>
+        <w:trPr>
+          <w:cantSplit/>
+        </w:trPr>
+        <w:tc>
+          <w:tcPr>
+            <w:tcW w:w="2307" w:type="dxa"/>
+            <w:shd w:val="clear" w:color="auto" w:fill="F1F5F9"/>
+            <w:vAlign w:val="center"/>
+          </w:tcPr>
+          <w:p>
+            <w:pPr>
+              <w:spacing w:before="0" w:after="0"/>
+              <w:jc w:val="left"/>
+            </w:pPr>
+            <w:r>
+              <w:rPr>
+                <w:sz w:val="28"/>
+                <w:szCs w:val="28"/>
+              </w:rPr>
+              <w:t xml:space="preserve">กัน XSS</w:t>
+            </w:r>
+          </w:p>
+        </w:tc>
+        <w:tc>
+          <w:tcPr>
+            <w:tcW w:w="6719" w:type="dxa"/>
+            <w:shd w:val="clear" w:color="auto" w:fill="F1F5F9"/>
+            <w:vAlign w:val="center"/>
+          </w:tcPr>
+          <w:p>
+            <w:pPr>
+              <w:spacing w:before="0" w:after="0"/>
+              <w:jc w:val="left"/>
+            </w:pPr>
+            <w:r>
+              <w:rPr>
+                <w:sz w:val="28"/>
+                <w:szCs w:val="28"/>
+              </w:rPr>
+              <w:t xml:space="preserve">ข้อความจากฐานข้อมูลผ่าน escapeHtml ก่อนแสดงบนหน้าเว็บทุกจุด</w:t>
+            </w:r>
+          </w:p>
+        </w:tc>
+      </w:tr>
+      <w:tr>
+        <w:trPr>
+          <w:cantSplit/>
+        </w:trPr>
+        <w:tc>
+          <w:tcPr>
+            <w:tcW w:w="2307" w:type="dxa"/>
+            <w:shd w:val="clear" w:color="auto" w:fill="FFFFFF"/>
+            <w:vAlign w:val="center"/>
+          </w:tcPr>
+          <w:p>
+            <w:pPr>
+              <w:spacing w:before="0" w:after="0"/>
+              <w:jc w:val="left"/>
+            </w:pPr>
+            <w:r>
+              <w:rPr>
+                <w:sz w:val="28"/>
+                <w:szCs w:val="28"/>
+              </w:rPr>
+              <w:t xml:space="preserve">ข้อมูลในเครื่อง</w:t>
+            </w:r>
+          </w:p>
+        </w:tc>
+        <w:tc>
+          <w:tcPr>
+            <w:tcW w:w="6719" w:type="dxa"/>
+            <w:shd w:val="clear" w:color="auto" w:fill="FFFFFF"/>
+            <w:vAlign w:val="center"/>
+          </w:tcPr>
+          <w:p>
+            <w:pPr>
+              <w:spacing w:before="0" w:after="0"/>
+              <w:jc w:val="left"/>
+            </w:pPr>
+            <w:r>
+              <w:rPr>
+                <w:sz w:val="28"/>
+                <w:szCs w:val="28"/>
+              </w:rPr>
+              <w:t xml:space="preserve">แคชตั๋วและข้อมูลผู้แจ้งที่จำไว้ผูกกับ LINE userId เครื่องที่ใช้ร่วมกันจึงไม่เห็นข้อมูลของคนอื่น</w:t>
+            </w:r>
+          </w:p>
+        </w:tc>
+      </w:tr>
+    </w:tbl>
+    <w:p xmlns:w="http://schemas.openxmlformats.org/wordprocessingml/2006/main">
+      <w:pPr>
+        <w:keepNext/>
+      </w:pPr>
+    </w:p>
+    <w:p xmlns:w="http://schemas.openxmlformats.org/wordprocessingml/2006/main">
+      <w:pPr>
+        <w:pStyle w:val="Heading1"/>
+      </w:pPr>
+      <w:r>
+        <w:t xml:space="preserve">9. การออกแบบ UI/UX</w:t>
+      </w:r>
+    </w:p>
+    <w:tbl xmlns:w="http://schemas.openxmlformats.org/wordprocessingml/2006/main">
+      <w:tblPr>
+        <w:tblStyle w:val="TableGrid"/>
+        <w:tblW w:w="9026" w:type="dxa"/>
+        <w:tblLayout w:type="fixed"/>
+        <w:tblCellMar>
+          <w:top w:w="60" w:type="dxa"/>
+          <w:left w:w="100" w:type="dxa"/>
+          <w:bottom w:w="60" w:type="dxa"/>
+          <w:right w:w="100" w:type="dxa"/>
+        </w:tblCellMar>
+        <w:tblLook w:val="04A0"/>
+      </w:tblPr>
+      <w:tblGrid>
+        <w:gridCol w:w="2307"/>
+        <w:gridCol w:w="6719"/>
+      </w:tblGrid>
+      <w:tr>
+        <w:trPr>
+          <w:tblHeader/>
+          <w:cantSplit/>
+        </w:trPr>
+        <w:tc>
+          <w:tcPr>
+            <w:tcW w:w="2307" w:type="dxa"/>
+            <w:shd w:val="clear" w:color="auto" w:fill="1E40AF"/>
+          </w:tcPr>
+          <w:p>
+            <w:pPr>
+              <w:keepNext/>
+              <w:spacing w:before="0" w:after="0"/>
+              <w:jc w:val="center"/>
+            </w:pPr>
+            <w:r>
+              <w:rPr>
+                <w:b/>
+                <w:bCs/>
+                <w:color w:val="FFFFFF"/>
+                <w:sz w:val="28"/>
+                <w:szCs w:val="28"/>
+              </w:rPr>
+              <w:t>หัวข้อ</w:t>
+            </w:r>
+          </w:p>
+        </w:tc>
+        <w:tc>
+          <w:tcPr>
+            <w:tcW w:w="6719" w:type="dxa"/>
+            <w:shd w:val="clear" w:color="auto" w:fill="1E40AF"/>
+          </w:tcPr>
+          <w:p>
+            <w:pPr>
+              <w:keepNext/>
+              <w:spacing w:before="0" w:after="0"/>
+              <w:jc w:val="center"/>
+            </w:pPr>
+            <w:r>
+              <w:rPr>
+                <w:b/>
+                <w:bCs/>
+                <w:color w:val="FFFFFF"/>
+                <w:sz w:val="28"/>
+                <w:szCs w:val="28"/>
+              </w:rPr>
+              <w:t>แนวทางที่ใช้</w:t>
+            </w:r>
+          </w:p>
+        </w:tc>
+      </w:tr>
+      <w:tr>
+        <w:trPr>
+          <w:cantSplit/>
+        </w:trPr>
+        <w:tc>
+          <w:tcPr>
+            <w:tcW w:w="2307" w:type="dxa"/>
+            <w:shd w:val="clear" w:color="auto" w:fill="F1F5F9"/>
+            <w:vAlign w:val="center"/>
+          </w:tcPr>
+          <w:p>
+            <w:pPr>
+              <w:keepNext/>
+              <w:spacing w:before="0" w:after="0"/>
+              <w:jc w:val="left"/>
+            </w:pPr>
+            <w:r>
+              <w:rPr>
+                <w:sz w:val="28"/>
+                <w:szCs w:val="28"/>
+              </w:rPr>
+              <w:t xml:space="preserve">ธีมสี</w:t>
+            </w:r>
+          </w:p>
+        </w:tc>
+        <w:tc>
+          <w:tcPr>
+            <w:tcW w:w="6719" w:type="dxa"/>
+            <w:shd w:val="clear" w:color="auto" w:fill="F1F5F9"/>
+            <w:vAlign w:val="center"/>
+          </w:tcPr>
+          <w:p>
+            <w:pPr>
+              <w:keepNext/>
+              <w:spacing w:before="0" w:after="0"/>
+              <w:jc w:val="left"/>
+            </w:pPr>
+            <w:r>
+              <w:rPr>
+                <w:sz w:val="28"/>
+                <w:szCs w:val="28"/>
+              </w:rPr>
+              <w:t xml:space="preserve">ขาว-เทาแบบหน่วยงานราชการ ใช้สีน้ำเงินเป็นสีหลักสีเดียวทั้งระบบ กำหนดที่ theme.js</w:t>
+            </w:r>
+          </w:p>
+        </w:tc>
+      </w:tr>
+      <w:tr>
+        <w:trPr>
+          <w:cantSplit/>
+        </w:trPr>
+        <w:tc>
+          <w:tcPr>
+            <w:tcW w:w="2307" w:type="dxa"/>
+            <w:shd w:val="clear" w:color="auto" w:fill="FFFFFF"/>
+            <w:vAlign w:val="center"/>
+          </w:tcPr>
+          <w:p>
+            <w:pPr>
+              <w:keepNext/>
+              <w:spacing w:before="0" w:after="0"/>
+              <w:jc w:val="left"/>
+            </w:pPr>
+            <w:r>
+              <w:rPr>
+                <w:sz w:val="28"/>
+                <w:szCs w:val="28"/>
+              </w:rPr>
+              <w:t xml:space="preserve">สีที่มีความหมาย</w:t>
+            </w:r>
+          </w:p>
+        </w:tc>
+        <w:tc>
+          <w:tcPr>
+            <w:tcW w:w="6719" w:type="dxa"/>
+            <w:shd w:val="clear" w:color="auto" w:fill="FFFFFF"/>
+            <w:vAlign w:val="center"/>
+          </w:tcPr>
+          <w:p>
+            <w:pPr>
+              <w:keepNext/>
+              <w:spacing w:before="0" w:after="0"/>
+              <w:jc w:val="left"/>
+            </w:pPr>
+            <w:r>
+              <w:rPr>
+                <w:sz w:val="28"/>
+                <w:szCs w:val="28"/>
+              </w:rPr>
+              <w:t xml:space="preserve">สถานะตั๋ว: เหลืองอำพัน = รอรับเรื่อง, น้ำเงิน = กำลังดำเนินการ, เขียว = เสร็จสิ้น ไม่ใช้สีเหล่านี้กับอย่างอื่น</w:t>
+            </w:r>
+          </w:p>
+        </w:tc>
+      </w:tr>
+      <w:tr>
+        <w:trPr>
+          <w:cantSplit/>
+        </w:trPr>
+        <w:tc>
+          <w:tcPr>
+            <w:tcW w:w="2307" w:type="dxa"/>
+            <w:shd w:val="clear" w:color="auto" w:fill="F1F5F9"/>
+            <w:vAlign w:val="center"/>
+          </w:tcPr>
+          <w:p>
+            <w:pPr>
+              <w:spacing w:before="0" w:after="0"/>
+              <w:jc w:val="left"/>
+            </w:pPr>
+            <w:r>
+              <w:rPr>
+                <w:sz w:val="28"/>
+                <w:szCs w:val="28"/>
+              </w:rPr>
+              <w:t xml:space="preserve">ไอคอน</w:t>
+            </w:r>
+          </w:p>
+        </w:tc>
+        <w:tc>
+          <w:tcPr>
+            <w:tcW w:w="6719" w:type="dxa"/>
+            <w:shd w:val="clear" w:color="auto" w:fill="F1F5F9"/>
+            <w:vAlign w:val="center"/>
+          </w:tcPr>
+          <w:p>
+            <w:pPr>
+              <w:spacing w:before="0" w:after="0"/>
+              <w:jc w:val="left"/>
+            </w:pPr>
+            <w:r>
+              <w:rPr>
+                <w:sz w:val="28"/>
+                <w:szCs w:val="28"/>
+              </w:rPr>
+              <w:t xml:space="preserve">Lucide แบบเส้น (outline) ฝังเป็น SVG ในระบบ ไม่ใช้ emoji สีตามตัวหนังสือรอบข้าง</w:t>
+            </w:r>
+          </w:p>
+        </w:tc>
+      </w:tr>
+      <w:tr>
+        <w:trPr>
+          <w:cantSplit/>
+        </w:trPr>
+        <w:tc>
+          <w:tcPr>
+            <w:tcW w:w="2307" w:type="dxa"/>
+            <w:shd w:val="clear" w:color="auto" w:fill="FFFFFF"/>
+            <w:vAlign w:val="center"/>
+          </w:tcPr>
+          <w:p>
+            <w:pPr>
+              <w:spacing w:before="0" w:after="0"/>
+              <w:jc w:val="left"/>
+            </w:pPr>
+            <w:r>
+              <w:rPr>
+                <w:sz w:val="28"/>
+                <w:szCs w:val="28"/>
+              </w:rPr>
+              <w:t xml:space="preserve">การแจ้งผล</w:t>
+            </w:r>
+          </w:p>
+        </w:tc>
+        <w:tc>
+          <w:tcPr>
+            <w:tcW w:w="6719" w:type="dxa"/>
+            <w:shd w:val="clear" w:color="auto" w:fill="FFFFFF"/>
+            <w:vAlign w:val="center"/>
+          </w:tcPr>
+          <w:p>
+            <w:pPr>
+              <w:spacing w:before="0" w:after="0"/>
+              <w:jc w:val="left"/>
+            </w:pPr>
+            <w:r>
+              <w:rPr>
+                <w:sz w:val="28"/>
+                <w:szCs w:val="28"/>
+              </w:rPr>
+              <w:t xml:space="preserve">ข้อความแจ้งผล (toast) ด้านบนจอ และกล่องยืนยันของระบบเอง แทน alert/confirm ของเบราว์เซอร์</w:t>
+            </w:r>
+          </w:p>
+        </w:tc>
+      </w:tr>
+      <w:tr>
+        <w:trPr>
+          <w:cantSplit/>
+        </w:trPr>
+        <w:tc>
+          <w:tcPr>
+            <w:tcW w:w="2307" w:type="dxa"/>
+            <w:shd w:val="clear" w:color="auto" w:fill="F1F5F9"/>
+            <w:vAlign w:val="center"/>
+          </w:tcPr>
+          <w:p>
+            <w:pPr>
+              <w:spacing w:before="0" w:after="0"/>
+              <w:jc w:val="left"/>
+            </w:pPr>
+            <w:r>
+              <w:rPr>
+                <w:sz w:val="28"/>
+                <w:szCs w:val="28"/>
+              </w:rPr>
+              <w:t xml:space="preserve">ระหว่างโหลด</w:t>
+            </w:r>
+          </w:p>
+        </w:tc>
+        <w:tc>
+          <w:tcPr>
+            <w:tcW w:w="6719" w:type="dxa"/>
+            <w:shd w:val="clear" w:color="auto" w:fill="F1F5F9"/>
+            <w:vAlign w:val="center"/>
+          </w:tcPr>
+          <w:p>
+            <w:pPr>
+              <w:spacing w:before="0" w:after="0"/>
+              <w:jc w:val="left"/>
+            </w:pPr>
+            <w:r>
+              <w:rPr>
+                <w:sz w:val="28"/>
+                <w:szCs w:val="28"/>
+              </w:rPr>
+              <w:t xml:space="preserve">แสดงโครงหน้า (skeleton) รูปร่างเดียวกับข้อมูลจริง แทนวงกลมหมุน</w:t>
+            </w:r>
+          </w:p>
+        </w:tc>
+      </w:tr>
+      <w:tr>
+        <w:trPr>
+          <w:cantSplit/>
+        </w:trPr>
+        <w:tc>
+          <w:tcPr>
+            <w:tcW w:w="2307" w:type="dxa"/>
+            <w:shd w:val="clear" w:color="auto" w:fill="FFFFFF"/>
+            <w:vAlign w:val="center"/>
+          </w:tcPr>
+          <w:p>
+            <w:pPr>
+              <w:spacing w:before="0" w:after="0"/>
+              <w:jc w:val="left"/>
+            </w:pPr>
+            <w:r>
+              <w:rPr>
+                <w:sz w:val="28"/>
+                <w:szCs w:val="28"/>
+              </w:rPr>
+              <w:t xml:space="preserve">ฟอร์มแจ้งซ่อม</w:t>
+            </w:r>
+          </w:p>
+        </w:tc>
+        <w:tc>
+          <w:tcPr>
+            <w:tcW w:w="6719" w:type="dxa"/>
+            <w:shd w:val="clear" w:color="auto" w:fill="FFFFFF"/>
+            <w:vAlign w:val="center"/>
+          </w:tcPr>
+          <w:p>
+            <w:pPr>
+              <w:spacing w:before="0" w:after="0"/>
+              <w:jc w:val="left"/>
+            </w:pPr>
+            <w:r>
+              <w:rPr>
+                <w:sz w:val="28"/>
+                <w:szCs w:val="28"/>
+              </w:rPr>
+              <w:t xml:space="preserve">จำข้อมูลผู้แจ้งไว้ ครั้งต่อไปกรอกแค่หมวดหมู่และอาการ</w:t>
+            </w:r>
+          </w:p>
+        </w:tc>
+      </w:tr>
+      <w:tr>
+        <w:trPr>
+          <w:cantSplit/>
+        </w:trPr>
+        <w:tc>
+          <w:tcPr>
+            <w:tcW w:w="2307" w:type="dxa"/>
+            <w:shd w:val="clear" w:color="auto" w:fill="F1F5F9"/>
+            <w:vAlign w:val="center"/>
+          </w:tcPr>
+          <w:p>
+            <w:pPr>
+              <w:spacing w:before="0" w:after="0"/>
+              <w:jc w:val="left"/>
+            </w:pPr>
+            <w:r>
+              <w:rPr>
+                <w:sz w:val="28"/>
+                <w:szCs w:val="28"/>
+              </w:rPr>
+              <w:t xml:space="preserve">หลังแจ้งซ่อม</w:t>
+            </w:r>
+          </w:p>
+        </w:tc>
+        <w:tc>
+          <w:tcPr>
+            <w:tcW w:w="6719" w:type="dxa"/>
+            <w:shd w:val="clear" w:color="auto" w:fill="F1F5F9"/>
+            <w:vAlign w:val="center"/>
+          </w:tcPr>
+          <w:p>
+            <w:pPr>
+              <w:spacing w:before="0" w:after="0"/>
+              <w:jc w:val="left"/>
+            </w:pPr>
+            <w:r>
+              <w:rPr>
+                <w:sz w:val="28"/>
+                <w:szCs w:val="28"/>
+              </w:rPr>
+              <w:t xml:space="preserve">หน้าจอสำเร็จแสดงเลขตั๋ว พร้อมปุ่มไปดูสถานะที่หน้าประวัติ</w:t>
+            </w:r>
+          </w:p>
+        </w:tc>
+      </w:tr>
+      <w:tr>
+        <w:trPr>
+          <w:cantSplit/>
+        </w:trPr>
+        <w:tc>
+          <w:tcPr>
+            <w:tcW w:w="2307" w:type="dxa"/>
+            <w:shd w:val="clear" w:color="auto" w:fill="FFFFFF"/>
+            <w:vAlign w:val="center"/>
+          </w:tcPr>
+          <w:p>
+            <w:pPr>
+              <w:spacing w:before="0" w:after="0"/>
+              <w:jc w:val="left"/>
+            </w:pPr>
+            <w:r>
+              <w:rPr>
+                <w:sz w:val="28"/>
+                <w:szCs w:val="28"/>
+              </w:rPr>
+              <w:t xml:space="preserve">มือถือ</w:t>
+            </w:r>
+          </w:p>
+        </w:tc>
+        <w:tc>
+          <w:tcPr>
+            <w:tcW w:w="6719" w:type="dxa"/>
+            <w:shd w:val="clear" w:color="auto" w:fill="FFFFFF"/>
+            <w:vAlign w:val="center"/>
+          </w:tcPr>
+          <w:p>
+            <w:pPr>
+              <w:spacing w:before="0" w:after="0"/>
+              <w:jc w:val="left"/>
+            </w:pPr>
+            <w:r>
+              <w:rPr>
+                <w:sz w:val="28"/>
+                <w:szCs w:val="28"/>
+              </w:rPr>
+              <w:t xml:space="preserve">ออกแบบสำหรับจอมือถือก่อน มีแถบเมนูล่าง ปุ่มสูงอย่างน้อย 40px กันการซูมเองของ iOS</w:t>
+            </w:r>
+          </w:p>
+        </w:tc>
+      </w:tr>
+    </w:tbl>
     <w:sectPr>
       <w:pgSz w:w="11906" w:h="16838"/>
       <w:pgMar w:top="1440" w:right="1440" w:bottom="1440" w:left="1440" w:header="720" w:footer="720"/>
@@ -5899,6 +9438,8 @@
   <w:style w:type="paragraph" w:styleId="Heading1">
     <w:name w:val="heading 1"/>
     <w:pPr>
+      <w:keepNext/>
+      <w:keepLines/>
       <w:spacing w:before="360" w:after="120"/>
     </w:pPr>
     <w:rPr>
@@ -5912,6 +9453,8 @@
   <w:style w:type="paragraph" w:styleId="Heading2">
     <w:name w:val="heading 2"/>
     <w:pPr>
+      <w:keepNext/>
+      <w:keepLines/>
       <w:spacing w:before="280" w:after="80"/>
     </w:pPr>
     <w:rPr>
@@ -5925,6 +9468,8 @@
   <w:style w:type="paragraph" w:styleId="Heading3">
     <w:name w:val="heading 3"/>
     <w:pPr>
+      <w:keepNext/>
+      <w:keepLines/>
       <w:spacing w:before="200" w:after="60"/>
     </w:pPr>
     <w:rPr>
